--- a/5.Implantação/Conim - Guia de Implantação.docx
+++ b/5.Implantação/Conim - Guia de Implantação.docx
@@ -14,7 +14,7 @@
           <wp:inline distB="114300" distT="114300" distL="114300" distR="114300">
             <wp:extent cx="3705398" cy="3580707"/>
             <wp:effectExtent b="0" l="0" r="0" t="0"/>
-            <wp:docPr id="5" name="image1.png"/>
+            <wp:docPr id="4" name="image1.png"/>
             <a:graphic>
               <a:graphicData uri="http://schemas.openxmlformats.org/drawingml/2006/picture">
                 <pic:pic>
@@ -248,12 +248,12 @@
                 <wp:extent cx="7112074" cy="721995"/>
                 <wp:effectExtent b="0" l="0" r="0" t="0"/>
                 <wp:wrapNone/>
-                <wp:docPr id="2" name="image4.png"/>
+                <wp:docPr id="2" name="image5.png"/>
                 <a:graphic>
                   <a:graphicData uri="http://schemas.openxmlformats.org/drawingml/2006/picture">
                     <pic:pic>
                       <pic:nvPicPr>
-                        <pic:cNvPr id="0" name="image4.png"/>
+                        <pic:cNvPr id="0" name="image5.png"/>
                         <pic:cNvPicPr preferRelativeResize="0"/>
                       </pic:nvPicPr>
                       <pic:blipFill>
@@ -321,7 +321,7 @@
                 <wp:positionV relativeFrom="paragraph">
                   <wp:posOffset>192088</wp:posOffset>
                 </wp:positionV>
-                <wp:extent cx="7112000" cy="1112439"/>
+                <wp:extent cx="7112000" cy="713102"/>
                 <wp:effectExtent b="0" l="0" r="0" t="0"/>
                 <wp:wrapNone/>
                 <wp:docPr id="1" name=""/>
@@ -365,7 +365,7 @@
                                 <w:sz w:val="32"/>
                                 <w:vertAlign w:val="baseline"/>
                               </w:rPr>
-                              <w:t xml:space="preserve">Versão &lt;</w:t>
+                              <w:t xml:space="preserve">Versão </w:t>
                             </w:r>
                             <w:r>
                               <w:rPr>
@@ -379,39 +379,6 @@
                                 <w:vertAlign w:val="baseline"/>
                               </w:rPr>
                               <w:t xml:space="preserve">1.0</w:t>
-                            </w:r>
-                            <w:r>
-                              <w:rPr>
-                                <w:rFonts w:ascii="Quattrocento Sans" w:cs="Quattrocento Sans" w:eastAsia="Quattrocento Sans" w:hAnsi="Quattrocento Sans"/>
-                                <w:b w:val="0"/>
-                                <w:i w:val="0"/>
-                                <w:smallCaps w:val="0"/>
-                                <w:strike w:val="0"/>
-                                <w:color w:val="1e1c11"/>
-                                <w:sz w:val="32"/>
-                                <w:vertAlign w:val="baseline"/>
-                              </w:rPr>
-                              <w:t xml:space="preserve">&gt;</w:t>
-                            </w:r>
-                          </w:p>
-                          <w:p>
-                            <w:pPr>
-                              <w:spacing w:after="240" w:before="0" w:line="240"/>
-                              <w:ind w:left="0" w:right="0" w:firstLine="0"/>
-                              <w:jc w:val="right"/>
-                              <w:textDirection w:val="btLr"/>
-                            </w:pPr>
-                            <w:r>
-                              <w:rPr>
-                                <w:rFonts w:ascii="Quattrocento Sans" w:cs="Quattrocento Sans" w:eastAsia="Quattrocento Sans" w:hAnsi="Quattrocento Sans"/>
-                                <w:b w:val="0"/>
-                                <w:i w:val="0"/>
-                                <w:smallCaps w:val="0"/>
-                                <w:strike w:val="0"/>
-                                <w:color w:val="1e1c11"/>
-                                <w:sz w:val="32"/>
-                                <w:vertAlign w:val="baseline"/>
-                              </w:rPr>
                             </w:r>
                           </w:p>
                           <w:p>
@@ -455,15 +422,15 @@
                 <wp:positionV relativeFrom="paragraph">
                   <wp:posOffset>192088</wp:posOffset>
                 </wp:positionV>
-                <wp:extent cx="7112000" cy="1112439"/>
+                <wp:extent cx="7112000" cy="713102"/>
                 <wp:effectExtent b="0" l="0" r="0" t="0"/>
                 <wp:wrapNone/>
-                <wp:docPr id="1" name="image3.png"/>
+                <wp:docPr id="1" name="image4.png"/>
                 <a:graphic>
                   <a:graphicData uri="http://schemas.openxmlformats.org/drawingml/2006/picture">
                     <pic:pic>
                       <pic:nvPicPr>
-                        <pic:cNvPr id="0" name="image3.png"/>
+                        <pic:cNvPr id="0" name="image4.png"/>
                         <pic:cNvPicPr preferRelativeResize="0"/>
                       </pic:nvPicPr>
                       <pic:blipFill>
@@ -476,7 +443,7 @@
                       <pic:spPr>
                         <a:xfrm>
                           <a:off x="0" y="0"/>
-                          <a:ext cx="7112000" cy="1112439"/>
+                          <a:ext cx="7112000" cy="713102"/>
                         </a:xfrm>
                         <a:prstGeom prst="rect"/>
                         <a:ln/>
@@ -798,12 +765,12 @@
                 <wp:extent cx="7279005" cy="980049"/>
                 <wp:effectExtent b="0" l="0" r="0" t="0"/>
                 <wp:wrapNone/>
-                <wp:docPr id="3" name="image5.png"/>
+                <wp:docPr id="3" name="image6.png"/>
                 <a:graphic>
                   <a:graphicData uri="http://schemas.openxmlformats.org/drawingml/2006/picture">
                     <pic:pic>
                       <pic:nvPicPr>
-                        <pic:cNvPr id="0" name="image5.png"/>
+                        <pic:cNvPr id="0" name="image6.png"/>
                         <pic:cNvPicPr preferRelativeResize="0"/>
                       </pic:nvPicPr>
                       <pic:blipFill>
@@ -860,16 +827,16 @@
         <w:tblLook w:val="0000"/>
       </w:tblPr>
       <w:tblGrid>
-        <w:gridCol w:w="1550"/>
+        <w:gridCol w:w="1545"/>
         <w:gridCol w:w="1080"/>
-        <w:gridCol w:w="4680"/>
-        <w:gridCol w:w="2410"/>
+        <w:gridCol w:w="4695"/>
+        <w:gridCol w:w="2400"/>
         <w:tblGridChange w:id="0">
           <w:tblGrid>
-            <w:gridCol w:w="1550"/>
+            <w:gridCol w:w="1545"/>
             <w:gridCol w:w="1080"/>
-            <w:gridCol w:w="4680"/>
-            <w:gridCol w:w="2410"/>
+            <w:gridCol w:w="4695"/>
+            <w:gridCol w:w="2400"/>
           </w:tblGrid>
         </w:tblGridChange>
       </w:tblGrid>
@@ -1048,7 +1015,7 @@
                 <w:color w:val="0000ff"/>
                 <w:rtl w:val="0"/>
               </w:rPr>
-              <w:t xml:space="preserve">06/11/2025</w:t>
+              <w:t xml:space="preserve">13/11/2025</w:t>
             </w:r>
             <w:r>
               <w:rPr>
@@ -1133,25 +1100,6 @@
             </w:pPr>
             <w:r>
               <w:rPr>
-                <w:rFonts w:ascii="Arial" w:cs="Arial" w:eastAsia="Arial" w:hAnsi="Arial"/>
-                <w:b w:val="0"/>
-                <w:bCs w:val="0"/>
-                <w:i w:val="1"/>
-                <w:iCs w:val="1"/>
-                <w:smallCaps w:val="0"/>
-                <w:strike w:val="0"/>
-                <w:color w:val="0000ff"/>
-                <w:sz w:val="20"/>
-                <w:szCs w:val="20"/>
-                <w:u w:val="none"/>
-                <w:shd w:fill="auto" w:val="clear"/>
-                <w:vertAlign w:val="baseline"/>
-                <w:rtl w:val="0"/>
-              </w:rPr>
-              <w:t xml:space="preserve">[</w:t>
-            </w:r>
-            <w:r>
-              <w:rPr>
                 <w:i w:val="1"/>
                 <w:iCs w:val="1"/>
                 <w:color w:val="0000ff"/>
@@ -1161,22 +1109,8 @@
             </w:r>
             <w:r>
               <w:rPr>
-                <w:rFonts w:ascii="Arial" w:cs="Arial" w:eastAsia="Arial" w:hAnsi="Arial"/>
-                <w:b w:val="0"/>
-                <w:bCs w:val="0"/>
-                <w:i w:val="1"/>
-                <w:iCs w:val="1"/>
-                <w:smallCaps w:val="0"/>
-                <w:strike w:val="0"/>
-                <w:color w:val="0000ff"/>
-                <w:sz w:val="20"/>
-                <w:szCs w:val="20"/>
-                <w:u w:val="none"/>
-                <w:shd w:fill="auto" w:val="clear"/>
-                <w:vertAlign w:val="baseline"/>
                 <w:rtl w:val="0"/>
               </w:rPr>
-              <w:t xml:space="preserve">]</w:t>
             </w:r>
           </w:p>
         </w:tc>
@@ -1217,31 +1151,12 @@
             </w:pPr>
             <w:r>
               <w:rPr>
-                <w:rFonts w:ascii="Arial" w:cs="Arial" w:eastAsia="Arial" w:hAnsi="Arial"/>
-                <w:b w:val="0"/>
-                <w:bCs w:val="0"/>
-                <w:i w:val="1"/>
-                <w:iCs w:val="1"/>
-                <w:smallCaps w:val="0"/>
-                <w:strike w:val="0"/>
-                <w:color w:val="0000ff"/>
-                <w:sz w:val="20"/>
-                <w:szCs w:val="20"/>
-                <w:u w:val="none"/>
-                <w:shd w:fill="auto" w:val="clear"/>
-                <w:vertAlign w:val="baseline"/>
-                <w:rtl w:val="0"/>
-              </w:rPr>
-              <w:t xml:space="preserve">[Descrever as principais alterações realizadas no documento, evidenciando as seções ou capítulos alterados] AGU</w:t>
-            </w:r>
-            <w:r>
-              <w:rPr>
                 <w:i w:val="1"/>
                 <w:iCs w:val="1"/>
                 <w:color w:val="0000ff"/>
                 <w:rtl w:val="0"/>
               </w:rPr>
-              <w:t xml:space="preserve">ARDANDO FEEDBACK</w:t>
+              <w:t xml:space="preserve">Correção </w:t>
             </w:r>
             <w:r>
               <w:rPr>
@@ -1313,17 +1228,22 @@
           <w:p>
             <w:pPr>
               <w:jc w:val="left"/>
-              <w:rPr/>
+              <w:rPr>
+                <w:i w:val="1"/>
+                <w:iCs w:val="1"/>
+                <w:color w:val="0000ff"/>
+              </w:rPr>
             </w:pPr>
             <w:r>
               <w:rPr>
+                <w:i w:val="1"/>
+                <w:iCs w:val="1"/>
+                <w:color w:val="0000ff"/>
                 <w:rtl w:val="0"/>
               </w:rPr>
+              <w:t xml:space="preserve">25/11/2025</w:t>
             </w:r>
           </w:p>
-        </w:tc>
-        <w:tc>
-          <w:tcPr/>
           <w:p>
             <w:pPr>
               <w:jc w:val="left"/>
@@ -1340,13 +1260,69 @@
           <w:tcPr/>
           <w:p>
             <w:pPr>
+              <w:keepNext w:val="0"/>
+              <w:keepLines w:val="0"/>
+              <w:widowControl w:val="1"/>
+              <w:pBdr>
+                <w:top w:space="0" w:sz="0" w:val="nil"/>
+                <w:left w:space="0" w:sz="0" w:val="nil"/>
+                <w:bottom w:space="0" w:sz="0" w:val="nil"/>
+                <w:right w:space="0" w:sz="0" w:val="nil"/>
+                <w:between w:space="0" w:sz="0" w:val="nil"/>
+              </w:pBdr>
+              <w:shd w:fill="auto" w:val="clear"/>
+              <w:spacing w:after="0" w:before="0" w:line="240" w:lineRule="auto"/>
+              <w:ind w:left="0" w:right="0" w:firstLine="0"/>
               <w:jc w:val="left"/>
-              <w:rPr/>
+              <w:rPr>
+                <w:i w:val="1"/>
+                <w:iCs w:val="1"/>
+                <w:color w:val="0000ff"/>
+              </w:rPr>
             </w:pPr>
             <w:r>
               <w:rPr>
+                <w:i w:val="1"/>
+                <w:iCs w:val="1"/>
+                <w:color w:val="0000ff"/>
                 <w:rtl w:val="0"/>
               </w:rPr>
+              <w:t xml:space="preserve">3.0</w:t>
+            </w:r>
+          </w:p>
+        </w:tc>
+        <w:tc>
+          <w:tcPr/>
+          <w:p>
+            <w:pPr>
+              <w:keepNext w:val="0"/>
+              <w:keepLines w:val="0"/>
+              <w:widowControl w:val="1"/>
+              <w:pBdr>
+                <w:top w:space="0" w:sz="0" w:val="nil"/>
+                <w:left w:space="0" w:sz="0" w:val="nil"/>
+                <w:bottom w:space="0" w:sz="0" w:val="nil"/>
+                <w:right w:space="0" w:sz="0" w:val="nil"/>
+                <w:between w:space="0" w:sz="0" w:val="nil"/>
+              </w:pBdr>
+              <w:shd w:fill="auto" w:val="clear"/>
+              <w:spacing w:after="0" w:before="0" w:line="240" w:lineRule="auto"/>
+              <w:ind w:left="0" w:right="0" w:firstLine="0"/>
+              <w:jc w:val="left"/>
+              <w:rPr>
+                <w:i w:val="1"/>
+                <w:iCs w:val="1"/>
+                <w:color w:val="0000ff"/>
+              </w:rPr>
+            </w:pPr>
+            <w:r>
+              <w:rPr>
+                <w:i w:val="1"/>
+                <w:iCs w:val="1"/>
+                <w:color w:val="0000ff"/>
+                <w:rtl w:val="0"/>
+              </w:rPr>
+              <w:t xml:space="preserve">Revisão do documento e ajustes finais</w:t>
             </w:r>
           </w:p>
         </w:tc>
@@ -1355,75 +1331,20 @@
           <w:p>
             <w:pPr>
               <w:jc w:val="left"/>
-              <w:rPr/>
+              <w:rPr>
+                <w:i w:val="1"/>
+                <w:iCs w:val="1"/>
+                <w:color w:val="0000ff"/>
+              </w:rPr>
             </w:pPr>
             <w:r>
               <w:rPr>
+                <w:i w:val="1"/>
+                <w:iCs w:val="1"/>
+                <w:color w:val="0000ff"/>
                 <w:rtl w:val="0"/>
               </w:rPr>
-            </w:r>
-          </w:p>
-        </w:tc>
-      </w:tr>
-      <w:tr>
-        <w:trPr>
-          <w:cantSplit w:val="0"/>
-          <w:trHeight w:val="284" w:hRule="atLeast"/>
-          <w:tblHeader w:val="0"/>
-        </w:trPr>
-        <w:tc>
-          <w:tcPr/>
-          <w:p>
-            <w:pPr>
-              <w:jc w:val="left"/>
-              <w:rPr/>
-            </w:pPr>
-            <w:r>
-              <w:rPr>
-                <w:rtl w:val="0"/>
-              </w:rPr>
-            </w:r>
-          </w:p>
-        </w:tc>
-        <w:tc>
-          <w:tcPr/>
-          <w:p>
-            <w:pPr>
-              <w:jc w:val="left"/>
-              <w:rPr/>
-            </w:pPr>
-            <w:r>
-              <w:rPr>
-                <w:rtl w:val="0"/>
-              </w:rPr>
-            </w:r>
-          </w:p>
-        </w:tc>
-        <w:tc>
-          <w:tcPr/>
-          <w:p>
-            <w:pPr>
-              <w:jc w:val="left"/>
-              <w:rPr/>
-            </w:pPr>
-            <w:r>
-              <w:rPr>
-                <w:rtl w:val="0"/>
-              </w:rPr>
-            </w:r>
-          </w:p>
-        </w:tc>
-        <w:tc>
-          <w:tcPr/>
-          <w:p>
-            <w:pPr>
-              <w:jc w:val="left"/>
-              <w:rPr/>
-            </w:pPr>
-            <w:r>
-              <w:rPr>
-                <w:rtl w:val="0"/>
-              </w:rPr>
+              <w:t xml:space="preserve">Bruno Giovanni Rocchetti de Mello Cesar, Felipe Camargo, Gustavo Leme, Rebeca Lima, Vitoria Miki</w:t>
             </w:r>
           </w:p>
         </w:tc>
@@ -1457,7 +1378,7 @@
     </w:p>
     <w:sdt>
       <w:sdtPr>
-        <w:id w:val="264740772"/>
+        <w:id w:val="1878692580"/>
         <w:docPartObj>
           <w:docPartGallery w:val="Table of Contents"/>
           <w:docPartUnique w:val="1"/>
@@ -2099,6 +2020,34 @@
                 <w:rtl w:val="0"/>
               </w:rPr>
               <w:t xml:space="preserve">3.3. Software</w:t>
+            </w:r>
+          </w:hyperlink>
+          <w:hyperlink w:anchor="_s5bt49biesk0">
+            <w:r>
+              <w:rPr>
+                <w:rtl w:val="0"/>
+              </w:rPr>
+              <w:t xml:space="preserve">. </w:t>
+            </w:r>
+          </w:hyperlink>
+          <w:hyperlink w:anchor="_s5bt49biesk0">
+            <w:r>
+              <w:rPr>
+                <w:rFonts w:ascii="Arial" w:cs="Arial" w:eastAsia="Arial" w:hAnsi="Arial"/>
+                <w:b w:val="0"/>
+                <w:bCs w:val="0"/>
+                <w:i w:val="0"/>
+                <w:iCs w:val="0"/>
+                <w:smallCaps w:val="0"/>
+                <w:strike w:val="0"/>
+                <w:color w:val="000000"/>
+                <w:sz w:val="20"/>
+                <w:szCs w:val="20"/>
+                <w:u w:val="none"/>
+                <w:shd w:fill="auto" w:val="clear"/>
+                <w:vertAlign w:val="baseline"/>
+                <w:rtl w:val="0"/>
+              </w:rPr>
               <w:tab/>
             </w:r>
           </w:hyperlink>
@@ -2109,7 +2058,7 @@
               <w:szCs w:val="22"/>
               <w:rtl w:val="0"/>
             </w:rPr>
-            <w:t xml:space="preserve">5</w:t>
+            <w:t xml:space="preserve">6</w:t>
           </w:r>
           <w:r>
             <w:rPr>
@@ -2174,7 +2123,7 @@
                 <w:vertAlign w:val="baseline"/>
                 <w:rtl w:val="0"/>
               </w:rPr>
-              <w:t xml:space="preserve">3.4. Pessoas</w:t>
+              <w:t xml:space="preserve">3.4. Pessoas </w:t>
               <w:tab/>
             </w:r>
           </w:hyperlink>
@@ -2361,7 +2310,7 @@
         <w:pStyle w:val="Heading1"/>
         <w:numPr>
           <w:ilvl w:val="0"/>
-          <w:numId w:val="1"/>
+          <w:numId w:val="10"/>
         </w:numPr>
         <w:ind w:left="0" w:firstLine="0"/>
         <w:rPr/>
@@ -2537,7 +2486,21 @@
     </w:p>
     <w:p>
       <w:pPr>
-        <w:ind w:left="576" w:firstLine="0"/>
+        <w:keepNext w:val="0"/>
+        <w:keepLines w:val="0"/>
+        <w:pageBreakBefore w:val="0"/>
+        <w:widowControl w:val="1"/>
+        <w:pBdr>
+          <w:top w:space="0" w:sz="0" w:val="nil"/>
+          <w:left w:space="0" w:sz="0" w:val="nil"/>
+          <w:bottom w:space="0" w:sz="0" w:val="nil"/>
+          <w:right w:space="0" w:sz="0" w:val="nil"/>
+          <w:between w:space="0" w:sz="0" w:val="nil"/>
+        </w:pBdr>
+        <w:shd w:fill="auto" w:val="clear"/>
+        <w:spacing w:after="0" w:before="0" w:line="240" w:lineRule="auto"/>
+        <w:ind w:left="576" w:right="0" w:firstLine="0"/>
+        <w:jc w:val="both"/>
         <w:rPr/>
       </w:pPr>
       <w:r>
@@ -2548,9 +2511,6 @@
       </w:r>
       <w:r>
         <w:rPr>
-          <w:color w:val="333333"/>
-          <w:sz w:val="21"/>
-          <w:szCs w:val="21"/>
           <w:rtl w:val="0"/>
         </w:rPr>
         <w:t xml:space="preserve">instâncias que disponibilizam recursos computacionais para implementação na nuvem AWS. </w:t>
@@ -2574,10 +2534,6 @@
     <w:p>
       <w:pPr>
         <w:pStyle w:val="Heading2"/>
-        <w:numPr>
-          <w:ilvl w:val="1"/>
-          <w:numId w:val="2"/>
-        </w:numPr>
         <w:ind w:left="0" w:firstLine="0"/>
         <w:rPr/>
       </w:pPr>
@@ -2833,6 +2789,74 @@
           <w:bCs w:val="1"/>
           <w:rtl w:val="0"/>
         </w:rPr>
+        <w:t xml:space="preserve">SpinOff. </w:t>
+      </w:r>
+      <w:r>
+        <w:rPr>
+          <w:color w:val="343a40"/>
+          <w:rtl w:val="0"/>
+        </w:rPr>
+        <w:t xml:space="preserve">P</w:t>
+      </w:r>
+      <w:r>
+        <w:rPr>
+          <w:color w:val="343a40"/>
+          <w:rtl w:val="0"/>
+        </w:rPr>
+        <w:t xml:space="preserve">rocesso de desenvolvimento de sistemas simplificado que utiliza práticas do </w:t>
+      </w:r>
+      <w:r>
+        <w:rPr>
+          <w:rtl w:val="0"/>
+        </w:rPr>
+        <w:t xml:space="preserve">Processo Unificado </w:t>
+      </w:r>
+      <w:r>
+        <w:rPr>
+          <w:color w:val="343a40"/>
+          <w:rtl w:val="0"/>
+        </w:rPr>
+        <w:t xml:space="preserve">e </w:t>
+      </w:r>
+      <w:r>
+        <w:rPr>
+          <w:rtl w:val="0"/>
+        </w:rPr>
+        <w:t xml:space="preserve">Método Scrum em: </w:t>
+      </w:r>
+      <w:hyperlink r:id="rId19">
+        <w:r>
+          <w:rPr>
+            <w:color w:val="1155cc"/>
+            <w:u w:val="single"/>
+            <w:rtl w:val="0"/>
+          </w:rPr>
+          <w:t xml:space="preserve">http://arum.tec.br/SpinOff/index.htm</w:t>
+        </w:r>
+      </w:hyperlink>
+      <w:r>
+        <w:rPr>
+          <w:rtl w:val="0"/>
+        </w:rPr>
+        <w:t xml:space="preserve">. Acesso em: nov. 2025</w:t>
+      </w:r>
+      <w:r>
+        <w:rPr>
+          <w:rtl w:val="0"/>
+        </w:rPr>
+      </w:r>
+    </w:p>
+    <w:p>
+      <w:pPr>
+        <w:ind w:left="0" w:firstLine="0"/>
+        <w:rPr/>
+      </w:pPr>
+      <w:r>
+        <w:rPr>
+          <w:b w:val="1"/>
+          <w:bCs w:val="1"/>
+          <w:rtl w:val="0"/>
+        </w:rPr>
         <w:t xml:space="preserve">Astah.</w:t>
       </w:r>
       <w:r>
@@ -2855,7 +2879,7 @@
         </w:rPr>
         <w:t xml:space="preserve"> Disponível em:</w:t>
       </w:r>
-      <w:hyperlink r:id="rId19">
+      <w:hyperlink r:id="rId20">
         <w:r>
           <w:rPr>
             <w:rtl w:val="0"/>
@@ -2863,7 +2887,7 @@
           <w:t xml:space="preserve"> </w:t>
         </w:r>
       </w:hyperlink>
-      <w:hyperlink r:id="rId20">
+      <w:hyperlink r:id="rId21">
         <w:r>
           <w:rPr>
             <w:color w:val="1155cc"/>
@@ -2878,6 +2902,17 @@
           <w:rtl w:val="0"/>
         </w:rPr>
         <w:t xml:space="preserve">. Acesso em: nov. 2025.</w:t>
+      </w:r>
+    </w:p>
+    <w:p>
+      <w:pPr>
+        <w:ind w:left="0" w:firstLine="0"/>
+        <w:rPr/>
+      </w:pPr>
+      <w:r>
+        <w:rPr>
+          <w:rtl w:val="0"/>
+        </w:rPr>
       </w:r>
     </w:p>
     <w:p>
@@ -2921,21 +2956,233 @@
     </w:p>
     <w:p>
       <w:pPr>
-        <w:pStyle w:val="Heading2"/>
+        <w:tabs>
+          <w:tab w:val="left" w:leader="none" w:pos="539"/>
+          <w:tab w:val="right" w:leader="none" w:pos="9540"/>
+        </w:tabs>
+        <w:spacing w:before="120" w:lineRule="auto"/>
+        <w:ind w:left="0" w:firstLine="0"/>
+        <w:rPr>
+          <w:b w:val="1"/>
+          <w:bCs w:val="1"/>
+          <w:sz w:val="24"/>
+          <w:szCs w:val="24"/>
+        </w:rPr>
+      </w:pPr>
+      <w:hyperlink w:anchor="_s9048xqgv9n6">
+        <w:r>
+          <w:rPr>
+            <w:b w:val="1"/>
+            <w:bCs w:val="1"/>
+            <w:smallCaps w:val="1"/>
+            <w:sz w:val="24"/>
+            <w:szCs w:val="24"/>
+            <w:rtl w:val="0"/>
+          </w:rPr>
+          <w:t xml:space="preserve">2. Planejamento de Implantação</w:t>
+        </w:r>
+      </w:hyperlink>
+      <w:r>
+        <w:rPr>
+          <w:b w:val="1"/>
+          <w:bCs w:val="1"/>
+          <w:sz w:val="24"/>
+          <w:szCs w:val="24"/>
+          <w:rtl w:val="0"/>
+        </w:rPr>
+        <w:t xml:space="preserve"> </w:t>
+      </w:r>
+    </w:p>
+    <w:p>
+      <w:pPr>
+        <w:tabs>
+          <w:tab w:val="left" w:leader="none" w:pos="539"/>
+          <w:tab w:val="right" w:leader="none" w:pos="9540"/>
+        </w:tabs>
+        <w:spacing w:before="120" w:lineRule="auto"/>
+        <w:ind w:left="0" w:firstLine="0"/>
+        <w:rPr>
+          <w:b w:val="1"/>
+          <w:bCs w:val="1"/>
+          <w:sz w:val="24"/>
+          <w:szCs w:val="24"/>
+        </w:rPr>
+      </w:pPr>
+      <w:r>
+        <w:rPr>
+          <w:rtl w:val="0"/>
+        </w:rPr>
+      </w:r>
+    </w:p>
+    <w:p>
+      <w:pPr>
+        <w:spacing w:after="240" w:lineRule="auto"/>
+        <w:jc w:val="left"/>
+        <w:rPr/>
+      </w:pPr>
+      <w:r>
+        <w:rPr>
+          <w:rtl w:val="0"/>
+        </w:rPr>
+        <w:t xml:space="preserve">A implantação do projeto será realizada em etapas, garantindo maior atenção para execução de cada funcionalidade.</w:t>
+      </w:r>
+    </w:p>
+    <w:p>
+      <w:pPr>
+        <w:spacing w:after="240" w:before="240" w:lineRule="auto"/>
+        <w:jc w:val="left"/>
+        <w:rPr/>
+      </w:pPr>
+      <w:r>
+        <w:rPr>
+          <w:rtl w:val="0"/>
+        </w:rPr>
+        <w:t xml:space="preserve">As etapas incluem:</w:t>
+      </w:r>
+    </w:p>
+    <w:p>
+      <w:pPr>
         <w:numPr>
-          <w:ilvl w:val="1"/>
-          <w:numId w:val="2"/>
+          <w:ilvl w:val="0"/>
+          <w:numId w:val="5"/>
         </w:numPr>
+        <w:spacing w:before="240" w:lineRule="auto"/>
+        <w:ind w:left="720" w:hanging="360"/>
+        <w:jc w:val="left"/>
+      </w:pPr>
+      <w:r>
+        <w:rPr>
+          <w:rtl w:val="0"/>
+        </w:rPr>
+        <w:t xml:space="preserve">Planejamento e modelagem de Implantação;</w:t>
+        <w:br w:type="textWrapping"/>
+      </w:r>
+    </w:p>
+    <w:p>
+      <w:pPr>
+        <w:numPr>
+          <w:ilvl w:val="0"/>
+          <w:numId w:val="5"/>
+        </w:numPr>
+        <w:ind w:left="720" w:hanging="360"/>
+        <w:jc w:val="left"/>
+      </w:pPr>
+      <w:r>
+        <w:rPr>
+          <w:rtl w:val="0"/>
+        </w:rPr>
+        <w:t xml:space="preserve">Análise de funcionalidades do sistema;</w:t>
+        <w:br w:type="textWrapping"/>
+      </w:r>
+    </w:p>
+    <w:p>
+      <w:pPr>
+        <w:numPr>
+          <w:ilvl w:val="0"/>
+          <w:numId w:val="5"/>
+        </w:numPr>
+        <w:ind w:left="720" w:hanging="360"/>
+        <w:jc w:val="left"/>
+      </w:pPr>
+      <w:r>
+        <w:rPr>
+          <w:rtl w:val="0"/>
+        </w:rPr>
+        <w:t xml:space="preserve">Implantação na nuvem AWS;</w:t>
+      </w:r>
+    </w:p>
+    <w:p>
+      <w:pPr>
+        <w:ind w:left="720" w:firstLine="0"/>
+        <w:jc w:val="left"/>
+        <w:rPr/>
+      </w:pPr>
+      <w:r>
+        <w:rPr>
+          <w:rtl w:val="0"/>
+        </w:rPr>
+      </w:r>
+    </w:p>
+    <w:p>
+      <w:pPr>
+        <w:numPr>
+          <w:ilvl w:val="0"/>
+          <w:numId w:val="5"/>
+        </w:numPr>
+        <w:ind w:left="720" w:hanging="360"/>
+        <w:jc w:val="left"/>
+      </w:pPr>
+      <w:r>
+        <w:rPr>
+          <w:rtl w:val="0"/>
+        </w:rPr>
+        <w:t xml:space="preserve">Correções e ajustes do sistema;</w:t>
+      </w:r>
+    </w:p>
+    <w:p>
+      <w:pPr>
+        <w:ind w:left="720" w:firstLine="0"/>
+        <w:jc w:val="left"/>
+        <w:rPr/>
+      </w:pPr>
+      <w:r>
+        <w:rPr>
+          <w:rtl w:val="0"/>
+        </w:rPr>
+      </w:r>
+    </w:p>
+    <w:p>
+      <w:pPr>
+        <w:numPr>
+          <w:ilvl w:val="0"/>
+          <w:numId w:val="5"/>
+        </w:numPr>
+        <w:spacing w:after="240" w:lineRule="auto"/>
+        <w:ind w:left="720" w:hanging="360"/>
+        <w:jc w:val="left"/>
+        <w:rPr>
+          <w:u w:val="none"/>
+        </w:rPr>
+      </w:pPr>
+      <w:r>
+        <w:rPr>
+          <w:rtl w:val="0"/>
+        </w:rPr>
+        <w:t xml:space="preserve">Suporte para utilização e correção do sistema.</w:t>
+      </w:r>
+    </w:p>
+    <w:p>
+      <w:pPr>
+        <w:spacing w:after="240" w:lineRule="auto"/>
+        <w:ind w:left="720" w:firstLine="0"/>
+        <w:jc w:val="left"/>
+        <w:rPr/>
+      </w:pPr>
+      <w:r>
+        <w:rPr>
+          <w:rtl w:val="0"/>
+        </w:rPr>
+      </w:r>
+    </w:p>
+    <w:p>
+      <w:pPr>
         <w:ind w:left="0" w:firstLine="0"/>
-        <w:rPr/>
-      </w:pPr>
-      <w:bookmarkStart w:colFirst="0" w:colLast="0" w:name="_r620fk8dfhgi" w:id="3"/>
-      <w:bookmarkEnd w:id="3"/>
-      <w:r>
-        <w:rPr>
-          <w:rtl w:val="0"/>
-        </w:rPr>
-        <w:t xml:space="preserve">Responsabilidades</w:t>
+        <w:rPr>
+          <w:b w:val="1"/>
+          <w:bCs w:val="1"/>
+          <w:sz w:val="24"/>
+          <w:szCs w:val="24"/>
+        </w:rPr>
+      </w:pPr>
+      <w:r>
+        <w:rPr>
+          <w:b w:val="1"/>
+          <w:bCs w:val="1"/>
+          <w:sz w:val="24"/>
+          <w:szCs w:val="24"/>
+          <w:rtl w:val="0"/>
+        </w:rPr>
+        <w:t xml:space="preserve">2.1 Responsabilidades</w:t>
       </w:r>
     </w:p>
     <w:p>
@@ -2947,7 +3194,69 @@
         <w:rPr>
           <w:rtl w:val="0"/>
         </w:rPr>
-        <w:t xml:space="preserve">A equipe manteve integração contínua em todas as etapas do projeto, assim foi possível uma maior integração da equipe em todo o processo de desenvolvimento, dessa maneira toda a equipe teve a oportunidade de conhecer cada etapa para a realização do projeto, os testes de aceitação e tratamento de discrepâncias foram feitos com apresentações regulares em cada etapa do projeto, assim sendo possível receber orientação e feedback específicas de cada fase.</w:t>
+      </w:r>
+    </w:p>
+    <w:p>
+      <w:pPr>
+        <w:ind w:left="0" w:firstLine="0"/>
+        <w:rPr/>
+      </w:pPr>
+      <w:r>
+        <w:rPr>
+          <w:b w:val="1"/>
+          <w:bCs w:val="1"/>
+          <w:rtl w:val="0"/>
+        </w:rPr>
+        <w:t xml:space="preserve">E</w:t>
+      </w:r>
+      <w:r>
+        <w:rPr>
+          <w:b w:val="1"/>
+          <w:bCs w:val="1"/>
+          <w:rtl w:val="0"/>
+        </w:rPr>
+        <w:t xml:space="preserve">quipe:</w:t>
+      </w:r>
+      <w:r>
+        <w:rPr>
+          <w:rtl w:val="0"/>
+        </w:rPr>
+        <w:t xml:space="preserve"> Acompanhamento total de desenvolvimento, solucionar problemas de funcionalidades, implantar o projeto funcional e contato constante com o cliente e disponibilidade para fornecer suporte. </w:t>
+      </w:r>
+    </w:p>
+    <w:p>
+      <w:pPr>
+        <w:ind w:left="0" w:firstLine="0"/>
+        <w:rPr/>
+      </w:pPr>
+      <w:r>
+        <w:rPr>
+          <w:rtl w:val="0"/>
+        </w:rPr>
+      </w:r>
+    </w:p>
+    <w:p>
+      <w:pPr>
+        <w:ind w:left="0" w:firstLine="0"/>
+        <w:rPr>
+          <w:i w:val="1"/>
+          <w:iCs w:val="1"/>
+          <w:color w:val="0000ff"/>
+        </w:rPr>
+      </w:pPr>
+      <w:r>
+        <w:rPr>
+          <w:b w:val="1"/>
+          <w:bCs w:val="1"/>
+          <w:rtl w:val="0"/>
+        </w:rPr>
+        <w:t xml:space="preserve">Cliente</w:t>
+      </w:r>
+      <w:r>
+        <w:rPr>
+          <w:rtl w:val="0"/>
+        </w:rPr>
+        <w:t xml:space="preserve">: Acompanhou diversos testes e apresentações do projeto, forneceu feedbacks e sugestões sobre as expectativas e funcionalidades do projeto para a equipe, participando em todas as etapas.</w:t>
       </w:r>
       <w:r>
         <w:rPr>
@@ -2973,35 +3282,6 @@
         <w:ind w:left="0" w:right="0" w:firstLine="0"/>
         <w:jc w:val="left"/>
         <w:rPr>
-          <w:i w:val="1"/>
-          <w:iCs w:val="1"/>
-          <w:color w:val="0000ff"/>
-        </w:rPr>
-      </w:pPr>
-      <w:r>
-        <w:rPr>
-          <w:rtl w:val="0"/>
-        </w:rPr>
-      </w:r>
-    </w:p>
-    <w:p>
-      <w:pPr>
-        <w:keepNext w:val="0"/>
-        <w:keepLines w:val="0"/>
-        <w:pageBreakBefore w:val="0"/>
-        <w:widowControl w:val="1"/>
-        <w:pBdr>
-          <w:top w:space="0" w:sz="0" w:val="nil"/>
-          <w:left w:space="0" w:sz="0" w:val="nil"/>
-          <w:bottom w:space="0" w:sz="0" w:val="nil"/>
-          <w:right w:space="0" w:sz="0" w:val="nil"/>
-          <w:between w:space="0" w:sz="0" w:val="nil"/>
-        </w:pBdr>
-        <w:shd w:fill="auto" w:val="clear"/>
-        <w:spacing w:after="0" w:before="0" w:line="240" w:lineRule="auto"/>
-        <w:ind w:left="0" w:right="0" w:firstLine="0"/>
-        <w:jc w:val="left"/>
-        <w:rPr>
           <w:rFonts w:ascii="Arial" w:cs="Arial" w:eastAsia="Arial" w:hAnsi="Arial"/>
           <w:b w:val="0"/>
           <w:bCs w:val="0"/>
@@ -3019,41 +3299,23 @@
       </w:pPr>
       <w:r>
         <w:rPr>
-          <w:rFonts w:ascii="Arial" w:cs="Arial" w:eastAsia="Arial" w:hAnsi="Arial"/>
-          <w:b w:val="0"/>
-          <w:bCs w:val="0"/>
-          <w:i w:val="1"/>
-          <w:iCs w:val="1"/>
-          <w:smallCaps w:val="0"/>
-          <w:strike w:val="0"/>
-          <w:color w:val="0000ff"/>
-          <w:sz w:val="20"/>
-          <w:szCs w:val="20"/>
-          <w:u w:val="none"/>
-          <w:shd w:fill="auto" w:val="clear"/>
-          <w:vertAlign w:val="baseline"/>
-          <w:rtl w:val="0"/>
-        </w:rPr>
-        <w:t xml:space="preserve">[Identifique as responsabilidades do cliente e da equipe de desenvolvimento na preparação para a implantação. É muito importante a descrição do envolvimento do cliente nos testes de aceitação e no processo de tratamento de discrepâncias.]</w:t>
+          <w:rtl w:val="0"/>
+        </w:rPr>
       </w:r>
     </w:p>
     <w:p>
       <w:pPr>
         <w:pStyle w:val="Heading2"/>
-        <w:numPr>
-          <w:ilvl w:val="1"/>
-          <w:numId w:val="2"/>
-        </w:numPr>
         <w:ind w:left="0" w:firstLine="0"/>
         <w:rPr/>
       </w:pPr>
-      <w:bookmarkStart w:colFirst="0" w:colLast="0" w:name="_u7iw9o41ahwm" w:id="4"/>
-      <w:bookmarkEnd w:id="4"/>
-      <w:r>
-        <w:rPr>
-          <w:rtl w:val="0"/>
-        </w:rPr>
-        <w:t xml:space="preserve">Cronograma</w:t>
+      <w:bookmarkStart w:colFirst="0" w:colLast="0" w:name="_u7iw9o41ahwm" w:id="3"/>
+      <w:bookmarkEnd w:id="3"/>
+      <w:r>
+        <w:rPr>
+          <w:rtl w:val="0"/>
+        </w:rPr>
+        <w:t xml:space="preserve">2.2     Cronograma </w:t>
       </w:r>
     </w:p>
     <w:p>
@@ -3070,7 +3332,7 @@
     <w:tbl>
       <w:tblPr>
         <w:tblStyle w:val="Table2"/>
-        <w:tblW w:w="9600.0" w:type="dxa"/>
+        <w:tblW w:w="9735.0" w:type="dxa"/>
         <w:jc w:val="left"/>
         <w:tblBorders>
           <w:top w:color="000000" w:space="0" w:sz="8" w:val="single"/>
@@ -3087,13 +3349,13 @@
         <w:gridCol w:w="1590"/>
         <w:gridCol w:w="3210"/>
         <w:gridCol w:w="3570"/>
-        <w:gridCol w:w="1230"/>
+        <w:gridCol w:w="1365"/>
         <w:tblGridChange w:id="0">
           <w:tblGrid>
             <w:gridCol w:w="1590"/>
             <w:gridCol w:w="3210"/>
             <w:gridCol w:w="3570"/>
-            <w:gridCol w:w="1230"/>
+            <w:gridCol w:w="1365"/>
           </w:tblGrid>
         </w:tblGridChange>
       </w:tblGrid>
@@ -3294,7 +3556,7 @@
               <w:rPr>
                 <w:rtl w:val="0"/>
               </w:rPr>
-              <w:t xml:space="preserve">Iniciação</w:t>
+              <w:t xml:space="preserve">Planejamento </w:t>
             </w:r>
           </w:p>
         </w:tc>
@@ -3332,7 +3594,7 @@
               <w:rPr>
                 <w:rtl w:val="0"/>
               </w:rPr>
-              <w:t xml:space="preserve">Realizar o planejamento do projeto, modelagem, definir prazos, escolher ferramentas </w:t>
+              <w:t xml:space="preserve">Análise de ferramentas, definir recursos, funcionalidades e cronograma para implantação do projeto</w:t>
             </w:r>
           </w:p>
         </w:tc>
@@ -3370,7 +3632,7 @@
               <w:rPr>
                 <w:rtl w:val="0"/>
               </w:rPr>
-              <w:t xml:space="preserve">Bruno Cesar, Felipe Camargo, Gustavo Leme, Rebeca Alves, Vitória Miki</w:t>
+              <w:t xml:space="preserve">Product owner </w:t>
             </w:r>
           </w:p>
         </w:tc>
@@ -3408,7 +3670,7 @@
               <w:rPr>
                 <w:rtl w:val="0"/>
               </w:rPr>
-              <w:t xml:space="preserve">18/9/2025</w:t>
+              <w:t xml:space="preserve">30/10/2025</w:t>
             </w:r>
           </w:p>
         </w:tc>
@@ -3490,7 +3752,7 @@
               <w:rPr>
                 <w:rtl w:val="0"/>
               </w:rPr>
-              <w:t xml:space="preserve">Testar modelos, revisar aspectos, escolha da tecnologia para elaboração e criação inic</w:t>
+              <w:t xml:space="preserve">Teste de arquitetura utilizando RDS e EC2</w:t>
             </w:r>
           </w:p>
         </w:tc>
@@ -3509,34 +3771,17 @@
             <w:pPr>
               <w:widowControl w:val="0"/>
               <w:jc w:val="left"/>
-              <w:rPr/>
+              <w:rPr>
+                <w:b w:val="1"/>
+                <w:bCs w:val="1"/>
+              </w:rPr>
             </w:pPr>
             <w:r>
               <w:rPr>
                 <w:rtl w:val="0"/>
               </w:rPr>
-              <w:t xml:space="preserve">Bruno Cesar, Felipe Camargo, Gustavo Leme, Rebeca Alves, Vitória Miki</w:t>
+              <w:t xml:space="preserve">Product owner e Implantador</w:t>
             </w:r>
-          </w:p>
-          <w:p>
-            <w:pPr>
-              <w:keepNext w:val="0"/>
-              <w:keepLines w:val="0"/>
-              <w:pageBreakBefore w:val="0"/>
-              <w:widowControl w:val="0"/>
-              <w:pBdr>
-                <w:top w:space="0" w:sz="0" w:val="nil"/>
-                <w:left w:space="0" w:sz="0" w:val="nil"/>
-                <w:bottom w:space="0" w:sz="0" w:val="nil"/>
-                <w:right w:space="0" w:sz="0" w:val="nil"/>
-                <w:between w:space="0" w:sz="0" w:val="nil"/>
-              </w:pBdr>
-              <w:shd w:fill="auto" w:val="clear"/>
-              <w:spacing w:after="0" w:before="0" w:line="240" w:lineRule="auto"/>
-              <w:ind w:left="0" w:right="0" w:firstLine="0"/>
-              <w:jc w:val="left"/>
-              <w:rPr/>
-            </w:pPr>
             <w:r>
               <w:rPr>
                 <w:rtl w:val="0"/>
@@ -3578,7 +3823,7 @@
               <w:rPr>
                 <w:rtl w:val="0"/>
               </w:rPr>
-              <w:t xml:space="preserve">09/10/2025</w:t>
+              <w:t xml:space="preserve">02/11/2025</w:t>
             </w:r>
           </w:p>
         </w:tc>
@@ -3622,7 +3867,7 @@
               <w:rPr>
                 <w:rtl w:val="0"/>
               </w:rPr>
-              <w:t xml:space="preserve">Construção 1</w:t>
+              <w:t xml:space="preserve">Revisão</w:t>
             </w:r>
           </w:p>
         </w:tc>
@@ -3660,7 +3905,166 @@
               <w:rPr>
                 <w:rtl w:val="0"/>
               </w:rPr>
-              <w:t xml:space="preserve">Esta fase da implantação eficaz dos módulos do projeto de maneira prática baseando nos modelos</w:t>
+              <w:t xml:space="preserve">Remodelagem para utilização de ECR e divisão de container para App e build do projeto</w:t>
+            </w:r>
+          </w:p>
+        </w:tc>
+        <w:tc>
+          <w:tcPr>
+            <w:shd w:fill="auto" w:val="clear"/>
+            <w:tcMar>
+              <w:top w:w="100.0" w:type="dxa"/>
+              <w:left w:w="100.0" w:type="dxa"/>
+              <w:bottom w:w="100.0" w:type="dxa"/>
+              <w:right w:w="100.0" w:type="dxa"/>
+            </w:tcMar>
+            <w:vAlign w:val="top"/>
+          </w:tcPr>
+          <w:p>
+            <w:pPr>
+              <w:keepNext w:val="0"/>
+              <w:keepLines w:val="0"/>
+              <w:pageBreakBefore w:val="0"/>
+              <w:widowControl w:val="0"/>
+              <w:pBdr>
+                <w:top w:space="0" w:sz="0" w:val="nil"/>
+                <w:left w:space="0" w:sz="0" w:val="nil"/>
+                <w:bottom w:space="0" w:sz="0" w:val="nil"/>
+                <w:right w:space="0" w:sz="0" w:val="nil"/>
+                <w:between w:space="0" w:sz="0" w:val="nil"/>
+              </w:pBdr>
+              <w:shd w:fill="auto" w:val="clear"/>
+              <w:spacing w:after="0" w:before="0" w:line="240" w:lineRule="auto"/>
+              <w:ind w:left="0" w:right="0" w:firstLine="0"/>
+              <w:jc w:val="left"/>
+              <w:rPr/>
+            </w:pPr>
+            <w:r>
+              <w:rPr>
+                <w:rtl w:val="0"/>
+              </w:rPr>
+              <w:t xml:space="preserve">Implantador</w:t>
+            </w:r>
+          </w:p>
+        </w:tc>
+        <w:tc>
+          <w:tcPr>
+            <w:shd w:fill="auto" w:val="clear"/>
+            <w:tcMar>
+              <w:top w:w="100.0" w:type="dxa"/>
+              <w:left w:w="100.0" w:type="dxa"/>
+              <w:bottom w:w="100.0" w:type="dxa"/>
+              <w:right w:w="100.0" w:type="dxa"/>
+            </w:tcMar>
+            <w:vAlign w:val="top"/>
+          </w:tcPr>
+          <w:p>
+            <w:pPr>
+              <w:keepNext w:val="0"/>
+              <w:keepLines w:val="0"/>
+              <w:pageBreakBefore w:val="0"/>
+              <w:widowControl w:val="0"/>
+              <w:pBdr>
+                <w:top w:space="0" w:sz="0" w:val="nil"/>
+                <w:left w:space="0" w:sz="0" w:val="nil"/>
+                <w:bottom w:space="0" w:sz="0" w:val="nil"/>
+                <w:right w:space="0" w:sz="0" w:val="nil"/>
+                <w:between w:space="0" w:sz="0" w:val="nil"/>
+              </w:pBdr>
+              <w:shd w:fill="auto" w:val="clear"/>
+              <w:spacing w:after="0" w:before="0" w:line="240" w:lineRule="auto"/>
+              <w:ind w:left="0" w:right="0" w:firstLine="0"/>
+              <w:jc w:val="left"/>
+              <w:rPr/>
+            </w:pPr>
+            <w:r>
+              <w:rPr>
+                <w:rtl w:val="0"/>
+              </w:rPr>
+              <w:t xml:space="preserve">06/11/2025</w:t>
+            </w:r>
+          </w:p>
+        </w:tc>
+      </w:tr>
+      <w:tr>
+        <w:trPr>
+          <w:cantSplit w:val="0"/>
+          <w:trHeight w:val="574.98046875" w:hRule="atLeast"/>
+          <w:tblHeader w:val="0"/>
+        </w:trPr>
+        <w:tc>
+          <w:tcPr>
+            <w:shd w:fill="auto" w:val="clear"/>
+            <w:tcMar>
+              <w:top w:w="100.0" w:type="dxa"/>
+              <w:left w:w="100.0" w:type="dxa"/>
+              <w:bottom w:w="100.0" w:type="dxa"/>
+              <w:right w:w="100.0" w:type="dxa"/>
+            </w:tcMar>
+            <w:vAlign w:val="top"/>
+          </w:tcPr>
+          <w:p>
+            <w:pPr>
+              <w:keepNext w:val="0"/>
+              <w:keepLines w:val="0"/>
+              <w:pageBreakBefore w:val="0"/>
+              <w:widowControl w:val="0"/>
+              <w:pBdr>
+                <w:top w:space="0" w:sz="0" w:val="nil"/>
+                <w:left w:space="0" w:sz="0" w:val="nil"/>
+                <w:bottom w:space="0" w:sz="0" w:val="nil"/>
+                <w:right w:space="0" w:sz="0" w:val="nil"/>
+                <w:between w:space="0" w:sz="0" w:val="nil"/>
+              </w:pBdr>
+              <w:shd w:fill="auto" w:val="clear"/>
+              <w:spacing w:after="0" w:before="0" w:line="240" w:lineRule="auto"/>
+              <w:ind w:left="0" w:right="0" w:firstLine="0"/>
+              <w:jc w:val="left"/>
+              <w:rPr/>
+            </w:pPr>
+            <w:r>
+              <w:rPr>
+                <w:rtl w:val="0"/>
+              </w:rPr>
+              <w:t xml:space="preserve">Implantação</w:t>
+            </w:r>
+          </w:p>
+        </w:tc>
+        <w:tc>
+          <w:tcPr>
+            <w:shd w:fill="auto" w:val="clear"/>
+            <w:tcMar>
+              <w:top w:w="100.0" w:type="dxa"/>
+              <w:left w:w="100.0" w:type="dxa"/>
+              <w:bottom w:w="100.0" w:type="dxa"/>
+              <w:right w:w="100.0" w:type="dxa"/>
+            </w:tcMar>
+            <w:vAlign w:val="top"/>
+          </w:tcPr>
+          <w:p>
+            <w:pPr>
+              <w:keepNext w:val="0"/>
+              <w:keepLines w:val="0"/>
+              <w:pageBreakBefore w:val="0"/>
+              <w:widowControl w:val="0"/>
+              <w:pBdr>
+                <w:top w:space="0" w:sz="0" w:val="nil"/>
+                <w:left w:space="0" w:sz="0" w:val="nil"/>
+                <w:bottom w:space="0" w:sz="0" w:val="nil"/>
+                <w:right w:space="0" w:sz="0" w:val="nil"/>
+                <w:between w:space="0" w:sz="0" w:val="nil"/>
+              </w:pBdr>
+              <w:shd w:fill="auto" w:val="clear"/>
+              <w:spacing w:after="0" w:before="0" w:line="240" w:lineRule="auto"/>
+              <w:ind w:left="0" w:right="0" w:firstLine="0"/>
+              <w:jc w:val="left"/>
+              <w:rPr/>
+            </w:pPr>
+            <w:r>
+              <w:rPr>
+                <w:rtl w:val="0"/>
+              </w:rPr>
+              <w:t xml:space="preserve">Integração do projeto na nuvem AWS</w:t>
             </w:r>
           </w:p>
         </w:tc>
@@ -3685,9 +4089,21 @@
               <w:rPr>
                 <w:rtl w:val="0"/>
               </w:rPr>
-              <w:t xml:space="preserve">Bruno Cesar, Felipe Camargo, Gustavo Leme, Rebeca Alves, Vitória Miki</w:t>
+              <w:t xml:space="preserve">Implantador</w:t>
             </w:r>
           </w:p>
+        </w:tc>
+        <w:tc>
+          <w:tcPr>
+            <w:shd w:fill="auto" w:val="clear"/>
+            <w:tcMar>
+              <w:top w:w="100.0" w:type="dxa"/>
+              <w:left w:w="100.0" w:type="dxa"/>
+              <w:bottom w:w="100.0" w:type="dxa"/>
+              <w:right w:w="100.0" w:type="dxa"/>
+            </w:tcMar>
+            <w:vAlign w:val="top"/>
+          </w:tcPr>
           <w:p>
             <w:pPr>
               <w:keepNext w:val="0"/>
@@ -3707,6 +4123,561 @@
               <w:jc w:val="left"/>
               <w:rPr/>
             </w:pPr>
+            <w:r>
+              <w:rPr>
+                <w:rtl w:val="0"/>
+              </w:rPr>
+              <w:t xml:space="preserve">10/11/2025</w:t>
+            </w:r>
+          </w:p>
+        </w:tc>
+      </w:tr>
+      <w:tr>
+        <w:trPr>
+          <w:cantSplit w:val="0"/>
+          <w:trHeight w:val="574.98046875" w:hRule="atLeast"/>
+          <w:tblHeader w:val="0"/>
+        </w:trPr>
+        <w:tc>
+          <w:tcPr>
+            <w:shd w:fill="auto" w:val="clear"/>
+            <w:tcMar>
+              <w:top w:w="100.0" w:type="dxa"/>
+              <w:left w:w="100.0" w:type="dxa"/>
+              <w:bottom w:w="100.0" w:type="dxa"/>
+              <w:right w:w="100.0" w:type="dxa"/>
+            </w:tcMar>
+            <w:vAlign w:val="top"/>
+          </w:tcPr>
+          <w:p>
+            <w:pPr>
+              <w:keepNext w:val="0"/>
+              <w:keepLines w:val="0"/>
+              <w:pageBreakBefore w:val="0"/>
+              <w:widowControl w:val="0"/>
+              <w:pBdr>
+                <w:top w:space="0" w:sz="0" w:val="nil"/>
+                <w:left w:space="0" w:sz="0" w:val="nil"/>
+                <w:bottom w:space="0" w:sz="0" w:val="nil"/>
+                <w:right w:space="0" w:sz="0" w:val="nil"/>
+                <w:between w:space="0" w:sz="0" w:val="nil"/>
+              </w:pBdr>
+              <w:shd w:fill="auto" w:val="clear"/>
+              <w:spacing w:after="0" w:before="0" w:line="240" w:lineRule="auto"/>
+              <w:ind w:left="0" w:right="0" w:firstLine="0"/>
+              <w:jc w:val="left"/>
+              <w:rPr/>
+            </w:pPr>
+            <w:r>
+              <w:rPr>
+                <w:rtl w:val="0"/>
+              </w:rPr>
+              <w:t xml:space="preserve">Testes</w:t>
+            </w:r>
+          </w:p>
+        </w:tc>
+        <w:tc>
+          <w:tcPr>
+            <w:shd w:fill="auto" w:val="clear"/>
+            <w:tcMar>
+              <w:top w:w="100.0" w:type="dxa"/>
+              <w:left w:w="100.0" w:type="dxa"/>
+              <w:bottom w:w="100.0" w:type="dxa"/>
+              <w:right w:w="100.0" w:type="dxa"/>
+            </w:tcMar>
+            <w:vAlign w:val="top"/>
+          </w:tcPr>
+          <w:p>
+            <w:pPr>
+              <w:keepNext w:val="0"/>
+              <w:keepLines w:val="0"/>
+              <w:pageBreakBefore w:val="0"/>
+              <w:widowControl w:val="0"/>
+              <w:pBdr>
+                <w:top w:space="0" w:sz="0" w:val="nil"/>
+                <w:left w:space="0" w:sz="0" w:val="nil"/>
+                <w:bottom w:space="0" w:sz="0" w:val="nil"/>
+                <w:right w:space="0" w:sz="0" w:val="nil"/>
+                <w:between w:space="0" w:sz="0" w:val="nil"/>
+              </w:pBdr>
+              <w:shd w:fill="auto" w:val="clear"/>
+              <w:spacing w:after="0" w:before="0" w:line="240" w:lineRule="auto"/>
+              <w:ind w:left="0" w:right="0" w:firstLine="0"/>
+              <w:jc w:val="left"/>
+              <w:rPr/>
+            </w:pPr>
+            <w:r>
+              <w:rPr>
+                <w:rtl w:val="0"/>
+              </w:rPr>
+              <w:t xml:space="preserve">Verificação das funcionalidades do projeto</w:t>
+            </w:r>
+          </w:p>
+        </w:tc>
+        <w:tc>
+          <w:tcPr>
+            <w:shd w:fill="auto" w:val="clear"/>
+            <w:tcMar>
+              <w:top w:w="100.0" w:type="dxa"/>
+              <w:left w:w="100.0" w:type="dxa"/>
+              <w:bottom w:w="100.0" w:type="dxa"/>
+              <w:right w:w="100.0" w:type="dxa"/>
+            </w:tcMar>
+            <w:vAlign w:val="top"/>
+          </w:tcPr>
+          <w:p>
+            <w:pPr>
+              <w:ind w:left="0" w:firstLine="0"/>
+              <w:jc w:val="left"/>
+              <w:rPr/>
+            </w:pPr>
+            <w:r>
+              <w:rPr>
+                <w:rtl w:val="0"/>
+              </w:rPr>
+              <w:t xml:space="preserve">Testador</w:t>
+            </w:r>
+          </w:p>
+        </w:tc>
+        <w:tc>
+          <w:tcPr>
+            <w:shd w:fill="auto" w:val="clear"/>
+            <w:tcMar>
+              <w:top w:w="100.0" w:type="dxa"/>
+              <w:left w:w="100.0" w:type="dxa"/>
+              <w:bottom w:w="100.0" w:type="dxa"/>
+              <w:right w:w="100.0" w:type="dxa"/>
+            </w:tcMar>
+            <w:vAlign w:val="top"/>
+          </w:tcPr>
+          <w:p>
+            <w:pPr>
+              <w:keepNext w:val="0"/>
+              <w:keepLines w:val="0"/>
+              <w:pageBreakBefore w:val="0"/>
+              <w:widowControl w:val="0"/>
+              <w:pBdr>
+                <w:top w:space="0" w:sz="0" w:val="nil"/>
+                <w:left w:space="0" w:sz="0" w:val="nil"/>
+                <w:bottom w:space="0" w:sz="0" w:val="nil"/>
+                <w:right w:space="0" w:sz="0" w:val="nil"/>
+                <w:between w:space="0" w:sz="0" w:val="nil"/>
+              </w:pBdr>
+              <w:shd w:fill="auto" w:val="clear"/>
+              <w:spacing w:after="0" w:before="0" w:line="240" w:lineRule="auto"/>
+              <w:ind w:left="0" w:right="0" w:firstLine="0"/>
+              <w:jc w:val="left"/>
+              <w:rPr/>
+            </w:pPr>
+            <w:r>
+              <w:rPr>
+                <w:rtl w:val="0"/>
+              </w:rPr>
+              <w:t xml:space="preserve">13/11/2025</w:t>
+            </w:r>
+          </w:p>
+        </w:tc>
+      </w:tr>
+      <w:tr>
+        <w:trPr>
+          <w:cantSplit w:val="0"/>
+          <w:trHeight w:val="574.98046875" w:hRule="atLeast"/>
+          <w:tblHeader w:val="0"/>
+        </w:trPr>
+        <w:tc>
+          <w:tcPr>
+            <w:shd w:fill="auto" w:val="clear"/>
+            <w:tcMar>
+              <w:top w:w="100.0" w:type="dxa"/>
+              <w:left w:w="100.0" w:type="dxa"/>
+              <w:bottom w:w="100.0" w:type="dxa"/>
+              <w:right w:w="100.0" w:type="dxa"/>
+            </w:tcMar>
+            <w:vAlign w:val="top"/>
+          </w:tcPr>
+          <w:p>
+            <w:pPr>
+              <w:keepNext w:val="0"/>
+              <w:keepLines w:val="0"/>
+              <w:pageBreakBefore w:val="0"/>
+              <w:widowControl w:val="0"/>
+              <w:pBdr>
+                <w:top w:space="0" w:sz="0" w:val="nil"/>
+                <w:left w:space="0" w:sz="0" w:val="nil"/>
+                <w:bottom w:space="0" w:sz="0" w:val="nil"/>
+                <w:right w:space="0" w:sz="0" w:val="nil"/>
+                <w:between w:space="0" w:sz="0" w:val="nil"/>
+              </w:pBdr>
+              <w:shd w:fill="auto" w:val="clear"/>
+              <w:spacing w:after="0" w:before="0" w:line="240" w:lineRule="auto"/>
+              <w:ind w:left="0" w:right="0" w:firstLine="0"/>
+              <w:jc w:val="left"/>
+              <w:rPr/>
+            </w:pPr>
+            <w:r>
+              <w:rPr>
+                <w:rtl w:val="0"/>
+              </w:rPr>
+              <w:t xml:space="preserve">Correção de falhas </w:t>
+            </w:r>
+          </w:p>
+        </w:tc>
+        <w:tc>
+          <w:tcPr>
+            <w:shd w:fill="auto" w:val="clear"/>
+            <w:tcMar>
+              <w:top w:w="100.0" w:type="dxa"/>
+              <w:left w:w="100.0" w:type="dxa"/>
+              <w:bottom w:w="100.0" w:type="dxa"/>
+              <w:right w:w="100.0" w:type="dxa"/>
+            </w:tcMar>
+            <w:vAlign w:val="top"/>
+          </w:tcPr>
+          <w:p>
+            <w:pPr>
+              <w:keepNext w:val="0"/>
+              <w:keepLines w:val="0"/>
+              <w:pageBreakBefore w:val="0"/>
+              <w:widowControl w:val="0"/>
+              <w:pBdr>
+                <w:top w:space="0" w:sz="0" w:val="nil"/>
+                <w:left w:space="0" w:sz="0" w:val="nil"/>
+                <w:bottom w:space="0" w:sz="0" w:val="nil"/>
+                <w:right w:space="0" w:sz="0" w:val="nil"/>
+                <w:between w:space="0" w:sz="0" w:val="nil"/>
+              </w:pBdr>
+              <w:shd w:fill="auto" w:val="clear"/>
+              <w:spacing w:after="0" w:before="0" w:line="240" w:lineRule="auto"/>
+              <w:ind w:left="0" w:right="0" w:firstLine="0"/>
+              <w:jc w:val="left"/>
+              <w:rPr/>
+            </w:pPr>
+            <w:r>
+              <w:rPr>
+                <w:rtl w:val="0"/>
+              </w:rPr>
+              <w:t xml:space="preserve">Resolver e consertar qualquer problema de funcionalidade encontrado na fase de testes</w:t>
+            </w:r>
+          </w:p>
+        </w:tc>
+        <w:tc>
+          <w:tcPr>
+            <w:shd w:fill="auto" w:val="clear"/>
+            <w:tcMar>
+              <w:top w:w="100.0" w:type="dxa"/>
+              <w:left w:w="100.0" w:type="dxa"/>
+              <w:bottom w:w="100.0" w:type="dxa"/>
+              <w:right w:w="100.0" w:type="dxa"/>
+            </w:tcMar>
+            <w:vAlign w:val="top"/>
+          </w:tcPr>
+          <w:p>
+            <w:pPr>
+              <w:widowControl w:val="0"/>
+              <w:jc w:val="left"/>
+              <w:rPr/>
+            </w:pPr>
+            <w:r>
+              <w:rPr>
+                <w:rtl w:val="0"/>
+              </w:rPr>
+              <w:t xml:space="preserve">Implantador e Desenvolvedor</w:t>
+            </w:r>
+          </w:p>
+        </w:tc>
+        <w:tc>
+          <w:tcPr>
+            <w:shd w:fill="auto" w:val="clear"/>
+            <w:tcMar>
+              <w:top w:w="100.0" w:type="dxa"/>
+              <w:left w:w="100.0" w:type="dxa"/>
+              <w:bottom w:w="100.0" w:type="dxa"/>
+              <w:right w:w="100.0" w:type="dxa"/>
+            </w:tcMar>
+            <w:vAlign w:val="top"/>
+          </w:tcPr>
+          <w:p>
+            <w:pPr>
+              <w:keepNext w:val="0"/>
+              <w:keepLines w:val="0"/>
+              <w:pageBreakBefore w:val="0"/>
+              <w:widowControl w:val="0"/>
+              <w:pBdr>
+                <w:top w:space="0" w:sz="0" w:val="nil"/>
+                <w:left w:space="0" w:sz="0" w:val="nil"/>
+                <w:bottom w:space="0" w:sz="0" w:val="nil"/>
+                <w:right w:space="0" w:sz="0" w:val="nil"/>
+                <w:between w:space="0" w:sz="0" w:val="nil"/>
+              </w:pBdr>
+              <w:shd w:fill="auto" w:val="clear"/>
+              <w:spacing w:after="0" w:before="0" w:line="240" w:lineRule="auto"/>
+              <w:ind w:left="0" w:right="0" w:firstLine="0"/>
+              <w:jc w:val="left"/>
+              <w:rPr/>
+            </w:pPr>
+            <w:r>
+              <w:rPr>
+                <w:rtl w:val="0"/>
+              </w:rPr>
+              <w:t xml:space="preserve">20/11/2025</w:t>
+            </w:r>
+          </w:p>
+        </w:tc>
+      </w:tr>
+      <w:tr>
+        <w:trPr>
+          <w:cantSplit w:val="0"/>
+          <w:trHeight w:val="574.98046875" w:hRule="atLeast"/>
+          <w:tblHeader w:val="0"/>
+        </w:trPr>
+        <w:tc>
+          <w:tcPr>
+            <w:shd w:fill="auto" w:val="clear"/>
+            <w:tcMar>
+              <w:top w:w="100.0" w:type="dxa"/>
+              <w:left w:w="100.0" w:type="dxa"/>
+              <w:bottom w:w="100.0" w:type="dxa"/>
+              <w:right w:w="100.0" w:type="dxa"/>
+            </w:tcMar>
+            <w:vAlign w:val="top"/>
+          </w:tcPr>
+          <w:p>
+            <w:pPr>
+              <w:keepNext w:val="0"/>
+              <w:keepLines w:val="0"/>
+              <w:pageBreakBefore w:val="0"/>
+              <w:widowControl w:val="0"/>
+              <w:pBdr>
+                <w:top w:space="0" w:sz="0" w:val="nil"/>
+                <w:left w:space="0" w:sz="0" w:val="nil"/>
+                <w:bottom w:space="0" w:sz="0" w:val="nil"/>
+                <w:right w:space="0" w:sz="0" w:val="nil"/>
+                <w:between w:space="0" w:sz="0" w:val="nil"/>
+              </w:pBdr>
+              <w:shd w:fill="auto" w:val="clear"/>
+              <w:spacing w:after="0" w:before="0" w:line="240" w:lineRule="auto"/>
+              <w:ind w:left="0" w:right="0" w:firstLine="0"/>
+              <w:jc w:val="left"/>
+              <w:rPr/>
+            </w:pPr>
+            <w:r>
+              <w:rPr>
+                <w:rtl w:val="0"/>
+              </w:rPr>
+              <w:t xml:space="preserve">Entrega</w:t>
+            </w:r>
+          </w:p>
+        </w:tc>
+        <w:tc>
+          <w:tcPr>
+            <w:shd w:fill="auto" w:val="clear"/>
+            <w:tcMar>
+              <w:top w:w="100.0" w:type="dxa"/>
+              <w:left w:w="100.0" w:type="dxa"/>
+              <w:bottom w:w="100.0" w:type="dxa"/>
+              <w:right w:w="100.0" w:type="dxa"/>
+            </w:tcMar>
+            <w:vAlign w:val="top"/>
+          </w:tcPr>
+          <w:p>
+            <w:pPr>
+              <w:keepNext w:val="0"/>
+              <w:keepLines w:val="0"/>
+              <w:pageBreakBefore w:val="0"/>
+              <w:widowControl w:val="0"/>
+              <w:pBdr>
+                <w:top w:space="0" w:sz="0" w:val="nil"/>
+                <w:left w:space="0" w:sz="0" w:val="nil"/>
+                <w:bottom w:space="0" w:sz="0" w:val="nil"/>
+                <w:right w:space="0" w:sz="0" w:val="nil"/>
+                <w:between w:space="0" w:sz="0" w:val="nil"/>
+              </w:pBdr>
+              <w:shd w:fill="auto" w:val="clear"/>
+              <w:spacing w:after="0" w:before="0" w:line="240" w:lineRule="auto"/>
+              <w:ind w:left="0" w:right="0" w:firstLine="0"/>
+              <w:jc w:val="left"/>
+              <w:rPr/>
+            </w:pPr>
+            <w:r>
+              <w:rPr>
+                <w:rtl w:val="0"/>
+              </w:rPr>
+              <w:t xml:space="preserve">Entrega do projeto em funcionamento </w:t>
+            </w:r>
+          </w:p>
+        </w:tc>
+        <w:tc>
+          <w:tcPr>
+            <w:shd w:fill="auto" w:val="clear"/>
+            <w:tcMar>
+              <w:top w:w="100.0" w:type="dxa"/>
+              <w:left w:w="100.0" w:type="dxa"/>
+              <w:bottom w:w="100.0" w:type="dxa"/>
+              <w:right w:w="100.0" w:type="dxa"/>
+            </w:tcMar>
+            <w:vAlign w:val="top"/>
+          </w:tcPr>
+          <w:p>
+            <w:pPr>
+              <w:widowControl w:val="0"/>
+              <w:jc w:val="left"/>
+              <w:rPr/>
+            </w:pPr>
+            <w:r>
+              <w:rPr>
+                <w:rtl w:val="0"/>
+              </w:rPr>
+              <w:t xml:space="preserve">Product owner e Implantador</w:t>
+            </w:r>
+          </w:p>
+        </w:tc>
+        <w:tc>
+          <w:tcPr>
+            <w:shd w:fill="auto" w:val="clear"/>
+            <w:tcMar>
+              <w:top w:w="100.0" w:type="dxa"/>
+              <w:left w:w="100.0" w:type="dxa"/>
+              <w:bottom w:w="100.0" w:type="dxa"/>
+              <w:right w:w="100.0" w:type="dxa"/>
+            </w:tcMar>
+            <w:vAlign w:val="top"/>
+          </w:tcPr>
+          <w:p>
+            <w:pPr>
+              <w:keepNext w:val="0"/>
+              <w:keepLines w:val="0"/>
+              <w:pageBreakBefore w:val="0"/>
+              <w:widowControl w:val="0"/>
+              <w:pBdr>
+                <w:top w:space="0" w:sz="0" w:val="nil"/>
+                <w:left w:space="0" w:sz="0" w:val="nil"/>
+                <w:bottom w:space="0" w:sz="0" w:val="nil"/>
+                <w:right w:space="0" w:sz="0" w:val="nil"/>
+                <w:between w:space="0" w:sz="0" w:val="nil"/>
+              </w:pBdr>
+              <w:shd w:fill="auto" w:val="clear"/>
+              <w:spacing w:after="0" w:before="0" w:line="240" w:lineRule="auto"/>
+              <w:ind w:left="0" w:right="0" w:firstLine="0"/>
+              <w:jc w:val="left"/>
+              <w:rPr/>
+            </w:pPr>
+            <w:r>
+              <w:rPr>
+                <w:rtl w:val="0"/>
+              </w:rPr>
+              <w:t xml:space="preserve">27//11/2025</w:t>
+            </w:r>
+          </w:p>
+        </w:tc>
+      </w:tr>
+      <w:tr>
+        <w:trPr>
+          <w:cantSplit w:val="0"/>
+          <w:trHeight w:val="574.98046875" w:hRule="atLeast"/>
+          <w:tblHeader w:val="0"/>
+        </w:trPr>
+        <w:tc>
+          <w:tcPr>
+            <w:shd w:fill="auto" w:val="clear"/>
+            <w:tcMar>
+              <w:top w:w="100.0" w:type="dxa"/>
+              <w:left w:w="100.0" w:type="dxa"/>
+              <w:bottom w:w="100.0" w:type="dxa"/>
+              <w:right w:w="100.0" w:type="dxa"/>
+            </w:tcMar>
+            <w:vAlign w:val="top"/>
+          </w:tcPr>
+          <w:p>
+            <w:pPr>
+              <w:keepNext w:val="0"/>
+              <w:keepLines w:val="0"/>
+              <w:pageBreakBefore w:val="0"/>
+              <w:widowControl w:val="0"/>
+              <w:pBdr>
+                <w:top w:space="0" w:sz="0" w:val="nil"/>
+                <w:left w:space="0" w:sz="0" w:val="nil"/>
+                <w:bottom w:space="0" w:sz="0" w:val="nil"/>
+                <w:right w:space="0" w:sz="0" w:val="nil"/>
+                <w:between w:space="0" w:sz="0" w:val="nil"/>
+              </w:pBdr>
+              <w:shd w:fill="auto" w:val="clear"/>
+              <w:spacing w:after="0" w:before="0" w:line="240" w:lineRule="auto"/>
+              <w:ind w:left="0" w:right="0" w:firstLine="0"/>
+              <w:jc w:val="left"/>
+              <w:rPr/>
+            </w:pPr>
+            <w:r>
+              <w:rPr>
+                <w:rtl w:val="0"/>
+              </w:rPr>
+              <w:t xml:space="preserve">Suporte e treinamento </w:t>
+            </w:r>
+          </w:p>
+        </w:tc>
+        <w:tc>
+          <w:tcPr>
+            <w:shd w:fill="auto" w:val="clear"/>
+            <w:tcMar>
+              <w:top w:w="100.0" w:type="dxa"/>
+              <w:left w:w="100.0" w:type="dxa"/>
+              <w:bottom w:w="100.0" w:type="dxa"/>
+              <w:right w:w="100.0" w:type="dxa"/>
+            </w:tcMar>
+            <w:vAlign w:val="top"/>
+          </w:tcPr>
+          <w:p>
+            <w:pPr>
+              <w:keepNext w:val="0"/>
+              <w:keepLines w:val="0"/>
+              <w:pageBreakBefore w:val="0"/>
+              <w:widowControl w:val="0"/>
+              <w:pBdr>
+                <w:top w:space="0" w:sz="0" w:val="nil"/>
+                <w:left w:space="0" w:sz="0" w:val="nil"/>
+                <w:bottom w:space="0" w:sz="0" w:val="nil"/>
+                <w:right w:space="0" w:sz="0" w:val="nil"/>
+                <w:between w:space="0" w:sz="0" w:val="nil"/>
+              </w:pBdr>
+              <w:shd w:fill="auto" w:val="clear"/>
+              <w:spacing w:after="0" w:before="0" w:line="240" w:lineRule="auto"/>
+              <w:ind w:left="0" w:right="0" w:firstLine="0"/>
+              <w:jc w:val="left"/>
+              <w:rPr/>
+            </w:pPr>
+            <w:r>
+              <w:rPr>
+                <w:rtl w:val="0"/>
+              </w:rPr>
+              <w:t xml:space="preserve">Ajuda ao cliente com utilização do projeto e consertar eventuais falhas.</w:t>
+            </w:r>
+          </w:p>
+        </w:tc>
+        <w:tc>
+          <w:tcPr>
+            <w:shd w:fill="auto" w:val="clear"/>
+            <w:tcMar>
+              <w:top w:w="100.0" w:type="dxa"/>
+              <w:left w:w="100.0" w:type="dxa"/>
+              <w:bottom w:w="100.0" w:type="dxa"/>
+              <w:right w:w="100.0" w:type="dxa"/>
+            </w:tcMar>
+            <w:vAlign w:val="top"/>
+          </w:tcPr>
+          <w:p>
+            <w:pPr>
+              <w:widowControl w:val="0"/>
+              <w:jc w:val="left"/>
+              <w:rPr>
+                <w:b w:val="1"/>
+                <w:bCs w:val="1"/>
+              </w:rPr>
+            </w:pPr>
+            <w:r>
+              <w:rPr>
+                <w:rtl w:val="0"/>
+              </w:rPr>
+              <w:t xml:space="preserve">Implantador e Desenvolvedor</w:t>
+            </w:r>
             <w:r>
               <w:rPr>
                 <w:rtl w:val="0"/>
@@ -3748,274 +4719,12 @@
               <w:rPr>
                 <w:rtl w:val="0"/>
               </w:rPr>
-              <w:t xml:space="preserve">21/10/2025</w:t>
-            </w:r>
-          </w:p>
-        </w:tc>
-      </w:tr>
-      <w:tr>
-        <w:trPr>
-          <w:cantSplit w:val="0"/>
-          <w:tblHeader w:val="0"/>
-        </w:trPr>
-        <w:tc>
-          <w:tcPr>
-            <w:shd w:fill="auto" w:val="clear"/>
-            <w:tcMar>
-              <w:top w:w="100.0" w:type="dxa"/>
-              <w:left w:w="100.0" w:type="dxa"/>
-              <w:bottom w:w="100.0" w:type="dxa"/>
-              <w:right w:w="100.0" w:type="dxa"/>
-            </w:tcMar>
-            <w:vAlign w:val="top"/>
-          </w:tcPr>
-          <w:p>
-            <w:pPr>
-              <w:widowControl w:val="0"/>
-              <w:jc w:val="left"/>
-              <w:rPr/>
-            </w:pPr>
-            <w:r>
-              <w:rPr>
-                <w:rtl w:val="0"/>
-              </w:rPr>
-              <w:t xml:space="preserve">Construção 2</w:t>
-            </w:r>
-          </w:p>
-        </w:tc>
-        <w:tc>
-          <w:tcPr>
-            <w:shd w:fill="auto" w:val="clear"/>
-            <w:tcMar>
-              <w:top w:w="100.0" w:type="dxa"/>
-              <w:left w:w="100.0" w:type="dxa"/>
-              <w:bottom w:w="100.0" w:type="dxa"/>
-              <w:right w:w="100.0" w:type="dxa"/>
-            </w:tcMar>
-            <w:vAlign w:val="top"/>
-          </w:tcPr>
-          <w:p>
-            <w:pPr>
-              <w:keepNext w:val="0"/>
-              <w:keepLines w:val="0"/>
-              <w:pageBreakBefore w:val="0"/>
-              <w:widowControl w:val="0"/>
-              <w:pBdr>
-                <w:top w:space="0" w:sz="0" w:val="nil"/>
-                <w:left w:space="0" w:sz="0" w:val="nil"/>
-                <w:bottom w:space="0" w:sz="0" w:val="nil"/>
-                <w:right w:space="0" w:sz="0" w:val="nil"/>
-                <w:between w:space="0" w:sz="0" w:val="nil"/>
-              </w:pBdr>
-              <w:shd w:fill="auto" w:val="clear"/>
-              <w:spacing w:after="0" w:before="0" w:line="240" w:lineRule="auto"/>
-              <w:ind w:left="0" w:right="0" w:firstLine="0"/>
-              <w:jc w:val="left"/>
-              <w:rPr/>
-            </w:pPr>
-            <w:r>
-              <w:rPr>
-                <w:rtl w:val="0"/>
-              </w:rPr>
-              <w:t xml:space="preserve">Término da implantação primárias e testes para a aplicação sobre estética, funcionalidade e usabilidade </w:t>
-            </w:r>
-          </w:p>
-        </w:tc>
-        <w:tc>
-          <w:tcPr>
-            <w:shd w:fill="auto" w:val="clear"/>
-            <w:tcMar>
-              <w:top w:w="100.0" w:type="dxa"/>
-              <w:left w:w="100.0" w:type="dxa"/>
-              <w:bottom w:w="100.0" w:type="dxa"/>
-              <w:right w:w="100.0" w:type="dxa"/>
-            </w:tcMar>
-            <w:vAlign w:val="top"/>
-          </w:tcPr>
-          <w:p>
-            <w:pPr>
-              <w:widowControl w:val="0"/>
-              <w:jc w:val="left"/>
-              <w:rPr/>
-            </w:pPr>
-            <w:r>
-              <w:rPr>
-                <w:rtl w:val="0"/>
-              </w:rPr>
-              <w:t xml:space="preserve">Bruno Cesar, Felipe Camargo, Gustavo Leme, Rebeca Alves, Vitória Miki</w:t>
-            </w:r>
-          </w:p>
-        </w:tc>
-        <w:tc>
-          <w:tcPr>
-            <w:shd w:fill="auto" w:val="clear"/>
-            <w:tcMar>
-              <w:top w:w="100.0" w:type="dxa"/>
-              <w:left w:w="100.0" w:type="dxa"/>
-              <w:bottom w:w="100.0" w:type="dxa"/>
-              <w:right w:w="100.0" w:type="dxa"/>
-            </w:tcMar>
-            <w:vAlign w:val="top"/>
-          </w:tcPr>
-          <w:p>
-            <w:pPr>
-              <w:keepNext w:val="0"/>
-              <w:keepLines w:val="0"/>
-              <w:pageBreakBefore w:val="0"/>
-              <w:widowControl w:val="0"/>
-              <w:pBdr>
-                <w:top w:space="0" w:sz="0" w:val="nil"/>
-                <w:left w:space="0" w:sz="0" w:val="nil"/>
-                <w:bottom w:space="0" w:sz="0" w:val="nil"/>
-                <w:right w:space="0" w:sz="0" w:val="nil"/>
-                <w:between w:space="0" w:sz="0" w:val="nil"/>
-              </w:pBdr>
-              <w:shd w:fill="auto" w:val="clear"/>
-              <w:spacing w:after="0" w:before="0" w:line="240" w:lineRule="auto"/>
-              <w:ind w:left="0" w:right="0" w:firstLine="0"/>
-              <w:jc w:val="left"/>
-              <w:rPr/>
-            </w:pPr>
-            <w:r>
-              <w:rPr>
-                <w:rtl w:val="0"/>
-              </w:rPr>
-              <w:t xml:space="preserve">1311/2025</w:t>
-            </w:r>
-          </w:p>
-        </w:tc>
-      </w:tr>
-      <w:tr>
-        <w:trPr>
-          <w:cantSplit w:val="0"/>
-          <w:tblHeader w:val="0"/>
-        </w:trPr>
-        <w:tc>
-          <w:tcPr>
-            <w:shd w:fill="auto" w:val="clear"/>
-            <w:tcMar>
-              <w:top w:w="100.0" w:type="dxa"/>
-              <w:left w:w="100.0" w:type="dxa"/>
-              <w:bottom w:w="100.0" w:type="dxa"/>
-              <w:right w:w="100.0" w:type="dxa"/>
-            </w:tcMar>
-            <w:vAlign w:val="top"/>
-          </w:tcPr>
-          <w:p>
-            <w:pPr>
-              <w:widowControl w:val="0"/>
-              <w:jc w:val="left"/>
-              <w:rPr/>
-            </w:pPr>
-            <w:r>
-              <w:rPr>
-                <w:rtl w:val="0"/>
-              </w:rPr>
-              <w:t xml:space="preserve">Apresentação da Implementação</w:t>
-            </w:r>
-          </w:p>
-        </w:tc>
-        <w:tc>
-          <w:tcPr>
-            <w:shd w:fill="auto" w:val="clear"/>
-            <w:tcMar>
-              <w:top w:w="100.0" w:type="dxa"/>
-              <w:left w:w="100.0" w:type="dxa"/>
-              <w:bottom w:w="100.0" w:type="dxa"/>
-              <w:right w:w="100.0" w:type="dxa"/>
-            </w:tcMar>
-            <w:vAlign w:val="top"/>
-          </w:tcPr>
-          <w:p>
-            <w:pPr>
-              <w:keepNext w:val="0"/>
-              <w:keepLines w:val="0"/>
-              <w:pageBreakBefore w:val="0"/>
-              <w:widowControl w:val="0"/>
-              <w:pBdr>
-                <w:top w:space="0" w:sz="0" w:val="nil"/>
-                <w:left w:space="0" w:sz="0" w:val="nil"/>
-                <w:bottom w:space="0" w:sz="0" w:val="nil"/>
-                <w:right w:space="0" w:sz="0" w:val="nil"/>
-                <w:between w:space="0" w:sz="0" w:val="nil"/>
-              </w:pBdr>
-              <w:shd w:fill="auto" w:val="clear"/>
-              <w:spacing w:after="0" w:before="0" w:line="240" w:lineRule="auto"/>
-              <w:ind w:left="0" w:right="0" w:firstLine="0"/>
-              <w:jc w:val="left"/>
-              <w:rPr/>
-            </w:pPr>
-            <w:r>
-              <w:rPr>
-                <w:rtl w:val="0"/>
-              </w:rPr>
-              <w:t xml:space="preserve">Entrega da aplicação ao cliente, últimos feedbacks e correção final de erros </w:t>
-            </w:r>
-          </w:p>
-        </w:tc>
-        <w:tc>
-          <w:tcPr>
-            <w:shd w:fill="auto" w:val="clear"/>
-            <w:tcMar>
-              <w:top w:w="100.0" w:type="dxa"/>
-              <w:left w:w="100.0" w:type="dxa"/>
-              <w:bottom w:w="100.0" w:type="dxa"/>
-              <w:right w:w="100.0" w:type="dxa"/>
-            </w:tcMar>
-            <w:vAlign w:val="top"/>
-          </w:tcPr>
-          <w:p>
-            <w:pPr>
-              <w:widowControl w:val="0"/>
-              <w:jc w:val="left"/>
-              <w:rPr/>
-            </w:pPr>
-            <w:r>
-              <w:rPr>
-                <w:rtl w:val="0"/>
-              </w:rPr>
-              <w:t xml:space="preserve">Bruno Cesar, Felipe Camargo, Gustavo Leme, Rebeca Alves, Vitória Miki</w:t>
-            </w:r>
-          </w:p>
-        </w:tc>
-        <w:tc>
-          <w:tcPr>
-            <w:shd w:fill="auto" w:val="clear"/>
-            <w:tcMar>
-              <w:top w:w="100.0" w:type="dxa"/>
-              <w:left w:w="100.0" w:type="dxa"/>
-              <w:bottom w:w="100.0" w:type="dxa"/>
-              <w:right w:w="100.0" w:type="dxa"/>
-            </w:tcMar>
-            <w:vAlign w:val="top"/>
-          </w:tcPr>
-          <w:p>
-            <w:pPr>
-              <w:widowControl w:val="0"/>
-              <w:jc w:val="left"/>
-              <w:rPr/>
-            </w:pPr>
-            <w:r>
-              <w:rPr>
-                <w:rtl w:val="0"/>
-              </w:rPr>
-              <w:t xml:space="preserve">27/11/2025</w:t>
+              <w:t xml:space="preserve">02/12/2025</w:t>
             </w:r>
           </w:p>
         </w:tc>
       </w:tr>
     </w:tbl>
-    <w:p>
-      <w:pPr>
-        <w:ind w:left="0" w:firstLine="0"/>
-        <w:rPr/>
-      </w:pPr>
-      <w:r>
-        <w:rPr>
-          <w:rtl w:val="0"/>
-        </w:rPr>
-      </w:r>
-    </w:p>
     <w:p>
       <w:pPr>
         <w:keepNext w:val="0"/>
@@ -4051,22 +4760,8 @@
       </w:pPr>
       <w:r>
         <w:rPr>
-          <w:rFonts w:ascii="Arial" w:cs="Arial" w:eastAsia="Arial" w:hAnsi="Arial"/>
-          <w:b w:val="0"/>
-          <w:bCs w:val="0"/>
-          <w:i w:val="1"/>
-          <w:iCs w:val="1"/>
-          <w:smallCaps w:val="0"/>
-          <w:strike w:val="0"/>
-          <w:color w:val="0000ff"/>
-          <w:sz w:val="20"/>
-          <w:szCs w:val="20"/>
-          <w:u w:val="none"/>
-          <w:shd w:fill="auto" w:val="clear"/>
-          <w:vertAlign w:val="baseline"/>
-          <w:rtl w:val="0"/>
-        </w:rPr>
-        <w:t xml:space="preserve"> [Descreva as atividades de implantação na forma de um cronograma com prazos e responsáveis].</w:t>
+          <w:rtl w:val="0"/>
+        </w:rPr>
       </w:r>
     </w:p>
     <w:p>
@@ -4111,20 +4806,32 @@
     <w:p>
       <w:pPr>
         <w:pStyle w:val="Heading1"/>
-        <w:numPr>
-          <w:ilvl w:val="0"/>
-          <w:numId w:val="1"/>
-        </w:numPr>
         <w:ind w:left="0" w:firstLine="0"/>
         <w:rPr/>
       </w:pPr>
-      <w:bookmarkStart w:colFirst="0" w:colLast="0" w:name="_512n2u50wdm0" w:id="5"/>
-      <w:bookmarkEnd w:id="5"/>
-      <w:r>
-        <w:rPr>
-          <w:rtl w:val="0"/>
-        </w:rPr>
-        <w:t xml:space="preserve">Recursos NECESSÁRIOS PARA IMPLANTAR O PRODUTO</w:t>
+      <w:bookmarkStart w:colFirst="0" w:colLast="0" w:name="_512n2u50wdm0" w:id="4"/>
+      <w:bookmarkEnd w:id="4"/>
+      <w:r>
+        <w:rPr>
+          <w:rtl w:val="0"/>
+        </w:rPr>
+        <w:t xml:space="preserve">3.         RECURSOS NECESSÁRIOS PARA IMPLANTAR O PRODUTO</w:t>
+      </w:r>
+    </w:p>
+    <w:p>
+      <w:pPr>
+        <w:rPr/>
+      </w:pPr>
+      <w:r>
+        <w:rPr>
+          <w:rtl w:val="0"/>
+        </w:rPr>
+        <w:t xml:space="preserve">A implantação será realizada na nuvem AWS  que disponibiliza recursos técnicos (hardware e software)  permitindo que a utilização do sistema esteja dependendo de poucos recursos.</w:t>
+      </w:r>
+      <w:r>
+        <w:rPr>
+          <w:rtl w:val="0"/>
+        </w:rPr>
       </w:r>
     </w:p>
     <w:p>
@@ -4145,109 +4852,165 @@
         <w:ind w:left="0" w:right="0" w:firstLine="0"/>
         <w:jc w:val="left"/>
         <w:rPr>
-          <w:rFonts w:ascii="Arial" w:cs="Arial" w:eastAsia="Arial" w:hAnsi="Arial"/>
-          <w:b w:val="0"/>
-          <w:bCs w:val="0"/>
           <w:i w:val="1"/>
           <w:iCs w:val="1"/>
-          <w:smallCaps w:val="0"/>
-          <w:strike w:val="0"/>
           <w:color w:val="0000ff"/>
-          <w:sz w:val="20"/>
-          <w:szCs w:val="20"/>
+        </w:rPr>
+      </w:pPr>
+      <w:r>
+        <w:rPr>
+          <w:rtl w:val="0"/>
+        </w:rPr>
+      </w:r>
+    </w:p>
+    <w:p>
+      <w:pPr>
+        <w:pStyle w:val="Heading2"/>
+        <w:ind w:left="0" w:firstLine="0"/>
+        <w:rPr/>
+      </w:pPr>
+      <w:bookmarkStart w:colFirst="0" w:colLast="0" w:name="_vaa5ygkyp6c2" w:id="5"/>
+      <w:bookmarkEnd w:id="5"/>
+      <w:r>
+        <w:rPr>
+          <w:rtl w:val="0"/>
+        </w:rPr>
+        <w:t xml:space="preserve">3.1      Ambiente </w:t>
+      </w:r>
+    </w:p>
+    <w:p>
+      <w:pPr>
+        <w:numPr>
+          <w:ilvl w:val="0"/>
+          <w:numId w:val="6"/>
+        </w:numPr>
+        <w:ind w:left="720" w:hanging="360"/>
+        <w:rPr>
           <w:u w:val="none"/>
-          <w:shd w:fill="auto" w:val="clear"/>
-          <w:vertAlign w:val="baseline"/>
-        </w:rPr>
-      </w:pPr>
-      <w:r>
-        <w:rPr>
-          <w:rFonts w:ascii="Arial" w:cs="Arial" w:eastAsia="Arial" w:hAnsi="Arial"/>
-          <w:b w:val="0"/>
-          <w:bCs w:val="0"/>
-          <w:i w:val="1"/>
-          <w:iCs w:val="1"/>
-          <w:smallCaps w:val="0"/>
-          <w:strike w:val="0"/>
-          <w:color w:val="0000ff"/>
-          <w:sz w:val="20"/>
-          <w:szCs w:val="20"/>
+        </w:rPr>
+      </w:pPr>
+      <w:r>
+        <w:rPr>
+          <w:rtl w:val="0"/>
+        </w:rPr>
+        <w:t xml:space="preserve">Implantação na Nuvem Aws</w:t>
+      </w:r>
+    </w:p>
+    <w:p>
+      <w:pPr>
+        <w:numPr>
+          <w:ilvl w:val="0"/>
+          <w:numId w:val="6"/>
+        </w:numPr>
+        <w:ind w:left="720" w:hanging="360"/>
+        <w:rPr>
           <w:u w:val="none"/>
-          <w:shd w:fill="auto" w:val="clear"/>
-          <w:vertAlign w:val="baseline"/>
-          <w:rtl w:val="0"/>
-        </w:rPr>
-        <w:t xml:space="preserve">[Liste os recursos e suas fontes necessários para executar as atividades de implantação.]</w:t>
+        </w:rPr>
+      </w:pPr>
+      <w:r>
+        <w:rPr>
+          <w:rtl w:val="0"/>
+        </w:rPr>
+        <w:t xml:space="preserve">Navegador com acesso a rede</w:t>
+      </w:r>
+      <w:r>
+        <w:rPr>
+          <w:rtl w:val="0"/>
+        </w:rPr>
       </w:r>
     </w:p>
     <w:p>
       <w:pPr>
         <w:pStyle w:val="Heading2"/>
+        <w:ind w:left="0" w:firstLine="0"/>
+        <w:rPr/>
+      </w:pPr>
+      <w:bookmarkStart w:colFirst="0" w:colLast="0" w:name="_p23j02j1y18" w:id="6"/>
+      <w:bookmarkEnd w:id="6"/>
+      <w:r>
+        <w:rPr>
+          <w:rtl w:val="0"/>
+        </w:rPr>
+        <w:t xml:space="preserve">3.2      </w:t>
+      </w:r>
+      <w:r>
+        <w:rPr>
+          <w:rtl w:val="0"/>
+        </w:rPr>
+        <w:t xml:space="preserve">Hardware </w:t>
+      </w:r>
+    </w:p>
+    <w:p>
+      <w:pPr>
+        <w:ind w:left="0" w:firstLine="0"/>
+        <w:rPr/>
+      </w:pPr>
+      <w:r>
+        <w:rPr>
+          <w:rtl w:val="0"/>
+        </w:rPr>
+        <w:t xml:space="preserve">Não existem muitos requisitos físicos para a disponibilização, um navegador com acesso a rede é a única condição necessária, porém durante o projeto a implantação na AWS foi utilizada uma EC2, t3.micro e com  aplicação em nuvem AWS não utiliza máquina física apenas virtual.</w:t>
+      </w:r>
+    </w:p>
+    <w:p>
+      <w:pPr>
         <w:numPr>
-          <w:ilvl w:val="1"/>
-          <w:numId w:val="2"/>
+          <w:ilvl w:val="0"/>
+          <w:numId w:val="12"/>
         </w:numPr>
-        <w:ind w:left="0" w:firstLine="0"/>
-        <w:rPr/>
-      </w:pPr>
-      <w:bookmarkStart w:colFirst="0" w:colLast="0" w:name="_vaa5ygkyp6c2" w:id="6"/>
-      <w:bookmarkEnd w:id="6"/>
-      <w:r>
-        <w:rPr>
-          <w:rtl w:val="0"/>
-        </w:rPr>
-        <w:t xml:space="preserve">Ambiente</w:t>
-      </w:r>
-    </w:p>
-    <w:p>
-      <w:pPr>
-        <w:ind w:left="0" w:firstLine="0"/>
-        <w:rPr>
-          <w:vertAlign w:val="baseline"/>
-        </w:rPr>
-      </w:pPr>
-      <w:r>
-        <w:rPr>
-          <w:rtl w:val="0"/>
-        </w:rPr>
-        <w:t xml:space="preserve">O ambiente em que a aplicação foi implantada é a plataforma AWS, onde é necessário para acessar esta aplicação é ter um navegador com conexão com Internet.</w:t>
-      </w:r>
-      <w:r>
-        <w:rPr>
-          <w:rtl w:val="0"/>
-        </w:rPr>
-      </w:r>
-    </w:p>
-    <w:p>
-      <w:pPr>
-        <w:pStyle w:val="Heading2"/>
+        <w:ind w:left="720" w:hanging="360"/>
+        <w:rPr>
+          <w:u w:val="none"/>
+        </w:rPr>
+      </w:pPr>
+      <w:r>
+        <w:rPr>
+          <w:rtl w:val="0"/>
+        </w:rPr>
+        <w:t xml:space="preserve">EC2.</w:t>
+      </w:r>
+    </w:p>
+    <w:p>
+      <w:pPr>
         <w:numPr>
-          <w:ilvl w:val="1"/>
-          <w:numId w:val="2"/>
+          <w:ilvl w:val="0"/>
+          <w:numId w:val="12"/>
         </w:numPr>
-        <w:ind w:left="0" w:firstLine="0"/>
-        <w:rPr/>
-      </w:pPr>
-      <w:bookmarkStart w:colFirst="0" w:colLast="0" w:name="_p23j02j1y18" w:id="7"/>
-      <w:bookmarkEnd w:id="7"/>
-      <w:r>
-        <w:rPr>
-          <w:rtl w:val="0"/>
-        </w:rPr>
-        <w:t xml:space="preserve">Hardware</w:t>
-      </w:r>
-    </w:p>
-    <w:p>
-      <w:pPr>
-        <w:ind w:left="0" w:firstLine="0"/>
-        <w:rPr/>
-      </w:pPr>
-      <w:r>
-        <w:rPr>
-          <w:rtl w:val="0"/>
-        </w:rPr>
-        <w:t xml:space="preserve">Pela aplicação ser implementada na nuvem AWS, não existem muitos requisitos físicos para a disponibilização, um navegador com acesso a internet é a única condição necessária, porém durante o projeto a implantação na AWS foi utilizada uma EC2, t3.micro e com 8 gigabyte de armazenamento. </w:t>
-      </w:r>
+        <w:ind w:left="720" w:hanging="360"/>
+        <w:rPr>
+          <w:u w:val="none"/>
+        </w:rPr>
+      </w:pPr>
+      <w:r>
+        <w:rPr>
+          <w:rtl w:val="0"/>
+        </w:rPr>
+        <w:t xml:space="preserve">T3.micro</w:t>
+      </w:r>
+    </w:p>
+    <w:p>
+      <w:pPr>
+        <w:numPr>
+          <w:ilvl w:val="0"/>
+          <w:numId w:val="12"/>
+        </w:numPr>
+        <w:ind w:left="720" w:hanging="360"/>
+        <w:rPr>
+          <w:u w:val="none"/>
+        </w:rPr>
+      </w:pPr>
+      <w:r>
+        <w:rPr>
+          <w:rtl w:val="0"/>
+        </w:rPr>
+        <w:t xml:space="preserve">8 gigabyte de armazenamento</w:t>
+      </w:r>
+    </w:p>
+    <w:p>
+      <w:pPr>
+        <w:ind w:left="720" w:firstLine="0"/>
+        <w:rPr/>
+      </w:pPr>
       <w:r>
         <w:rPr>
           <w:rtl w:val="0"/>
@@ -4289,78 +5052,131 @@
       </w:pPr>
       <w:r>
         <w:rPr>
-          <w:rFonts w:ascii="Arial" w:cs="Arial" w:eastAsia="Arial" w:hAnsi="Arial"/>
-          <w:b w:val="0"/>
-          <w:bCs w:val="0"/>
-          <w:i w:val="1"/>
-          <w:iCs w:val="1"/>
-          <w:smallCaps w:val="0"/>
-          <w:strike w:val="0"/>
-          <w:color w:val="0000ff"/>
-          <w:sz w:val="20"/>
-          <w:szCs w:val="20"/>
+          <w:rtl w:val="0"/>
+        </w:rPr>
+      </w:r>
+    </w:p>
+    <w:p>
+      <w:pPr>
+        <w:pStyle w:val="Heading2"/>
+        <w:ind w:left="0" w:firstLine="0"/>
+        <w:rPr/>
+      </w:pPr>
+      <w:bookmarkStart w:colFirst="0" w:colLast="0" w:name="_s5bt49biesk0" w:id="7"/>
+      <w:bookmarkEnd w:id="7"/>
+      <w:r>
+        <w:rPr>
+          <w:rtl w:val="0"/>
+        </w:rPr>
+        <w:t xml:space="preserve">3.3       Software </w:t>
+      </w:r>
+      <w:r>
+        <w:rPr>
+          <w:rtl w:val="0"/>
+        </w:rPr>
+      </w:r>
+    </w:p>
+    <w:p>
+      <w:pPr>
+        <w:numPr>
+          <w:ilvl w:val="0"/>
+          <w:numId w:val="4"/>
+        </w:numPr>
+        <w:ind w:left="720" w:hanging="360"/>
+        <w:rPr>
           <w:u w:val="none"/>
-          <w:shd w:fill="auto" w:val="clear"/>
-          <w:vertAlign w:val="baseline"/>
-          <w:rtl w:val="0"/>
-        </w:rPr>
-        <w:t xml:space="preserve">[Identifique o hardware necessário para execução do produto a ser implantado. Especifique modelo, versões e configurações. Forneça informações sobre suporte do fabricante e licenças.]</w:t>
-      </w:r>
-    </w:p>
-    <w:p>
-      <w:pPr>
-        <w:pStyle w:val="Heading2"/>
+        </w:rPr>
+      </w:pPr>
+      <w:r>
+        <w:rPr>
+          <w:rtl w:val="0"/>
+        </w:rPr>
+        <w:t xml:space="preserve">A implantação na nuvem AWS não existe nenhuma condição necessária para que a aplicação funcione além de um navegador e acesso a rede.</w:t>
+      </w:r>
+    </w:p>
+    <w:p>
+      <w:pPr>
+        <w:ind w:left="0" w:firstLine="0"/>
+        <w:rPr/>
+      </w:pPr>
+      <w:r>
+        <w:rPr>
+          <w:rtl w:val="0"/>
+        </w:rPr>
+        <w:t xml:space="preserve">Para  desenvolvimento foi usado:</w:t>
+      </w:r>
+    </w:p>
+    <w:p>
+      <w:pPr>
         <w:numPr>
-          <w:ilvl w:val="1"/>
-          <w:numId w:val="2"/>
+          <w:ilvl w:val="0"/>
+          <w:numId w:val="4"/>
         </w:numPr>
-        <w:ind w:left="0" w:firstLine="0"/>
-        <w:rPr/>
-      </w:pPr>
-      <w:bookmarkStart w:colFirst="0" w:colLast="0" w:name="_s5bt49biesk0" w:id="8"/>
-      <w:bookmarkEnd w:id="8"/>
-      <w:r>
-        <w:rPr>
-          <w:rtl w:val="0"/>
-        </w:rPr>
-        <w:t xml:space="preserve">Software</w:t>
-      </w:r>
-    </w:p>
-    <w:p>
-      <w:pPr>
-        <w:ind w:left="0" w:firstLine="0"/>
-        <w:rPr/>
-      </w:pPr>
-      <w:r>
-        <w:rPr>
-          <w:rtl w:val="0"/>
-        </w:rPr>
-        <w:t xml:space="preserve">Em relação a implantação na nuvem AWS não existe nenhuma condição necessária para que a aplicação funcione além de um navegador com a acesso a internet, mas para o desenvolvimento da aplicação foi necessário a utilização do Java JDK-21, maven-3.9.11, tomcat 9, MySql 8.4.4.</w:t>
-      </w:r>
-      <w:r>
-        <w:rPr>
-          <w:rtl w:val="0"/>
-        </w:rPr>
-      </w:r>
-    </w:p>
-    <w:p>
-      <w:pPr>
-        <w:pStyle w:val="Heading2"/>
-        <w:rPr/>
-      </w:pPr>
-      <w:bookmarkStart w:colFirst="0" w:colLast="0" w:name="_bjj8pv7d3oqy" w:id="9"/>
-      <w:bookmarkEnd w:id="9"/>
-      <w:r>
-        <w:rPr>
-          <w:rtl w:val="0"/>
-        </w:rPr>
-      </w:r>
-    </w:p>
-    <w:p>
-      <w:pPr>
-        <w:ind w:left="576" w:firstLine="0"/>
-        <w:rPr/>
-      </w:pPr>
+        <w:ind w:left="720" w:hanging="360"/>
+        <w:rPr>
+          <w:u w:val="none"/>
+        </w:rPr>
+      </w:pPr>
+      <w:r>
+        <w:rPr>
+          <w:rtl w:val="0"/>
+        </w:rPr>
+        <w:t xml:space="preserve">Java JDK-21</w:t>
+      </w:r>
+    </w:p>
+    <w:p>
+      <w:pPr>
+        <w:numPr>
+          <w:ilvl w:val="0"/>
+          <w:numId w:val="4"/>
+        </w:numPr>
+        <w:ind w:left="720" w:hanging="360"/>
+        <w:rPr>
+          <w:u w:val="none"/>
+        </w:rPr>
+      </w:pPr>
+      <w:r>
+        <w:rPr>
+          <w:rtl w:val="0"/>
+        </w:rPr>
+        <w:t xml:space="preserve">maven-3.9.11</w:t>
+      </w:r>
+    </w:p>
+    <w:p>
+      <w:pPr>
+        <w:numPr>
+          <w:ilvl w:val="0"/>
+          <w:numId w:val="4"/>
+        </w:numPr>
+        <w:ind w:left="720" w:hanging="360"/>
+        <w:rPr>
+          <w:u w:val="none"/>
+        </w:rPr>
+      </w:pPr>
+      <w:r>
+        <w:rPr>
+          <w:rtl w:val="0"/>
+        </w:rPr>
+        <w:t xml:space="preserve">tomcat 9</w:t>
+      </w:r>
+    </w:p>
+    <w:p>
+      <w:pPr>
+        <w:numPr>
+          <w:ilvl w:val="0"/>
+          <w:numId w:val="4"/>
+        </w:numPr>
+        <w:ind w:left="720" w:hanging="360"/>
+        <w:rPr>
+          <w:u w:val="none"/>
+        </w:rPr>
+      </w:pPr>
+      <w:r>
+        <w:rPr>
+          <w:rtl w:val="0"/>
+        </w:rPr>
+        <w:t xml:space="preserve">MySql 8.4.4.</w:t>
+      </w:r>
       <w:r>
         <w:rPr>
           <w:rtl w:val="0"/>
@@ -4385,71 +5201,11 @@
         <w:ind w:left="0" w:right="0" w:firstLine="0"/>
         <w:jc w:val="left"/>
         <w:rPr>
-          <w:rFonts w:ascii="Arial" w:cs="Arial" w:eastAsia="Arial" w:hAnsi="Arial"/>
-          <w:b w:val="0"/>
-          <w:bCs w:val="0"/>
           <w:i w:val="1"/>
           <w:iCs w:val="1"/>
-          <w:smallCaps w:val="0"/>
-          <w:strike w:val="0"/>
           <w:color w:val="0000ff"/>
-          <w:sz w:val="20"/>
-          <w:szCs w:val="20"/>
-          <w:u w:val="none"/>
-          <w:shd w:fill="auto" w:val="clear"/>
-          <w:vertAlign w:val="baseline"/>
-        </w:rPr>
-      </w:pPr>
-      <w:r>
-        <w:rPr>
-          <w:rFonts w:ascii="Arial" w:cs="Arial" w:eastAsia="Arial" w:hAnsi="Arial"/>
-          <w:b w:val="0"/>
-          <w:bCs w:val="0"/>
-          <w:i w:val="1"/>
-          <w:iCs w:val="1"/>
-          <w:smallCaps w:val="0"/>
-          <w:strike w:val="0"/>
-          <w:color w:val="0000ff"/>
-          <w:sz w:val="20"/>
-          <w:szCs w:val="20"/>
-          <w:u w:val="none"/>
-          <w:shd w:fill="auto" w:val="clear"/>
-          <w:vertAlign w:val="baseline"/>
-          <w:rtl w:val="0"/>
-        </w:rPr>
-        <w:t xml:space="preserve">[Identifique o software necessário para execução do produto a ser implantado, por exemplo, SO,  Midlewares, SGBD, Servidores de Mensageria, etc. Especifique nome, versão e fabricante. Forneça informações sobre suporte do fabricante e licenças.]</w:t>
-      </w:r>
-    </w:p>
-    <w:p>
-      <w:pPr>
-        <w:pStyle w:val="Heading2"/>
-        <w:numPr>
-          <w:ilvl w:val="1"/>
-          <w:numId w:val="2"/>
-        </w:numPr>
-        <w:ind w:left="0" w:firstLine="0"/>
-        <w:rPr/>
-      </w:pPr>
-      <w:bookmarkStart w:colFirst="0" w:colLast="0" w:name="_fcgfye419gkp" w:id="10"/>
-      <w:bookmarkEnd w:id="10"/>
-      <w:r>
-        <w:rPr>
-          <w:rtl w:val="0"/>
-        </w:rPr>
-        <w:t xml:space="preserve">Pessoas</w:t>
-      </w:r>
-    </w:p>
-    <w:p>
-      <w:pPr>
-        <w:ind w:left="0" w:firstLine="0"/>
-        <w:rPr/>
-      </w:pPr>
-      <w:r>
-        <w:rPr>
-          <w:rtl w:val="0"/>
-        </w:rPr>
-        <w:t xml:space="preserve">Neste projeto todos os membros tiveram como função desenvolver alguma parte da aplicação prática, após maior parte do desenvolvimento foram criadas função de testar a aplicação, implementação na nuvem AWS, documentação do Guia e Criação do Front. </w:t>
-      </w:r>
+        </w:rPr>
+      </w:pPr>
       <w:r>
         <w:rPr>
           <w:rtl w:val="0"/>
@@ -4474,97 +5230,23 @@
         <w:ind w:left="0" w:right="0" w:firstLine="0"/>
         <w:jc w:val="left"/>
         <w:rPr>
-          <w:rFonts w:ascii="Arial" w:cs="Arial" w:eastAsia="Arial" w:hAnsi="Arial"/>
-          <w:b w:val="0"/>
-          <w:bCs w:val="0"/>
-          <w:i w:val="1"/>
-          <w:iCs w:val="1"/>
-          <w:smallCaps w:val="0"/>
-          <w:strike w:val="0"/>
-          <w:color w:val="0000ff"/>
-          <w:sz w:val="20"/>
-          <w:szCs w:val="20"/>
-          <w:u w:val="none"/>
-          <w:shd w:fill="auto" w:val="clear"/>
-          <w:vertAlign w:val="baseline"/>
-        </w:rPr>
-      </w:pPr>
-      <w:r>
-        <w:rPr>
-          <w:rFonts w:ascii="Arial" w:cs="Arial" w:eastAsia="Arial" w:hAnsi="Arial"/>
-          <w:b w:val="0"/>
-          <w:bCs w:val="0"/>
-          <w:i w:val="1"/>
-          <w:iCs w:val="1"/>
-          <w:smallCaps w:val="0"/>
-          <w:strike w:val="0"/>
-          <w:color w:val="0000ff"/>
-          <w:sz w:val="20"/>
-          <w:szCs w:val="20"/>
-          <w:u w:val="none"/>
-          <w:shd w:fill="auto" w:val="clear"/>
-          <w:vertAlign w:val="baseline"/>
-          <w:rtl w:val="0"/>
-        </w:rPr>
-        <w:t xml:space="preserve">[Identifique os recursos humanos necessários para execução da instalação ou implantação do produto, por exemplo, um implementador, um implantador e um testador.]</w:t>
-      </w:r>
-    </w:p>
-    <w:p>
-      <w:pPr>
-        <w:rPr/>
-      </w:pPr>
-      <w:r>
-        <w:rPr>
-          <w:rtl w:val="0"/>
-        </w:rPr>
-      </w:r>
-    </w:p>
-    <w:p>
-      <w:pPr>
-        <w:pStyle w:val="Heading1"/>
-        <w:numPr>
-          <w:ilvl w:val="0"/>
-          <w:numId w:val="1"/>
-        </w:numPr>
-        <w:ind w:left="0" w:firstLine="0"/>
-        <w:rPr/>
-      </w:pPr>
-      <w:bookmarkStart w:colFirst="0" w:colLast="0" w:name="_wjq1sgtrv5w9" w:id="11"/>
-      <w:bookmarkEnd w:id="11"/>
-      <w:r>
-        <w:rPr>
-          <w:rtl w:val="0"/>
-        </w:rPr>
-        <w:t xml:space="preserve">ROTEIRO DE implantação</w:t>
-      </w:r>
-    </w:p>
-    <w:p>
-      <w:pPr>
-        <w:ind w:left="0" w:firstLine="0"/>
-        <w:rPr/>
-      </w:pPr>
-      <w:r>
-        <w:rPr>
-          <w:rtl w:val="0"/>
-        </w:rPr>
-        <w:t xml:space="preserve">A implantação da aplicação teve como início do projeto o desenvolvimento do módulo gerenciar imóveis para a demonstração prática ao cliente. Em seguida ocorreu o desenvolvimento dos módulos Gerenciar Pagamentos e Gerenciar Inquilinos, para a primeira parte da construção, em relação a segunda parte da Construção foi realizada a implantação do módulo Gerenciar Contratos de Aluguéis e testes de funcionalidade, além de ser a fase onde ocorrerá a implementação na nuvem AWS.</w:t>
-      </w:r>
-    </w:p>
-    <w:p>
-      <w:pPr>
-        <w:ind w:left="432" w:firstLine="0"/>
-        <w:rPr/>
-      </w:pPr>
-      <w:r>
-        <w:rPr>
-          <w:rtl w:val="0"/>
-        </w:rPr>
-        <w:t xml:space="preserve"> </w:t>
-      </w:r>
-      <w:r>
-        <w:rPr>
-          <w:rtl w:val="0"/>
-        </w:rPr>
+          <w:b w:val="1"/>
+          <w:bCs w:val="1"/>
+          <w:sz w:val="24"/>
+          <w:szCs w:val="24"/>
+        </w:rPr>
+      </w:pPr>
+      <w:r>
+        <w:rPr>
+          <w:b w:val="1"/>
+          <w:bCs w:val="1"/>
+          <w:sz w:val="24"/>
+          <w:szCs w:val="24"/>
+          <w:rtl w:val="0"/>
+        </w:rPr>
+        <w:t xml:space="preserve">3.4 </w:t>
+        <w:tab/>
+        <w:t xml:space="preserve">Cloud</w:t>
       </w:r>
     </w:p>
     <w:p>
@@ -4585,39 +5267,919 @@
         <w:ind w:left="0" w:right="0" w:firstLine="0"/>
         <w:jc w:val="left"/>
         <w:rPr>
-          <w:rFonts w:ascii="Arial" w:cs="Arial" w:eastAsia="Arial" w:hAnsi="Arial"/>
+          <w:sz w:val="24"/>
+          <w:szCs w:val="24"/>
+        </w:rPr>
+      </w:pPr>
+      <w:r>
+        <w:rPr>
+          <w:sz w:val="24"/>
+          <w:szCs w:val="24"/>
+        </w:rPr>
+        <w:drawing>
+          <wp:inline distB="114300" distT="114300" distL="114300" distR="114300">
+            <wp:extent cx="6119185" cy="3619500"/>
+            <wp:effectExtent b="0" l="0" r="0" t="0"/>
+            <wp:docPr id="5" name="image3.jpg"/>
+            <a:graphic>
+              <a:graphicData uri="http://schemas.openxmlformats.org/drawingml/2006/picture">
+                <pic:pic>
+                  <pic:nvPicPr>
+                    <pic:cNvPr id="0" name="image3.jpg"/>
+                    <pic:cNvPicPr preferRelativeResize="0"/>
+                  </pic:nvPicPr>
+                  <pic:blipFill>
+                    <a:blip r:embed="rId22"/>
+                    <a:srcRect b="0" l="0" r="0" t="0"/>
+                    <a:stretch>
+                      <a:fillRect/>
+                    </a:stretch>
+                  </pic:blipFill>
+                  <pic:spPr>
+                    <a:xfrm>
+                      <a:off x="0" y="0"/>
+                      <a:ext cx="6119185" cy="3619500"/>
+                    </a:xfrm>
+                    <a:prstGeom prst="rect"/>
+                    <a:ln/>
+                  </pic:spPr>
+                </pic:pic>
+              </a:graphicData>
+            </a:graphic>
+          </wp:inline>
+        </w:drawing>
+      </w:r>
+      <w:r>
+        <w:rPr>
+          <w:rtl w:val="0"/>
+        </w:rPr>
+      </w:r>
+    </w:p>
+    <w:p>
+      <w:pPr>
+        <w:pStyle w:val="Heading2"/>
+        <w:keepNext w:val="0"/>
+        <w:spacing w:after="80" w:lineRule="auto"/>
+        <w:rPr>
           <w:b w:val="0"/>
           <w:bCs w:val="0"/>
+        </w:rPr>
+      </w:pPr>
+      <w:bookmarkStart w:colFirst="0" w:colLast="0" w:name="_om2tmg7vzxq" w:id="8"/>
+      <w:bookmarkEnd w:id="8"/>
+      <w:r>
+        <w:rPr>
+          <w:rtl w:val="0"/>
+        </w:rPr>
+      </w:r>
+    </w:p>
+    <w:p>
+      <w:pPr>
+        <w:pStyle w:val="Heading2"/>
+        <w:keepNext w:val="0"/>
+        <w:spacing w:after="80" w:lineRule="auto"/>
+        <w:rPr>
+          <w:b w:val="0"/>
+          <w:bCs w:val="0"/>
+          <w:sz w:val="20"/>
+          <w:szCs w:val="20"/>
+        </w:rPr>
+      </w:pPr>
+      <w:bookmarkStart w:colFirst="0" w:colLast="0" w:name="_nu8p36jdmk0" w:id="9"/>
+      <w:bookmarkEnd w:id="9"/>
+      <w:r>
+        <w:rPr>
+          <w:b w:val="0"/>
+          <w:bCs w:val="0"/>
+          <w:sz w:val="20"/>
+          <w:szCs w:val="20"/>
+          <w:rtl w:val="0"/>
+        </w:rPr>
+        <w:t xml:space="preserve">EC2 (Elastic Compute Cloud) – Servidores Virtuais</w:t>
+      </w:r>
+    </w:p>
+    <w:p>
+      <w:pPr>
+        <w:spacing w:after="240" w:before="240" w:lineRule="auto"/>
+        <w:jc w:val="left"/>
+        <w:rPr/>
+      </w:pPr>
+      <w:r>
+        <w:rPr>
+          <w:rtl w:val="0"/>
+        </w:rPr>
+        <w:t xml:space="preserve">A arquitetura utiliza múltiplas instâncias </w:t>
+      </w:r>
+      <w:r>
+        <w:rPr>
+          <w:b w:val="1"/>
+          <w:bCs w:val="1"/>
+          <w:rtl w:val="0"/>
+        </w:rPr>
+        <w:t xml:space="preserve">EC2</w:t>
+      </w:r>
+      <w:r>
+        <w:rPr>
+          <w:rtl w:val="0"/>
+        </w:rPr>
+        <w:t xml:space="preserve"> distribuídas em </w:t>
+      </w:r>
+      <w:r>
+        <w:rPr>
           <w:i w:val="1"/>
           <w:iCs w:val="1"/>
-          <w:smallCaps w:val="0"/>
-          <w:strike w:val="0"/>
-          <w:color w:val="0000ff"/>
+          <w:rtl w:val="0"/>
+        </w:rPr>
+        <w:t xml:space="preserve">Private Subnets</w:t>
+      </w:r>
+      <w:r>
+        <w:rPr>
+          <w:rtl w:val="0"/>
+        </w:rPr>
+        <w:t xml:space="preserve"> de zonas de disponibilidade distintas (us-east-1a e us-east-1b).</w:t>
+      </w:r>
+    </w:p>
+    <w:p>
+      <w:pPr>
+        <w:spacing w:after="240" w:before="240" w:lineRule="auto"/>
+        <w:jc w:val="left"/>
+        <w:rPr/>
+      </w:pPr>
+      <w:r>
+        <w:rPr>
+          <w:rtl w:val="0"/>
+        </w:rPr>
+        <w:t xml:space="preserve">Esses servidores hospedam aplicações e são escalados automaticamente com </w:t>
+      </w:r>
+      <w:r>
+        <w:rPr>
+          <w:b w:val="1"/>
+          <w:bCs w:val="1"/>
+          <w:rtl w:val="0"/>
+        </w:rPr>
+        <w:t xml:space="preserve">EC2 Auto Scaling</w:t>
+      </w:r>
+      <w:r>
+        <w:rPr>
+          <w:rtl w:val="0"/>
+        </w:rPr>
+        <w:t xml:space="preserve">.</w:t>
+      </w:r>
+    </w:p>
+    <w:p>
+      <w:pPr>
+        <w:pStyle w:val="Heading2"/>
+        <w:keepNext w:val="0"/>
+        <w:spacing w:after="80" w:lineRule="auto"/>
+        <w:rPr>
           <w:sz w:val="20"/>
           <w:szCs w:val="20"/>
-          <w:u w:val="none"/>
-          <w:shd w:fill="auto" w:val="clear"/>
-          <w:vertAlign w:val="baseline"/>
-        </w:rPr>
-      </w:pPr>
-      <w:r>
-        <w:rPr>
-          <w:rFonts w:ascii="Arial" w:cs="Arial" w:eastAsia="Arial" w:hAnsi="Arial"/>
-          <w:b w:val="0"/>
-          <w:bCs w:val="0"/>
-          <w:i w:val="1"/>
-          <w:iCs w:val="1"/>
-          <w:smallCaps w:val="0"/>
-          <w:strike w:val="0"/>
-          <w:color w:val="0000ff"/>
+        </w:rPr>
+      </w:pPr>
+      <w:bookmarkStart w:colFirst="0" w:colLast="0" w:name="_onz9e9lny9mx" w:id="10"/>
+      <w:bookmarkEnd w:id="10"/>
+      <w:r>
+        <w:rPr>
           <w:sz w:val="20"/>
           <w:szCs w:val="20"/>
+          <w:rtl w:val="0"/>
+        </w:rPr>
+        <w:t xml:space="preserve">RDS (Relational Database Service) – Bancos de Dados em Hardware Gerenciado</w:t>
+      </w:r>
+    </w:p>
+    <w:p>
+      <w:pPr>
+        <w:spacing w:after="240" w:before="240" w:lineRule="auto"/>
+        <w:jc w:val="left"/>
+        <w:rPr/>
+      </w:pPr>
+      <w:r>
+        <w:rPr>
+          <w:rtl w:val="0"/>
+        </w:rPr>
+        <w:t xml:space="preserve">A arquitetura contém duas instâncias de banco de dados </w:t>
+      </w:r>
+      <w:r>
+        <w:rPr>
+          <w:b w:val="1"/>
+          <w:bCs w:val="1"/>
+          <w:rtl w:val="0"/>
+        </w:rPr>
+        <w:t xml:space="preserve">RDS</w:t>
+      </w:r>
+      <w:r>
+        <w:rPr>
+          <w:rtl w:val="0"/>
+        </w:rPr>
+        <w:t xml:space="preserve">, também isoladas em sub-redes privadas.</w:t>
+        <w:br w:type="textWrapping"/>
+        <w:t xml:space="preserve"> Cada instância representa hardware dedicado a:</w:t>
+      </w:r>
+    </w:p>
+    <w:p>
+      <w:pPr>
+        <w:numPr>
+          <w:ilvl w:val="0"/>
+          <w:numId w:val="15"/>
+        </w:numPr>
+        <w:spacing w:after="0" w:afterAutospacing="0" w:before="240" w:lineRule="auto"/>
+        <w:ind w:left="720" w:hanging="360"/>
+        <w:jc w:val="left"/>
+        <w:rPr/>
+      </w:pPr>
+      <w:r>
+        <w:rPr>
+          <w:rtl w:val="0"/>
+        </w:rPr>
+        <w:t xml:space="preserve">Processamento otimizado para banco de dados</w:t>
+        <w:br w:type="textWrapping"/>
+      </w:r>
+    </w:p>
+    <w:p>
+      <w:pPr>
+        <w:numPr>
+          <w:ilvl w:val="0"/>
+          <w:numId w:val="15"/>
+        </w:numPr>
+        <w:spacing w:after="0" w:afterAutospacing="0" w:before="0" w:beforeAutospacing="0" w:lineRule="auto"/>
+        <w:ind w:left="720" w:hanging="360"/>
+        <w:jc w:val="left"/>
+        <w:rPr/>
+      </w:pPr>
+      <w:r>
+        <w:rPr>
+          <w:rtl w:val="0"/>
+        </w:rPr>
+        <w:t xml:space="preserve">Memória especializada</w:t>
+        <w:br w:type="textWrapping"/>
+      </w:r>
+    </w:p>
+    <w:p>
+      <w:pPr>
+        <w:numPr>
+          <w:ilvl w:val="0"/>
+          <w:numId w:val="15"/>
+        </w:numPr>
+        <w:spacing w:after="240" w:before="0" w:beforeAutospacing="0" w:lineRule="auto"/>
+        <w:ind w:left="720" w:hanging="360"/>
+        <w:jc w:val="left"/>
+        <w:rPr/>
+      </w:pPr>
+      <w:r>
+        <w:rPr>
+          <w:rtl w:val="0"/>
+        </w:rPr>
+        <w:t xml:space="preserve">Armazenamento SSD (GP3 ou IO-Optimized)</w:t>
+      </w:r>
+    </w:p>
+    <w:p>
+      <w:pPr>
+        <w:pStyle w:val="Heading2"/>
+        <w:keepNext w:val="0"/>
+        <w:spacing w:after="80" w:lineRule="auto"/>
+        <w:rPr>
+          <w:sz w:val="20"/>
+          <w:szCs w:val="20"/>
+        </w:rPr>
+      </w:pPr>
+      <w:bookmarkStart w:colFirst="0" w:colLast="0" w:name="_orxoyqb4rl27" w:id="11"/>
+      <w:bookmarkEnd w:id="11"/>
+      <w:r>
+        <w:rPr>
+          <w:sz w:val="20"/>
+          <w:szCs w:val="20"/>
+          <w:rtl w:val="0"/>
+        </w:rPr>
+        <w:t xml:space="preserve">Elastic Container Registry (ECR)</w:t>
+      </w:r>
+    </w:p>
+    <w:p>
+      <w:pPr>
+        <w:spacing w:after="240" w:before="240" w:lineRule="auto"/>
+        <w:jc w:val="left"/>
+        <w:rPr/>
+      </w:pPr>
+      <w:r>
+        <w:rPr>
+          <w:rtl w:val="0"/>
+        </w:rPr>
+        <w:t xml:space="preserve">O ECR funciona como um repositório de imagens Docker.</w:t>
+        <w:br w:type="textWrapping"/>
+        <w:t xml:space="preserve"> Apesar de gerenciado, ele utiliza:</w:t>
+      </w:r>
+    </w:p>
+    <w:p>
+      <w:pPr>
+        <w:numPr>
+          <w:ilvl w:val="0"/>
+          <w:numId w:val="7"/>
+        </w:numPr>
+        <w:spacing w:after="0" w:afterAutospacing="0" w:before="240" w:lineRule="auto"/>
+        <w:ind w:left="720" w:hanging="360"/>
+        <w:jc w:val="left"/>
+        <w:rPr/>
+      </w:pPr>
+      <w:r>
+        <w:rPr>
+          <w:rtl w:val="0"/>
+        </w:rPr>
+        <w:t xml:space="preserve">Armazenamento distribuído</w:t>
+        <w:br w:type="textWrapping"/>
+      </w:r>
+    </w:p>
+    <w:p>
+      <w:pPr>
+        <w:numPr>
+          <w:ilvl w:val="0"/>
+          <w:numId w:val="7"/>
+        </w:numPr>
+        <w:spacing w:after="240" w:before="0" w:beforeAutospacing="0" w:lineRule="auto"/>
+        <w:ind w:left="720" w:hanging="360"/>
+        <w:jc w:val="left"/>
+        <w:rPr/>
+      </w:pPr>
+      <w:r>
+        <w:rPr>
+          <w:rtl w:val="0"/>
+        </w:rPr>
+        <w:t xml:space="preserve">Alta disponibilidade de rede</w:t>
+        <w:br w:type="textWrapping"/>
+      </w:r>
+    </w:p>
+    <w:p>
+      <w:pPr>
+        <w:pStyle w:val="Heading2"/>
+        <w:keepNext w:val="0"/>
+        <w:spacing w:after="80" w:lineRule="auto"/>
+        <w:rPr>
+          <w:sz w:val="20"/>
+          <w:szCs w:val="20"/>
+        </w:rPr>
+      </w:pPr>
+      <w:bookmarkStart w:colFirst="0" w:colLast="0" w:name="_gm7qh0i33wtm" w:id="12"/>
+      <w:bookmarkEnd w:id="12"/>
+      <w:r>
+        <w:rPr>
+          <w:sz w:val="20"/>
+          <w:szCs w:val="20"/>
+          <w:rtl w:val="0"/>
+        </w:rPr>
+        <w:t xml:space="preserve">Elastic Container Server / ECS (provavelmente com EC2)</w:t>
+      </w:r>
+    </w:p>
+    <w:p>
+      <w:pPr>
+        <w:spacing w:after="240" w:before="240" w:lineRule="auto"/>
+        <w:jc w:val="left"/>
+        <w:rPr/>
+      </w:pPr>
+      <w:r>
+        <w:rPr>
+          <w:rtl w:val="0"/>
+        </w:rPr>
+        <w:t xml:space="preserve">Este componente representa o cluster onde os containers são executados.</w:t>
+      </w:r>
+    </w:p>
+    <w:p>
+      <w:pPr>
+        <w:spacing w:after="240" w:before="240" w:lineRule="auto"/>
+        <w:jc w:val="left"/>
+        <w:rPr/>
+      </w:pPr>
+      <w:r>
+        <w:rPr>
+          <w:rtl w:val="0"/>
+        </w:rPr>
+        <w:t xml:space="preserve">O hardware usado inclui:</w:t>
+      </w:r>
+    </w:p>
+    <w:p>
+      <w:pPr>
+        <w:numPr>
+          <w:ilvl w:val="0"/>
+          <w:numId w:val="17"/>
+        </w:numPr>
+        <w:spacing w:after="0" w:afterAutospacing="0" w:before="240" w:lineRule="auto"/>
+        <w:ind w:left="720" w:hanging="360"/>
+        <w:jc w:val="left"/>
+        <w:rPr/>
+      </w:pPr>
+      <w:r>
+        <w:rPr>
+          <w:rtl w:val="0"/>
+        </w:rPr>
+        <w:t xml:space="preserve">Instâncias EC2 dedicadas ao cluster</w:t>
+        <w:br w:type="textWrapping"/>
+      </w:r>
+    </w:p>
+    <w:p>
+      <w:pPr>
+        <w:numPr>
+          <w:ilvl w:val="0"/>
+          <w:numId w:val="17"/>
+        </w:numPr>
+        <w:spacing w:after="0" w:afterAutospacing="0" w:before="0" w:beforeAutospacing="0" w:lineRule="auto"/>
+        <w:ind w:left="720" w:hanging="360"/>
+        <w:jc w:val="left"/>
+        <w:rPr/>
+      </w:pPr>
+      <w:r>
+        <w:rPr>
+          <w:rtl w:val="0"/>
+        </w:rPr>
+        <w:t xml:space="preserve">CPU e memória reservada para containers</w:t>
+        <w:br w:type="textWrapping"/>
+      </w:r>
+    </w:p>
+    <w:p>
+      <w:pPr>
+        <w:numPr>
+          <w:ilvl w:val="0"/>
+          <w:numId w:val="17"/>
+        </w:numPr>
+        <w:spacing w:after="240" w:before="0" w:beforeAutospacing="0" w:lineRule="auto"/>
+        <w:ind w:left="720" w:hanging="360"/>
+        <w:jc w:val="left"/>
+        <w:rPr/>
+      </w:pPr>
+      <w:r>
+        <w:rPr>
+          <w:rtl w:val="0"/>
+        </w:rPr>
+        <w:t xml:space="preserve">Interfaces de rede e roteamento interno</w:t>
+        <w:br w:type="textWrapping"/>
+      </w:r>
+      <w:r>
+        <w:rPr>
+          <w:rtl w:val="0"/>
+        </w:rPr>
+      </w:r>
+    </w:p>
+    <w:p>
+      <w:pPr>
+        <w:pStyle w:val="Heading2"/>
+        <w:keepNext w:val="0"/>
+        <w:spacing w:after="80" w:lineRule="auto"/>
+        <w:rPr>
+          <w:sz w:val="20"/>
+          <w:szCs w:val="20"/>
+        </w:rPr>
+      </w:pPr>
+      <w:bookmarkStart w:colFirst="0" w:colLast="0" w:name="_om8g67kkmfa5" w:id="13"/>
+      <w:bookmarkEnd w:id="13"/>
+      <w:r>
+        <w:rPr>
+          <w:sz w:val="20"/>
+          <w:szCs w:val="20"/>
+          <w:rtl w:val="0"/>
+        </w:rPr>
+        <w:t xml:space="preserve">NAT Gateway</w:t>
+      </w:r>
+    </w:p>
+    <w:p>
+      <w:pPr>
+        <w:spacing w:after="240" w:before="240" w:lineRule="auto"/>
+        <w:jc w:val="left"/>
+        <w:rPr/>
+      </w:pPr>
+      <w:r>
+        <w:rPr>
+          <w:rtl w:val="0"/>
+        </w:rPr>
+        <w:t xml:space="preserve">Permite que recursos em sub-redes privadas acessem a internet.</w:t>
+        <w:br w:type="textWrapping"/>
+        <w:t xml:space="preserve"> Mesmo sendo um serviço gerenciado, ele representa:</w:t>
+      </w:r>
+    </w:p>
+    <w:p>
+      <w:pPr>
+        <w:numPr>
+          <w:ilvl w:val="0"/>
+          <w:numId w:val="8"/>
+        </w:numPr>
+        <w:spacing w:after="0" w:afterAutospacing="0" w:before="240" w:lineRule="auto"/>
+        <w:ind w:left="720" w:hanging="360"/>
+        <w:jc w:val="left"/>
+        <w:rPr/>
+      </w:pPr>
+      <w:r>
+        <w:rPr>
+          <w:rtl w:val="0"/>
+        </w:rPr>
+        <w:t xml:space="preserve">Hardware de rede altamente disponível</w:t>
+        <w:br w:type="textWrapping"/>
+      </w:r>
+    </w:p>
+    <w:p>
+      <w:pPr>
+        <w:numPr>
+          <w:ilvl w:val="0"/>
+          <w:numId w:val="8"/>
+        </w:numPr>
+        <w:spacing w:after="0" w:afterAutospacing="0" w:before="0" w:beforeAutospacing="0" w:lineRule="auto"/>
+        <w:ind w:left="720" w:hanging="360"/>
+        <w:jc w:val="left"/>
+        <w:rPr/>
+      </w:pPr>
+      <w:r>
+        <w:rPr>
+          <w:rtl w:val="0"/>
+        </w:rPr>
+        <w:t xml:space="preserve">Throughput dedicado</w:t>
+        <w:br w:type="textWrapping"/>
+      </w:r>
+    </w:p>
+    <w:p>
+      <w:pPr>
+        <w:numPr>
+          <w:ilvl w:val="0"/>
+          <w:numId w:val="8"/>
+        </w:numPr>
+        <w:spacing w:after="240" w:before="0" w:beforeAutospacing="0" w:lineRule="auto"/>
+        <w:ind w:left="720" w:hanging="360"/>
+        <w:jc w:val="left"/>
+        <w:rPr/>
+      </w:pPr>
+      <w:r>
+        <w:rPr>
+          <w:rtl w:val="0"/>
+        </w:rPr>
+        <w:t xml:space="preserve">IP público (Elastic IP) vinculado</w:t>
+        <w:br w:type="textWrapping"/>
+      </w:r>
+    </w:p>
+    <w:p>
+      <w:pPr>
+        <w:pStyle w:val="Heading2"/>
+        <w:keepNext w:val="0"/>
+        <w:spacing w:after="80" w:lineRule="auto"/>
+        <w:rPr>
+          <w:sz w:val="20"/>
+          <w:szCs w:val="20"/>
+        </w:rPr>
+      </w:pPr>
+      <w:bookmarkStart w:colFirst="0" w:colLast="0" w:name="_5bsgiqq05f54" w:id="14"/>
+      <w:bookmarkEnd w:id="14"/>
+      <w:r>
+        <w:rPr>
+          <w:sz w:val="20"/>
+          <w:szCs w:val="20"/>
+          <w:rtl w:val="0"/>
+        </w:rPr>
+        <w:t xml:space="preserve">Internet Gateway</w:t>
+      </w:r>
+    </w:p>
+    <w:p>
+      <w:pPr>
+        <w:spacing w:after="240" w:before="240" w:lineRule="auto"/>
+        <w:jc w:val="left"/>
+        <w:rPr/>
+      </w:pPr>
+      <w:r>
+        <w:rPr>
+          <w:rtl w:val="0"/>
+        </w:rPr>
+        <w:t xml:space="preserve">Responsável pela entrada e saída do tráfego público.</w:t>
+        <w:br w:type="textWrapping"/>
+        <w:t xml:space="preserve"> Opera como:</w:t>
+        <w:br w:type="textWrapping"/>
+      </w:r>
+    </w:p>
+    <w:p>
+      <w:pPr>
+        <w:numPr>
+          <w:ilvl w:val="0"/>
+          <w:numId w:val="9"/>
+        </w:numPr>
+        <w:spacing w:after="240" w:before="240" w:lineRule="auto"/>
+        <w:ind w:left="720" w:hanging="360"/>
+        <w:jc w:val="left"/>
+        <w:rPr/>
+      </w:pPr>
+      <w:r>
+        <w:rPr>
+          <w:rtl w:val="0"/>
+        </w:rPr>
+        <w:t xml:space="preserve">Roteador virtual entre VPC e Internet</w:t>
+        <w:br w:type="textWrapping"/>
+      </w:r>
+    </w:p>
+    <w:p>
+      <w:pPr>
+        <w:pStyle w:val="Heading2"/>
+        <w:keepNext w:val="0"/>
+        <w:spacing w:after="80" w:lineRule="auto"/>
+        <w:rPr>
+          <w:sz w:val="20"/>
+          <w:szCs w:val="20"/>
+        </w:rPr>
+      </w:pPr>
+      <w:bookmarkStart w:colFirst="0" w:colLast="0" w:name="_mjfe3d5ki97f" w:id="15"/>
+      <w:bookmarkEnd w:id="15"/>
+      <w:r>
+        <w:rPr>
+          <w:sz w:val="20"/>
+          <w:szCs w:val="20"/>
+          <w:rtl w:val="0"/>
+        </w:rPr>
+        <w:t xml:space="preserve">Elastic IP</w:t>
+      </w:r>
+    </w:p>
+    <w:p>
+      <w:pPr>
+        <w:spacing w:after="240" w:before="240" w:lineRule="auto"/>
+        <w:jc w:val="left"/>
+        <w:rPr/>
+      </w:pPr>
+      <w:r>
+        <w:rPr>
+          <w:rtl w:val="0"/>
+        </w:rPr>
+        <w:t xml:space="preserve">Um recurso de rede que representa:</w:t>
+      </w:r>
+    </w:p>
+    <w:p>
+      <w:pPr>
+        <w:numPr>
+          <w:ilvl w:val="0"/>
+          <w:numId w:val="1"/>
+        </w:numPr>
+        <w:spacing w:after="0" w:afterAutospacing="0" w:before="240" w:lineRule="auto"/>
+        <w:ind w:left="720" w:hanging="360"/>
+        <w:jc w:val="left"/>
+        <w:rPr/>
+      </w:pPr>
+      <w:r>
+        <w:rPr>
+          <w:rtl w:val="0"/>
+        </w:rPr>
+        <w:t xml:space="preserve">Um endereço IPv4 público fixo</w:t>
+        <w:br w:type="textWrapping"/>
+      </w:r>
+    </w:p>
+    <w:p>
+      <w:pPr>
+        <w:numPr>
+          <w:ilvl w:val="0"/>
+          <w:numId w:val="1"/>
+        </w:numPr>
+        <w:spacing w:after="240" w:before="0" w:beforeAutospacing="0" w:lineRule="auto"/>
+        <w:ind w:left="720" w:hanging="360"/>
+        <w:jc w:val="left"/>
+        <w:rPr/>
+      </w:pPr>
+      <w:r>
+        <w:rPr>
+          <w:rtl w:val="0"/>
+        </w:rPr>
+        <w:t xml:space="preserve">Associado a hardware de roteamento dentro da AWS</w:t>
+        <w:br w:type="textWrapping"/>
+      </w:r>
+    </w:p>
+    <w:p>
+      <w:pPr>
+        <w:pStyle w:val="Heading2"/>
+        <w:keepNext w:val="0"/>
+        <w:spacing w:after="80" w:lineRule="auto"/>
+        <w:rPr>
+          <w:sz w:val="20"/>
+          <w:szCs w:val="20"/>
+        </w:rPr>
+      </w:pPr>
+      <w:bookmarkStart w:colFirst="0" w:colLast="0" w:name="_s0l99kkkrjsf" w:id="16"/>
+      <w:bookmarkEnd w:id="16"/>
+      <w:r>
+        <w:rPr>
+          <w:sz w:val="20"/>
+          <w:szCs w:val="20"/>
+          <w:rtl w:val="0"/>
+        </w:rPr>
+        <w:t xml:space="preserve">VPC, Subnets e Security Groups – Hardware de Rede Virtual</w:t>
+      </w:r>
+    </w:p>
+    <w:p>
+      <w:pPr>
+        <w:spacing w:after="240" w:before="240" w:lineRule="auto"/>
+        <w:jc w:val="left"/>
+        <w:rPr/>
+      </w:pPr>
+      <w:r>
+        <w:rPr>
+          <w:rtl w:val="0"/>
+        </w:rPr>
+        <w:t xml:space="preserve">A VPC cria uma infraestrutura de rede virtual composta por:</w:t>
+      </w:r>
+    </w:p>
+    <w:p>
+      <w:pPr>
+        <w:numPr>
+          <w:ilvl w:val="0"/>
+          <w:numId w:val="19"/>
+        </w:numPr>
+        <w:spacing w:after="0" w:afterAutospacing="0" w:before="240" w:lineRule="auto"/>
+        <w:ind w:left="720" w:hanging="360"/>
+        <w:jc w:val="left"/>
+        <w:rPr/>
+      </w:pPr>
+      <w:r>
+        <w:rPr>
+          <w:rtl w:val="0"/>
+        </w:rPr>
+        <w:t xml:space="preserve">Tabelas de roteamento</w:t>
+        <w:br w:type="textWrapping"/>
+      </w:r>
+    </w:p>
+    <w:p>
+      <w:pPr>
+        <w:numPr>
+          <w:ilvl w:val="0"/>
+          <w:numId w:val="19"/>
+        </w:numPr>
+        <w:spacing w:after="240" w:before="0" w:beforeAutospacing="0" w:lineRule="auto"/>
+        <w:ind w:left="720" w:hanging="360"/>
+        <w:jc w:val="left"/>
+        <w:rPr/>
+      </w:pPr>
+      <w:r>
+        <w:rPr>
+          <w:rtl w:val="0"/>
+        </w:rPr>
+        <w:t xml:space="preserve">Firewalls virtuais (Security Groups e NACLs)</w:t>
+      </w:r>
+    </w:p>
+    <w:p>
+      <w:pPr>
+        <w:pStyle w:val="Heading2"/>
+        <w:ind w:left="0" w:firstLine="0"/>
+        <w:rPr/>
+      </w:pPr>
+      <w:bookmarkStart w:colFirst="0" w:colLast="0" w:name="_fcgfye419gkp" w:id="17"/>
+      <w:bookmarkEnd w:id="17"/>
+      <w:r>
+        <w:rPr>
+          <w:rtl w:val="0"/>
+        </w:rPr>
+        <w:t xml:space="preserve">3.5      Pessoas</w:t>
+      </w:r>
+    </w:p>
+    <w:p>
+      <w:pPr>
+        <w:keepNext w:val="0"/>
+        <w:keepLines w:val="0"/>
+        <w:pageBreakBefore w:val="0"/>
+        <w:widowControl w:val="1"/>
+        <w:numPr>
+          <w:ilvl w:val="0"/>
+          <w:numId w:val="11"/>
+        </w:numPr>
+        <w:pBdr>
+          <w:top w:space="0" w:sz="0" w:val="nil"/>
+          <w:left w:space="0" w:sz="0" w:val="nil"/>
+          <w:bottom w:space="0" w:sz="0" w:val="nil"/>
+          <w:right w:space="0" w:sz="0" w:val="nil"/>
+          <w:between w:space="0" w:sz="0" w:val="nil"/>
+        </w:pBdr>
+        <w:shd w:fill="auto" w:val="clear"/>
+        <w:spacing w:after="0" w:before="0" w:line="240" w:lineRule="auto"/>
+        <w:ind w:left="720" w:right="0" w:hanging="360"/>
+        <w:jc w:val="left"/>
+        <w:rPr>
           <w:u w:val="none"/>
-          <w:shd w:fill="auto" w:val="clear"/>
-          <w:vertAlign w:val="baseline"/>
-          <w:rtl w:val="0"/>
-        </w:rPr>
-        <w:t xml:space="preserve">[Descreva o roteiro de implantação passo a passo.</w:t>
+        </w:rPr>
+      </w:pPr>
+      <w:r>
+        <w:rPr>
+          <w:rtl w:val="0"/>
+        </w:rPr>
+        <w:t xml:space="preserve">Product Owner: Comunicação entre a equipe e o cliente.</w:t>
+      </w:r>
+    </w:p>
+    <w:p>
+      <w:pPr>
+        <w:keepNext w:val="0"/>
+        <w:keepLines w:val="0"/>
+        <w:pageBreakBefore w:val="0"/>
+        <w:widowControl w:val="1"/>
+        <w:numPr>
+          <w:ilvl w:val="0"/>
+          <w:numId w:val="11"/>
+        </w:numPr>
+        <w:pBdr>
+          <w:top w:space="0" w:sz="0" w:val="nil"/>
+          <w:left w:space="0" w:sz="0" w:val="nil"/>
+          <w:bottom w:space="0" w:sz="0" w:val="nil"/>
+          <w:right w:space="0" w:sz="0" w:val="nil"/>
+          <w:between w:space="0" w:sz="0" w:val="nil"/>
+        </w:pBdr>
+        <w:shd w:fill="auto" w:val="clear"/>
+        <w:spacing w:after="0" w:before="0" w:line="240" w:lineRule="auto"/>
+        <w:ind w:left="720" w:right="0" w:hanging="360"/>
+        <w:jc w:val="left"/>
+        <w:rPr>
+          <w:u w:val="none"/>
+        </w:rPr>
+      </w:pPr>
+      <w:r>
+        <w:rPr>
+          <w:rtl w:val="0"/>
+        </w:rPr>
+        <w:t xml:space="preserve">Implantador: Executar o deploy e configurar o ambiente.</w:t>
+      </w:r>
+    </w:p>
+    <w:p>
+      <w:pPr>
+        <w:keepNext w:val="0"/>
+        <w:keepLines w:val="0"/>
+        <w:pageBreakBefore w:val="0"/>
+        <w:widowControl w:val="1"/>
+        <w:numPr>
+          <w:ilvl w:val="0"/>
+          <w:numId w:val="11"/>
+        </w:numPr>
+        <w:pBdr>
+          <w:top w:space="0" w:sz="0" w:val="nil"/>
+          <w:left w:space="0" w:sz="0" w:val="nil"/>
+          <w:bottom w:space="0" w:sz="0" w:val="nil"/>
+          <w:right w:space="0" w:sz="0" w:val="nil"/>
+          <w:between w:space="0" w:sz="0" w:val="nil"/>
+        </w:pBdr>
+        <w:shd w:fill="auto" w:val="clear"/>
+        <w:spacing w:after="0" w:before="0" w:line="240" w:lineRule="auto"/>
+        <w:ind w:left="720" w:right="0" w:hanging="360"/>
+        <w:jc w:val="left"/>
+        <w:rPr>
+          <w:u w:val="none"/>
+        </w:rPr>
+      </w:pPr>
+      <w:r>
+        <w:rPr>
+          <w:rtl w:val="0"/>
+        </w:rPr>
+        <w:t xml:space="preserve">Testador: Validar funcionalidades do sistema.</w:t>
+      </w:r>
+    </w:p>
+    <w:p>
+      <w:pPr>
+        <w:keepNext w:val="0"/>
+        <w:keepLines w:val="0"/>
+        <w:pageBreakBefore w:val="0"/>
+        <w:widowControl w:val="1"/>
+        <w:numPr>
+          <w:ilvl w:val="0"/>
+          <w:numId w:val="11"/>
+        </w:numPr>
+        <w:pBdr>
+          <w:top w:space="0" w:sz="0" w:val="nil"/>
+          <w:left w:space="0" w:sz="0" w:val="nil"/>
+          <w:bottom w:space="0" w:sz="0" w:val="nil"/>
+          <w:right w:space="0" w:sz="0" w:val="nil"/>
+          <w:between w:space="0" w:sz="0" w:val="nil"/>
+        </w:pBdr>
+        <w:shd w:fill="auto" w:val="clear"/>
+        <w:spacing w:after="0" w:before="0" w:line="240" w:lineRule="auto"/>
+        <w:ind w:left="720" w:right="0" w:hanging="360"/>
+        <w:jc w:val="left"/>
+        <w:rPr>
+          <w:u w:val="none"/>
+        </w:rPr>
+      </w:pPr>
+      <w:r>
+        <w:rPr>
+          <w:rtl w:val="0"/>
+        </w:rPr>
+        <w:t xml:space="preserve">Desenvolvedor: Responsável pela criação do projeto </w:t>
+      </w:r>
+    </w:p>
+    <w:p>
+      <w:pPr>
+        <w:keepNext w:val="0"/>
+        <w:keepLines w:val="0"/>
+        <w:pageBreakBefore w:val="0"/>
+        <w:widowControl w:val="1"/>
+        <w:numPr>
+          <w:ilvl w:val="0"/>
+          <w:numId w:val="11"/>
+        </w:numPr>
+        <w:pBdr>
+          <w:top w:space="0" w:sz="0" w:val="nil"/>
+          <w:left w:space="0" w:sz="0" w:val="nil"/>
+          <w:bottom w:space="0" w:sz="0" w:val="nil"/>
+          <w:right w:space="0" w:sz="0" w:val="nil"/>
+          <w:between w:space="0" w:sz="0" w:val="nil"/>
+        </w:pBdr>
+        <w:shd w:fill="auto" w:val="clear"/>
+        <w:spacing w:after="0" w:before="0" w:line="240" w:lineRule="auto"/>
+        <w:ind w:left="720" w:right="0" w:hanging="360"/>
+        <w:jc w:val="left"/>
+        <w:rPr>
+          <w:u w:val="none"/>
+        </w:rPr>
+      </w:pPr>
+      <w:r>
+        <w:rPr>
+          <w:rtl w:val="0"/>
+        </w:rPr>
+        <w:t xml:space="preserve">Suporte: Revisar e fornecer auxílio ao usuário, com dúvidas e erros do sistema.</w:t>
       </w:r>
     </w:p>
     <w:p>
@@ -4655,6 +6217,357 @@
       </w:pPr>
       <w:r>
         <w:rPr>
+          <w:rtl w:val="0"/>
+        </w:rPr>
+      </w:r>
+    </w:p>
+    <w:p>
+      <w:pPr>
+        <w:rPr/>
+      </w:pPr>
+      <w:r>
+        <w:rPr>
+          <w:rtl w:val="0"/>
+        </w:rPr>
+      </w:r>
+    </w:p>
+    <w:p>
+      <w:pPr>
+        <w:pStyle w:val="Heading1"/>
+        <w:ind w:left="0" w:firstLine="0"/>
+        <w:rPr/>
+      </w:pPr>
+      <w:bookmarkStart w:colFirst="0" w:colLast="0" w:name="_wjq1sgtrv5w9" w:id="18"/>
+      <w:bookmarkEnd w:id="18"/>
+      <w:r>
+        <w:rPr>
+          <w:rtl w:val="0"/>
+        </w:rPr>
+        <w:t xml:space="preserve">4.        ROTEIRO DE IMPLANTAÇÃO </w:t>
+      </w:r>
+    </w:p>
+    <w:p>
+      <w:pPr>
+        <w:rPr>
+          <w:b w:val="1"/>
+          <w:bCs w:val="1"/>
+        </w:rPr>
+      </w:pPr>
+      <w:r>
+        <w:rPr>
+          <w:b w:val="1"/>
+          <w:bCs w:val="1"/>
+          <w:rtl w:val="0"/>
+        </w:rPr>
+        <w:t xml:space="preserve">Preparação do ambiente:</w:t>
+      </w:r>
+    </w:p>
+    <w:p>
+      <w:pPr>
+        <w:ind w:left="0" w:firstLine="0"/>
+        <w:rPr/>
+      </w:pPr>
+      <w:r>
+        <w:rPr>
+          <w:rtl w:val="0"/>
+        </w:rPr>
+      </w:r>
+    </w:p>
+    <w:p>
+      <w:pPr>
+        <w:numPr>
+          <w:ilvl w:val="0"/>
+          <w:numId w:val="2"/>
+        </w:numPr>
+        <w:ind w:left="720" w:hanging="360"/>
+        <w:rPr>
+          <w:u w:val="none"/>
+        </w:rPr>
+      </w:pPr>
+      <w:r>
+        <w:rPr>
+          <w:rtl w:val="0"/>
+        </w:rPr>
+        <w:t xml:space="preserve">Configurar a infraestrutura AWS (EC2,).</w:t>
+      </w:r>
+    </w:p>
+    <w:p>
+      <w:pPr>
+        <w:numPr>
+          <w:ilvl w:val="0"/>
+          <w:numId w:val="2"/>
+        </w:numPr>
+        <w:ind w:left="720" w:hanging="360"/>
+        <w:rPr>
+          <w:u w:val="none"/>
+        </w:rPr>
+      </w:pPr>
+      <w:r>
+        <w:rPr>
+          <w:i w:val="1"/>
+          <w:iCs w:val="1"/>
+          <w:rtl w:val="0"/>
+        </w:rPr>
+        <w:t xml:space="preserve">Configurar</w:t>
+      </w:r>
+      <w:r>
+        <w:rPr>
+          <w:rtl w:val="0"/>
+        </w:rPr>
+        <w:t xml:space="preserve"> Docker e dependências.</w:t>
+      </w:r>
+    </w:p>
+    <w:p>
+      <w:pPr>
+        <w:numPr>
+          <w:ilvl w:val="0"/>
+          <w:numId w:val="2"/>
+        </w:numPr>
+        <w:ind w:left="720" w:hanging="360"/>
+        <w:rPr>
+          <w:u w:val="none"/>
+        </w:rPr>
+      </w:pPr>
+      <w:r>
+        <w:rPr>
+          <w:rtl w:val="0"/>
+        </w:rPr>
+        <w:t xml:space="preserve">Configurar variáveis de ambiente e banco de dados MySql.</w:t>
+      </w:r>
+    </w:p>
+    <w:p>
+      <w:pPr>
+        <w:numPr>
+          <w:ilvl w:val="0"/>
+          <w:numId w:val="2"/>
+        </w:numPr>
+        <w:ind w:left="720" w:hanging="360"/>
+        <w:rPr>
+          <w:u w:val="none"/>
+        </w:rPr>
+      </w:pPr>
+      <w:r>
+        <w:rPr>
+          <w:rtl w:val="0"/>
+        </w:rPr>
+        <w:t xml:space="preserve">Empacotamento da aplicação.</w:t>
+      </w:r>
+    </w:p>
+    <w:p>
+      <w:pPr>
+        <w:numPr>
+          <w:ilvl w:val="0"/>
+          <w:numId w:val="2"/>
+        </w:numPr>
+        <w:ind w:left="720" w:hanging="360"/>
+        <w:rPr>
+          <w:u w:val="none"/>
+        </w:rPr>
+      </w:pPr>
+      <w:r>
+        <w:rPr>
+          <w:rtl w:val="0"/>
+        </w:rPr>
+        <w:t xml:space="preserve">Compilar o projeto com mvn clean install.</w:t>
+      </w:r>
+    </w:p>
+    <w:p>
+      <w:pPr>
+        <w:numPr>
+          <w:ilvl w:val="0"/>
+          <w:numId w:val="2"/>
+        </w:numPr>
+        <w:ind w:left="720" w:hanging="360"/>
+        <w:rPr>
+          <w:u w:val="none"/>
+        </w:rPr>
+      </w:pPr>
+      <w:r>
+        <w:rPr>
+          <w:rtl w:val="0"/>
+        </w:rPr>
+        <w:t xml:space="preserve">Criar containers Docker e imagens do sistema.</w:t>
+      </w:r>
+    </w:p>
+    <w:p>
+      <w:pPr>
+        <w:ind w:left="720" w:firstLine="0"/>
+        <w:rPr/>
+      </w:pPr>
+      <w:r>
+        <w:rPr>
+          <w:rtl w:val="0"/>
+        </w:rPr>
+      </w:r>
+    </w:p>
+    <w:p>
+      <w:pPr>
+        <w:rPr/>
+      </w:pPr>
+      <w:r>
+        <w:rPr>
+          <w:rtl w:val="0"/>
+        </w:rPr>
+      </w:r>
+    </w:p>
+    <w:p>
+      <w:pPr>
+        <w:rPr>
+          <w:b w:val="1"/>
+          <w:bCs w:val="1"/>
+        </w:rPr>
+      </w:pPr>
+      <w:r>
+        <w:rPr>
+          <w:b w:val="1"/>
+          <w:bCs w:val="1"/>
+          <w:rtl w:val="0"/>
+        </w:rPr>
+        <w:t xml:space="preserve">Implantação:</w:t>
+      </w:r>
+    </w:p>
+    <w:p>
+      <w:pPr>
+        <w:rPr/>
+      </w:pPr>
+      <w:r>
+        <w:rPr>
+          <w:rtl w:val="0"/>
+        </w:rPr>
+      </w:r>
+    </w:p>
+    <w:p>
+      <w:pPr>
+        <w:numPr>
+          <w:ilvl w:val="0"/>
+          <w:numId w:val="18"/>
+        </w:numPr>
+        <w:ind w:left="720" w:hanging="360"/>
+        <w:rPr>
+          <w:u w:val="none"/>
+        </w:rPr>
+      </w:pPr>
+      <w:r>
+        <w:rPr>
+          <w:rtl w:val="0"/>
+        </w:rPr>
+        <w:t xml:space="preserve">Testar projeto.</w:t>
+      </w:r>
+    </w:p>
+    <w:p>
+      <w:pPr>
+        <w:numPr>
+          <w:ilvl w:val="0"/>
+          <w:numId w:val="18"/>
+        </w:numPr>
+        <w:ind w:left="720" w:hanging="360"/>
+        <w:rPr>
+          <w:u w:val="none"/>
+        </w:rPr>
+      </w:pPr>
+      <w:r>
+        <w:rPr>
+          <w:rtl w:val="0"/>
+        </w:rPr>
+        <w:t xml:space="preserve">Implantação de informações no projeto.</w:t>
+      </w:r>
+    </w:p>
+    <w:p>
+      <w:pPr>
+        <w:numPr>
+          <w:ilvl w:val="0"/>
+          <w:numId w:val="18"/>
+        </w:numPr>
+        <w:ind w:left="720" w:hanging="360"/>
+        <w:rPr>
+          <w:u w:val="none"/>
+        </w:rPr>
+      </w:pPr>
+      <w:r>
+        <w:rPr>
+          <w:rtl w:val="0"/>
+        </w:rPr>
+        <w:t xml:space="preserve">Verificar cadastro, edição e remoção de informações.</w:t>
+      </w:r>
+    </w:p>
+    <w:p>
+      <w:pPr>
+        <w:numPr>
+          <w:ilvl w:val="0"/>
+          <w:numId w:val="18"/>
+        </w:numPr>
+        <w:ind w:left="720" w:hanging="360"/>
+        <w:rPr>
+          <w:u w:val="none"/>
+        </w:rPr>
+      </w:pPr>
+      <w:r>
+        <w:rPr>
+          <w:rtl w:val="0"/>
+        </w:rPr>
+        <w:t xml:space="preserve">Verificar permanência de dados e integridade.</w:t>
+      </w:r>
+    </w:p>
+    <w:p>
+      <w:pPr>
+        <w:rPr/>
+      </w:pPr>
+      <w:r>
+        <w:rPr>
+          <w:rtl w:val="0"/>
+        </w:rPr>
+      </w:r>
+    </w:p>
+    <w:p>
+      <w:pPr>
+        <w:rPr/>
+      </w:pPr>
+      <w:r>
+        <w:rPr>
+          <w:rtl w:val="0"/>
+        </w:rPr>
+      </w:r>
+    </w:p>
+    <w:p>
+      <w:pPr>
+        <w:rPr/>
+      </w:pPr>
+      <w:r>
+        <w:rPr>
+          <w:b w:val="1"/>
+          <w:bCs w:val="1"/>
+          <w:rtl w:val="0"/>
+        </w:rPr>
+        <w:t xml:space="preserve">Etapa final:</w:t>
+      </w:r>
+      <w:r>
+        <w:rPr>
+          <w:rtl w:val="0"/>
+        </w:rPr>
+      </w:r>
+    </w:p>
+    <w:p>
+      <w:pPr>
+        <w:numPr>
+          <w:ilvl w:val="0"/>
+          <w:numId w:val="16"/>
+        </w:numPr>
+        <w:ind w:left="720" w:hanging="360"/>
+        <w:rPr>
+          <w:u w:val="none"/>
+        </w:rPr>
+      </w:pPr>
+      <w:r>
+        <w:rPr>
+          <w:rtl w:val="0"/>
+        </w:rPr>
+        <w:t xml:space="preserve">Disponibilizar o link oficial aos usuários.</w:t>
+      </w:r>
+    </w:p>
+    <w:p>
+      <w:pPr>
+        <w:ind w:left="0" w:firstLine="0"/>
+        <w:rPr>
           <w:rFonts w:ascii="Arial" w:cs="Arial" w:eastAsia="Arial" w:hAnsi="Arial"/>
           <w:b w:val="0"/>
           <w:bCs w:val="0"/>
@@ -4668,9 +6581,12 @@
           <w:u w:val="none"/>
           <w:shd w:fill="auto" w:val="clear"/>
           <w:vertAlign w:val="baseline"/>
-          <w:rtl w:val="0"/>
-        </w:rPr>
-        <w:t xml:space="preserve">Se for o caso, defina um roteiro para o produto todo e outros para as entregas intermediárias. Nesse caso, este guia deve ser preenchido por partes, conforme as liberações vão ocorrendo.]</w:t>
+        </w:rPr>
+      </w:pPr>
+      <w:r>
+        <w:rPr>
+          <w:rtl w:val="0"/>
+        </w:rPr>
       </w:r>
     </w:p>
     <w:p>
@@ -4686,57 +6602,265 @@
     <w:p>
       <w:pPr>
         <w:pStyle w:val="Heading1"/>
+        <w:ind w:left="0" w:firstLine="0"/>
+        <w:rPr/>
+      </w:pPr>
+      <w:bookmarkStart w:colFirst="0" w:colLast="0" w:name="_1cvgj7hl2j4j" w:id="19"/>
+      <w:bookmarkEnd w:id="19"/>
+      <w:r>
+        <w:rPr>
+          <w:rtl w:val="0"/>
+        </w:rPr>
+        <w:t xml:space="preserve">5.         Treinamento e suporte </w:t>
+      </w:r>
+    </w:p>
+    <w:p>
+      <w:pPr>
+        <w:rPr>
+          <w:b w:val="1"/>
+          <w:bCs w:val="1"/>
+        </w:rPr>
+      </w:pPr>
+      <w:r>
+        <w:rPr>
+          <w:b w:val="1"/>
+          <w:bCs w:val="1"/>
+          <w:rtl w:val="0"/>
+        </w:rPr>
+        <w:t xml:space="preserve">TREINAMENTO </w:t>
+      </w:r>
+    </w:p>
+    <w:p>
+      <w:pPr>
+        <w:rPr>
+          <w:b w:val="1"/>
+          <w:bCs w:val="1"/>
+        </w:rPr>
+      </w:pPr>
+      <w:r>
+        <w:rPr>
+          <w:rtl w:val="0"/>
+        </w:rPr>
+      </w:r>
+    </w:p>
+    <w:p>
+      <w:pPr>
+        <w:ind w:left="0" w:firstLine="0"/>
+        <w:rPr/>
+      </w:pPr>
+      <w:r>
+        <w:rPr>
+          <w:rtl w:val="0"/>
+        </w:rPr>
+        <w:t xml:space="preserve">Para utilizar esta aplicação será fornecido um treinamento sobre funcionalidades do sistema disponíveis para o usuário. </w:t>
+      </w:r>
+    </w:p>
+    <w:p>
+      <w:pPr>
         <w:numPr>
           <w:ilvl w:val="0"/>
-          <w:numId w:val="1"/>
+          <w:numId w:val="20"/>
         </w:numPr>
-        <w:ind w:left="0" w:firstLine="0"/>
-        <w:rPr/>
-      </w:pPr>
-      <w:bookmarkStart w:colFirst="0" w:colLast="0" w:name="_1cvgj7hl2j4j" w:id="12"/>
-      <w:bookmarkEnd w:id="12"/>
-      <w:r>
-        <w:rPr>
-          <w:rtl w:val="0"/>
-        </w:rPr>
-        <w:t xml:space="preserve">Treinamento e suporte</w:t>
-      </w:r>
-    </w:p>
-    <w:p>
-      <w:pPr>
-        <w:ind w:left="0" w:firstLine="0"/>
-        <w:rPr/>
-      </w:pPr>
-      <w:r>
-        <w:rPr>
-          <w:rtl w:val="0"/>
-        </w:rPr>
-        <w:t xml:space="preserve">Para utilizar esta aplicação primeiramente será necessário um login para acesso, o que permitirá um usuário como um corretor cadastrar imóveis, inquilinos e contratos de locação, além de permitir o controle em relação ao financeiro sobre os aluguéis.</w:t>
-      </w:r>
-    </w:p>
-    <w:p>
-      <w:pPr>
-        <w:ind w:left="0" w:firstLine="0"/>
-        <w:rPr/>
-      </w:pPr>
-      <w:r>
-        <w:rPr>
-          <w:rtl w:val="0"/>
-        </w:rPr>
-        <w:t xml:space="preserve">Para a utilização do inquilino poderá ser possível visualizar suas informações, disponibilidade de imóveis e controle de seus próprios contratos de locação.</w:t>
-      </w:r>
-    </w:p>
-    <w:p>
-      <w:pPr>
-        <w:ind w:left="0" w:firstLine="0"/>
-        <w:rPr/>
-      </w:pPr>
-      <w:r>
-        <w:rPr>
-          <w:rtl w:val="0"/>
-        </w:rPr>
-        <w:t xml:space="preserve">Para o Administrador todas a funcionalidades estão disponíveis, além da possibilidade de acesso aos usuários.  </w:t>
-      </w:r>
+        <w:ind w:left="720" w:hanging="360"/>
+        <w:rPr>
+          <w:u w:val="none"/>
+        </w:rPr>
+      </w:pPr>
+      <w:r>
+        <w:rPr>
+          <w:rtl w:val="0"/>
+        </w:rPr>
+        <w:t xml:space="preserve">Um login para acesso, que define as permissões de utilização do sistema.</w:t>
+      </w:r>
+      <w:r>
+        <w:rPr>
+          <w:rtl w:val="0"/>
+        </w:rPr>
+      </w:r>
+    </w:p>
+    <w:p>
+      <w:pPr>
+        <w:numPr>
+          <w:ilvl w:val="0"/>
+          <w:numId w:val="13"/>
+        </w:numPr>
+        <w:ind w:left="720" w:hanging="360"/>
+        <w:rPr>
+          <w:u w:val="none"/>
+        </w:rPr>
+      </w:pPr>
+      <w:r>
+        <w:rPr>
+          <w:b w:val="1"/>
+          <w:bCs w:val="1"/>
+          <w:rtl w:val="0"/>
+        </w:rPr>
+        <w:t xml:space="preserve">Login corretor:</w:t>
+      </w:r>
+      <w:r>
+        <w:rPr>
+          <w:rtl w:val="0"/>
+        </w:rPr>
+        <w:t xml:space="preserve"> Cadastrar, editar, excluir e verificar imóveis, inquilinos, pagamento e contratos de locação. Além de acesso a  informações financeiras.</w:t>
+      </w:r>
+      <w:r>
+        <w:rPr>
+          <w:rtl w:val="0"/>
+        </w:rPr>
+      </w:r>
+    </w:p>
+    <w:p>
+      <w:pPr>
+        <w:numPr>
+          <w:ilvl w:val="0"/>
+          <w:numId w:val="3"/>
+        </w:numPr>
+        <w:ind w:left="720" w:hanging="360"/>
+        <w:rPr>
+          <w:u w:val="none"/>
+        </w:rPr>
+      </w:pPr>
+      <w:r>
+        <w:rPr>
+          <w:b w:val="1"/>
+          <w:bCs w:val="1"/>
+          <w:rtl w:val="0"/>
+        </w:rPr>
+        <w:t xml:space="preserve">Login Administrador</w:t>
+      </w:r>
+      <w:r>
+        <w:rPr>
+          <w:rtl w:val="0"/>
+        </w:rPr>
+        <w:t xml:space="preserve">: Disponibilidade de todas funcionalidades, cadastrar, editar, excluir e verificar imóveis, inquilinos, pagamento e contratos de locação. Além de acesso a  informações financeiras e acesso sobre os usuários do sistema.  </w:t>
+      </w:r>
+    </w:p>
+    <w:p>
+      <w:pPr>
+        <w:rPr/>
+      </w:pPr>
+      <w:r>
+        <w:rPr>
+          <w:rtl w:val="0"/>
+        </w:rPr>
+      </w:r>
+    </w:p>
+    <w:p>
+      <w:pPr>
+        <w:rPr>
+          <w:b w:val="1"/>
+          <w:bCs w:val="1"/>
+        </w:rPr>
+      </w:pPr>
+      <w:r>
+        <w:rPr>
+          <w:b w:val="1"/>
+          <w:bCs w:val="1"/>
+          <w:rtl w:val="0"/>
+        </w:rPr>
+        <w:t xml:space="preserve">SUPORTE</w:t>
+      </w:r>
+    </w:p>
+    <w:p>
+      <w:pPr>
+        <w:rPr>
+          <w:b w:val="1"/>
+          <w:bCs w:val="1"/>
+        </w:rPr>
+      </w:pPr>
+      <w:r>
+        <w:rPr>
+          <w:rtl w:val="0"/>
+        </w:rPr>
+      </w:r>
+    </w:p>
+    <w:p>
+      <w:pPr>
+        <w:rPr/>
+      </w:pPr>
+      <w:r>
+        <w:rPr>
+          <w:rtl w:val="0"/>
+        </w:rPr>
+        <w:t xml:space="preserve">O suporte ao cliente estará disponível no período de pós implantação e é destinado para:</w:t>
+      </w:r>
+    </w:p>
+    <w:p>
+      <w:pPr>
+        <w:numPr>
+          <w:ilvl w:val="0"/>
+          <w:numId w:val="14"/>
+        </w:numPr>
+        <w:ind w:left="720" w:hanging="360"/>
+        <w:rPr>
+          <w:u w:val="none"/>
+        </w:rPr>
+      </w:pPr>
+      <w:r>
+        <w:rPr>
+          <w:rtl w:val="0"/>
+        </w:rPr>
+        <w:t xml:space="preserve">Dúvidas sobre utilização;</w:t>
+      </w:r>
+    </w:p>
+    <w:p>
+      <w:pPr>
+        <w:numPr>
+          <w:ilvl w:val="0"/>
+          <w:numId w:val="14"/>
+        </w:numPr>
+        <w:ind w:left="720" w:hanging="360"/>
+        <w:rPr>
+          <w:u w:val="none"/>
+        </w:rPr>
+      </w:pPr>
+      <w:r>
+        <w:rPr>
+          <w:rtl w:val="0"/>
+        </w:rPr>
+        <w:t xml:space="preserve">Correção para eventuais falhas encontradas;</w:t>
+      </w:r>
+    </w:p>
+    <w:p>
+      <w:pPr>
+        <w:numPr>
+          <w:ilvl w:val="0"/>
+          <w:numId w:val="14"/>
+        </w:numPr>
+        <w:ind w:left="720" w:hanging="360"/>
+        <w:rPr>
+          <w:u w:val="none"/>
+        </w:rPr>
+      </w:pPr>
+      <w:r>
+        <w:rPr>
+          <w:rtl w:val="0"/>
+        </w:rPr>
+        <w:t xml:space="preserve">Feedback sobre o sistema;</w:t>
+      </w:r>
+    </w:p>
+    <w:p>
+      <w:pPr>
+        <w:numPr>
+          <w:ilvl w:val="0"/>
+          <w:numId w:val="14"/>
+        </w:numPr>
+        <w:ind w:left="720" w:hanging="360"/>
+        <w:rPr>
+          <w:u w:val="none"/>
+        </w:rPr>
+      </w:pPr>
+      <w:r>
+        <w:rPr>
+          <w:rtl w:val="0"/>
+        </w:rPr>
+        <w:t xml:space="preserve">Monitoramento da utilização do sistema. </w:t>
+      </w:r>
+    </w:p>
+    <w:p>
+      <w:pPr>
+        <w:rPr/>
+      </w:pPr>
       <w:r>
         <w:rPr>
           <w:rtl w:val="0"/>
@@ -4778,85 +6902,8 @@
       </w:pPr>
       <w:r>
         <w:rPr>
-          <w:rFonts w:ascii="Arial" w:cs="Arial" w:eastAsia="Arial" w:hAnsi="Arial"/>
-          <w:b w:val="0"/>
-          <w:bCs w:val="0"/>
-          <w:i w:val="1"/>
-          <w:iCs w:val="1"/>
-          <w:smallCaps w:val="0"/>
-          <w:strike w:val="0"/>
-          <w:color w:val="0000ff"/>
-          <w:sz w:val="20"/>
-          <w:szCs w:val="20"/>
-          <w:u w:val="none"/>
-          <w:shd w:fill="auto" w:val="clear"/>
-          <w:vertAlign w:val="baseline"/>
-          <w:rtl w:val="0"/>
-        </w:rPr>
-        <w:t xml:space="preserve">[Descreva o plano  para treinamento dos usuários de forma que eles possam utilizar o produto de acordo com suas necessidades.]</w:t>
-      </w:r>
-    </w:p>
-    <w:p>
-      <w:pPr>
-        <w:rPr/>
-      </w:pPr>
-      <w:r>
-        <w:rPr>
-          <w:rtl w:val="0"/>
-        </w:rPr>
-      </w:r>
-    </w:p>
-    <w:p>
-      <w:pPr>
-        <w:keepNext w:val="0"/>
-        <w:keepLines w:val="0"/>
-        <w:pageBreakBefore w:val="0"/>
-        <w:widowControl w:val="1"/>
-        <w:pBdr>
-          <w:top w:space="0" w:sz="0" w:val="nil"/>
-          <w:left w:space="0" w:sz="0" w:val="nil"/>
-          <w:bottom w:space="0" w:sz="0" w:val="nil"/>
-          <w:right w:space="0" w:sz="0" w:val="nil"/>
-          <w:between w:space="0" w:sz="0" w:val="nil"/>
-        </w:pBdr>
-        <w:shd w:fill="auto" w:val="clear"/>
-        <w:spacing w:after="0" w:before="0" w:line="240" w:lineRule="auto"/>
-        <w:ind w:left="0" w:right="0" w:firstLine="0"/>
-        <w:jc w:val="left"/>
-        <w:rPr>
-          <w:rFonts w:ascii="Arial" w:cs="Arial" w:eastAsia="Arial" w:hAnsi="Arial"/>
-          <w:b w:val="0"/>
-          <w:bCs w:val="0"/>
-          <w:i w:val="1"/>
-          <w:iCs w:val="1"/>
-          <w:smallCaps w:val="0"/>
-          <w:strike w:val="0"/>
-          <w:color w:val="0000ff"/>
-          <w:sz w:val="20"/>
-          <w:szCs w:val="20"/>
-          <w:u w:val="none"/>
-          <w:shd w:fill="auto" w:val="clear"/>
-          <w:vertAlign w:val="baseline"/>
-        </w:rPr>
-      </w:pPr>
-      <w:r>
-        <w:rPr>
-          <w:rFonts w:ascii="Arial" w:cs="Arial" w:eastAsia="Arial" w:hAnsi="Arial"/>
-          <w:b w:val="0"/>
-          <w:bCs w:val="0"/>
-          <w:i w:val="1"/>
-          <w:iCs w:val="1"/>
-          <w:smallCaps w:val="0"/>
-          <w:strike w:val="0"/>
-          <w:color w:val="0000ff"/>
-          <w:sz w:val="20"/>
-          <w:szCs w:val="20"/>
-          <w:u w:val="none"/>
-          <w:shd w:fill="auto" w:val="clear"/>
-          <w:vertAlign w:val="baseline"/>
-          <w:rtl w:val="0"/>
-        </w:rPr>
-        <w:t xml:space="preserve">[Descreva o plano para suportar o produto implantado, considere, hardware, software e peopleware.]</w:t>
+          <w:rtl w:val="0"/>
+        </w:rPr>
       </w:r>
     </w:p>
     <w:p>
@@ -4880,8 +6927,8 @@
       </w:r>
     </w:p>
     <w:sectPr>
-      <w:headerReference r:id="rId21" w:type="default"/>
-      <w:footerReference r:id="rId22" w:type="default"/>
+      <w:headerReference r:id="rId23" w:type="default"/>
+      <w:footerReference r:id="rId24" w:type="default"/>
       <w:type w:val="nextPage"/>
       <w:pgSz w:h="16840" w:w="11907" w:orient="portrait"/>
       <w:pgMar w:bottom="851" w:top="851" w:left="1418" w:right="851" w:header="851" w:footer="851"/>
@@ -5456,25 +7503,6 @@
           </w:pPr>
           <w:r>
             <w:rPr>
-              <w:rFonts w:ascii="Arial" w:cs="Arial" w:eastAsia="Arial" w:hAnsi="Arial"/>
-              <w:b w:val="0"/>
-              <w:bCs w:val="0"/>
-              <w:i w:val="0"/>
-              <w:iCs w:val="0"/>
-              <w:smallCaps w:val="0"/>
-              <w:strike w:val="0"/>
-              <w:color w:val="000000"/>
-              <w:sz w:val="20"/>
-              <w:szCs w:val="20"/>
-              <w:u w:val="none"/>
-              <w:shd w:fill="auto" w:val="clear"/>
-              <w:vertAlign w:val="baseline"/>
-              <w:rtl w:val="0"/>
-            </w:rPr>
-            <w:t xml:space="preserve">&lt;</w:t>
-          </w:r>
-          <w:r>
-            <w:rPr>
               <w:rtl w:val="0"/>
             </w:rPr>
             <w:t xml:space="preserve">CONIM</w:t>
@@ -5496,7 +7524,7 @@
               <w:vertAlign w:val="baseline"/>
               <w:rtl w:val="0"/>
             </w:rPr>
-            <w:t xml:space="preserve">&gt; - &lt;</w:t>
+            <w:t xml:space="preserve"> - &lt;</w:t>
           </w:r>
           <w:r>
             <w:rPr>
@@ -5523,32 +7551,18 @@
             </w:rPr>
             <w:t xml:space="preserve">&gt;</w:t>
             <w:tab/>
-            <w:t xml:space="preserve">Versão &lt;</w:t>
+            <w:t xml:space="preserve">Versão </w:t>
           </w:r>
           <w:r>
             <w:rPr>
               <w:rtl w:val="0"/>
             </w:rPr>
-            <w:t xml:space="preserve">1</w:t>
+            <w:t xml:space="preserve">1.0</w:t>
           </w:r>
           <w:r>
             <w:rPr>
-              <w:rFonts w:ascii="Arial" w:cs="Arial" w:eastAsia="Arial" w:hAnsi="Arial"/>
-              <w:b w:val="0"/>
-              <w:bCs w:val="0"/>
-              <w:i w:val="0"/>
-              <w:iCs w:val="0"/>
-              <w:smallCaps w:val="0"/>
-              <w:strike w:val="0"/>
-              <w:color w:val="000000"/>
-              <w:sz w:val="20"/>
-              <w:szCs w:val="20"/>
-              <w:u w:val="none"/>
-              <w:shd w:fill="auto" w:val="clear"/>
-              <w:vertAlign w:val="baseline"/>
               <w:rtl w:val="0"/>
             </w:rPr>
-            <w:t xml:space="preserve">&gt;</w:t>
           </w:r>
         </w:p>
       </w:tc>
@@ -6066,7 +8080,7 @@
               <wp:inline distB="0" distT="0" distL="114300" distR="114300">
                 <wp:extent cx="781050" cy="438150"/>
                 <wp:effectExtent b="0" l="0" r="0" t="0"/>
-                <wp:docPr id="4" name="image2.png"/>
+                <wp:docPr id="6" name="image2.png"/>
                 <a:graphic>
                   <a:graphicData uri="http://schemas.openxmlformats.org/drawingml/2006/picture">
                     <pic:pic>
@@ -6240,7 +8254,7 @@
               <w:bCs w:val="1"/>
               <w:rtl w:val="0"/>
             </w:rPr>
-            <w:t xml:space="preserve">&lt;CONIM</w:t>
+            <w:t xml:space="preserve">CONIM</w:t>
           </w:r>
         </w:p>
       </w:tc>
@@ -6304,98 +8318,996 @@
   <w:abstractNum w:abstractNumId="1">
     <w:lvl w:ilvl="0">
       <w:start w:val="1"/>
-      <w:numFmt w:val="decimal"/>
-      <w:lvlText w:val="%1."/>
-      <w:lvlJc w:val="left"/>
-      <w:pPr>
-        <w:ind w:left="432" w:hanging="432"/>
-      </w:pPr>
-      <w:rPr/>
+      <w:numFmt w:val="bullet"/>
+      <w:lvlText w:val="●"/>
+      <w:lvlJc w:val="left"/>
+      <w:pPr>
+        <w:ind w:left="720" w:hanging="360"/>
+      </w:pPr>
+      <w:rPr>
+        <w:u w:val="none"/>
+      </w:rPr>
     </w:lvl>
     <w:lvl w:ilvl="1">
       <w:start w:val="1"/>
-      <w:numFmt w:val="decimal"/>
-      <w:lvlText w:val="%1.%2."/>
-      <w:lvlJc w:val="left"/>
-      <w:pPr>
-        <w:ind w:left="576" w:hanging="576"/>
-      </w:pPr>
-      <w:rPr/>
+      <w:numFmt w:val="bullet"/>
+      <w:lvlText w:val="○"/>
+      <w:lvlJc w:val="left"/>
+      <w:pPr>
+        <w:ind w:left="1440" w:hanging="360"/>
+      </w:pPr>
+      <w:rPr>
+        <w:u w:val="none"/>
+      </w:rPr>
     </w:lvl>
     <w:lvl w:ilvl="2">
       <w:start w:val="1"/>
-      <w:numFmt w:val="decimal"/>
-      <w:lvlText w:val="%1.%2.%3."/>
-      <w:lvlJc w:val="left"/>
-      <w:pPr>
-        <w:ind w:left="720" w:hanging="720"/>
-      </w:pPr>
-      <w:rPr/>
+      <w:numFmt w:val="bullet"/>
+      <w:lvlText w:val="■"/>
+      <w:lvlJc w:val="left"/>
+      <w:pPr>
+        <w:ind w:left="2160" w:hanging="360"/>
+      </w:pPr>
+      <w:rPr>
+        <w:u w:val="none"/>
+      </w:rPr>
     </w:lvl>
     <w:lvl w:ilvl="3">
       <w:start w:val="1"/>
-      <w:numFmt w:val="decimal"/>
-      <w:lvlText w:val="%1.%2.%4.%3."/>
-      <w:lvlJc w:val="left"/>
-      <w:pPr>
-        <w:ind w:left="864" w:hanging="864"/>
-      </w:pPr>
-      <w:rPr/>
+      <w:numFmt w:val="bullet"/>
+      <w:lvlText w:val="●"/>
+      <w:lvlJc w:val="left"/>
+      <w:pPr>
+        <w:ind w:left="2880" w:hanging="360"/>
+      </w:pPr>
+      <w:rPr>
+        <w:u w:val="none"/>
+      </w:rPr>
     </w:lvl>
     <w:lvl w:ilvl="4">
       <w:start w:val="1"/>
-      <w:numFmt w:val="decimal"/>
-      <w:lvlText w:val="%1.%2.%3.%4.%5"/>
-      <w:lvlJc w:val="left"/>
-      <w:pPr>
-        <w:ind w:left="1008" w:hanging="1008"/>
-      </w:pPr>
-      <w:rPr/>
+      <w:numFmt w:val="bullet"/>
+      <w:lvlText w:val="○"/>
+      <w:lvlJc w:val="left"/>
+      <w:pPr>
+        <w:ind w:left="3600" w:hanging="360"/>
+      </w:pPr>
+      <w:rPr>
+        <w:u w:val="none"/>
+      </w:rPr>
     </w:lvl>
     <w:lvl w:ilvl="5">
       <w:start w:val="1"/>
-      <w:numFmt w:val="decimal"/>
-      <w:lvlText w:val="%1.%2.%3.%4.%5.%6"/>
-      <w:lvlJc w:val="left"/>
-      <w:pPr>
-        <w:ind w:left="1152" w:hanging="1152"/>
-      </w:pPr>
-      <w:rPr/>
+      <w:numFmt w:val="bullet"/>
+      <w:lvlText w:val="■"/>
+      <w:lvlJc w:val="left"/>
+      <w:pPr>
+        <w:ind w:left="4320" w:hanging="360"/>
+      </w:pPr>
+      <w:rPr>
+        <w:u w:val="none"/>
+      </w:rPr>
     </w:lvl>
     <w:lvl w:ilvl="6">
       <w:start w:val="1"/>
-      <w:numFmt w:val="decimal"/>
-      <w:lvlText w:val="%1.%2.%3.%4.%5.%6.%7"/>
-      <w:lvlJc w:val="left"/>
-      <w:pPr>
-        <w:ind w:left="1296" w:hanging="1296"/>
-      </w:pPr>
-      <w:rPr/>
+      <w:numFmt w:val="bullet"/>
+      <w:lvlText w:val="●"/>
+      <w:lvlJc w:val="left"/>
+      <w:pPr>
+        <w:ind w:left="5040" w:hanging="360"/>
+      </w:pPr>
+      <w:rPr>
+        <w:u w:val="none"/>
+      </w:rPr>
     </w:lvl>
     <w:lvl w:ilvl="7">
       <w:start w:val="1"/>
-      <w:numFmt w:val="decimal"/>
-      <w:lvlText w:val="%1.%2.%3.%4.%5.%6.%7.%8"/>
-      <w:lvlJc w:val="left"/>
-      <w:pPr>
-        <w:ind w:left="1440" w:hanging="1440"/>
-      </w:pPr>
-      <w:rPr/>
+      <w:numFmt w:val="bullet"/>
+      <w:lvlText w:val="○"/>
+      <w:lvlJc w:val="left"/>
+      <w:pPr>
+        <w:ind w:left="5760" w:hanging="360"/>
+      </w:pPr>
+      <w:rPr>
+        <w:u w:val="none"/>
+      </w:rPr>
     </w:lvl>
     <w:lvl w:ilvl="8">
       <w:start w:val="1"/>
-      <w:numFmt w:val="decimal"/>
-      <w:lvlText w:val="%1.%2.%3.%4.%5.%6.%7.%8.%9"/>
-      <w:lvlJc w:val="left"/>
-      <w:pPr>
-        <w:ind w:left="1584" w:hanging="1584"/>
-      </w:pPr>
-      <w:rPr/>
+      <w:numFmt w:val="bullet"/>
+      <w:lvlText w:val="■"/>
+      <w:lvlJc w:val="left"/>
+      <w:pPr>
+        <w:ind w:left="6480" w:hanging="360"/>
+      </w:pPr>
+      <w:rPr>
+        <w:u w:val="none"/>
+      </w:rPr>
     </w:lvl>
   </w:abstractNum>
   <w:abstractNum w:abstractNumId="2">
     <w:lvl w:ilvl="0">
       <w:start w:val="1"/>
+      <w:numFmt w:val="bullet"/>
+      <w:lvlText w:val="●"/>
+      <w:lvlJc w:val="left"/>
+      <w:pPr>
+        <w:ind w:left="720" w:hanging="360"/>
+      </w:pPr>
+      <w:rPr>
+        <w:u w:val="none"/>
+      </w:rPr>
+    </w:lvl>
+    <w:lvl w:ilvl="1">
+      <w:start w:val="1"/>
+      <w:numFmt w:val="bullet"/>
+      <w:lvlText w:val="○"/>
+      <w:lvlJc w:val="left"/>
+      <w:pPr>
+        <w:ind w:left="1440" w:hanging="360"/>
+      </w:pPr>
+      <w:rPr>
+        <w:u w:val="none"/>
+      </w:rPr>
+    </w:lvl>
+    <w:lvl w:ilvl="2">
+      <w:start w:val="1"/>
+      <w:numFmt w:val="bullet"/>
+      <w:lvlText w:val="■"/>
+      <w:lvlJc w:val="left"/>
+      <w:pPr>
+        <w:ind w:left="2160" w:hanging="360"/>
+      </w:pPr>
+      <w:rPr>
+        <w:u w:val="none"/>
+      </w:rPr>
+    </w:lvl>
+    <w:lvl w:ilvl="3">
+      <w:start w:val="1"/>
+      <w:numFmt w:val="bullet"/>
+      <w:lvlText w:val="●"/>
+      <w:lvlJc w:val="left"/>
+      <w:pPr>
+        <w:ind w:left="2880" w:hanging="360"/>
+      </w:pPr>
+      <w:rPr>
+        <w:u w:val="none"/>
+      </w:rPr>
+    </w:lvl>
+    <w:lvl w:ilvl="4">
+      <w:start w:val="1"/>
+      <w:numFmt w:val="bullet"/>
+      <w:lvlText w:val="○"/>
+      <w:lvlJc w:val="left"/>
+      <w:pPr>
+        <w:ind w:left="3600" w:hanging="360"/>
+      </w:pPr>
+      <w:rPr>
+        <w:u w:val="none"/>
+      </w:rPr>
+    </w:lvl>
+    <w:lvl w:ilvl="5">
+      <w:start w:val="1"/>
+      <w:numFmt w:val="bullet"/>
+      <w:lvlText w:val="■"/>
+      <w:lvlJc w:val="left"/>
+      <w:pPr>
+        <w:ind w:left="4320" w:hanging="360"/>
+      </w:pPr>
+      <w:rPr>
+        <w:u w:val="none"/>
+      </w:rPr>
+    </w:lvl>
+    <w:lvl w:ilvl="6">
+      <w:start w:val="1"/>
+      <w:numFmt w:val="bullet"/>
+      <w:lvlText w:val="●"/>
+      <w:lvlJc w:val="left"/>
+      <w:pPr>
+        <w:ind w:left="5040" w:hanging="360"/>
+      </w:pPr>
+      <w:rPr>
+        <w:u w:val="none"/>
+      </w:rPr>
+    </w:lvl>
+    <w:lvl w:ilvl="7">
+      <w:start w:val="1"/>
+      <w:numFmt w:val="bullet"/>
+      <w:lvlText w:val="○"/>
+      <w:lvlJc w:val="left"/>
+      <w:pPr>
+        <w:ind w:left="5760" w:hanging="360"/>
+      </w:pPr>
+      <w:rPr>
+        <w:u w:val="none"/>
+      </w:rPr>
+    </w:lvl>
+    <w:lvl w:ilvl="8">
+      <w:start w:val="1"/>
+      <w:numFmt w:val="bullet"/>
+      <w:lvlText w:val="■"/>
+      <w:lvlJc w:val="left"/>
+      <w:pPr>
+        <w:ind w:left="6480" w:hanging="360"/>
+      </w:pPr>
+      <w:rPr>
+        <w:u w:val="none"/>
+      </w:rPr>
+    </w:lvl>
+  </w:abstractNum>
+  <w:abstractNum w:abstractNumId="3">
+    <w:lvl w:ilvl="0">
+      <w:start w:val="1"/>
+      <w:numFmt w:val="bullet"/>
+      <w:lvlText w:val="●"/>
+      <w:lvlJc w:val="left"/>
+      <w:pPr>
+        <w:ind w:left="720" w:hanging="360"/>
+      </w:pPr>
+      <w:rPr>
+        <w:u w:val="none"/>
+      </w:rPr>
+    </w:lvl>
+    <w:lvl w:ilvl="1">
+      <w:start w:val="1"/>
+      <w:numFmt w:val="bullet"/>
+      <w:lvlText w:val="○"/>
+      <w:lvlJc w:val="left"/>
+      <w:pPr>
+        <w:ind w:left="1440" w:hanging="360"/>
+      </w:pPr>
+      <w:rPr>
+        <w:u w:val="none"/>
+      </w:rPr>
+    </w:lvl>
+    <w:lvl w:ilvl="2">
+      <w:start w:val="1"/>
+      <w:numFmt w:val="bullet"/>
+      <w:lvlText w:val="■"/>
+      <w:lvlJc w:val="left"/>
+      <w:pPr>
+        <w:ind w:left="2160" w:hanging="360"/>
+      </w:pPr>
+      <w:rPr>
+        <w:u w:val="none"/>
+      </w:rPr>
+    </w:lvl>
+    <w:lvl w:ilvl="3">
+      <w:start w:val="1"/>
+      <w:numFmt w:val="bullet"/>
+      <w:lvlText w:val="●"/>
+      <w:lvlJc w:val="left"/>
+      <w:pPr>
+        <w:ind w:left="2880" w:hanging="360"/>
+      </w:pPr>
+      <w:rPr>
+        <w:u w:val="none"/>
+      </w:rPr>
+    </w:lvl>
+    <w:lvl w:ilvl="4">
+      <w:start w:val="1"/>
+      <w:numFmt w:val="bullet"/>
+      <w:lvlText w:val="○"/>
+      <w:lvlJc w:val="left"/>
+      <w:pPr>
+        <w:ind w:left="3600" w:hanging="360"/>
+      </w:pPr>
+      <w:rPr>
+        <w:u w:val="none"/>
+      </w:rPr>
+    </w:lvl>
+    <w:lvl w:ilvl="5">
+      <w:start w:val="1"/>
+      <w:numFmt w:val="bullet"/>
+      <w:lvlText w:val="■"/>
+      <w:lvlJc w:val="left"/>
+      <w:pPr>
+        <w:ind w:left="4320" w:hanging="360"/>
+      </w:pPr>
+      <w:rPr>
+        <w:u w:val="none"/>
+      </w:rPr>
+    </w:lvl>
+    <w:lvl w:ilvl="6">
+      <w:start w:val="1"/>
+      <w:numFmt w:val="bullet"/>
+      <w:lvlText w:val="●"/>
+      <w:lvlJc w:val="left"/>
+      <w:pPr>
+        <w:ind w:left="5040" w:hanging="360"/>
+      </w:pPr>
+      <w:rPr>
+        <w:u w:val="none"/>
+      </w:rPr>
+    </w:lvl>
+    <w:lvl w:ilvl="7">
+      <w:start w:val="1"/>
+      <w:numFmt w:val="bullet"/>
+      <w:lvlText w:val="○"/>
+      <w:lvlJc w:val="left"/>
+      <w:pPr>
+        <w:ind w:left="5760" w:hanging="360"/>
+      </w:pPr>
+      <w:rPr>
+        <w:u w:val="none"/>
+      </w:rPr>
+    </w:lvl>
+    <w:lvl w:ilvl="8">
+      <w:start w:val="1"/>
+      <w:numFmt w:val="bullet"/>
+      <w:lvlText w:val="■"/>
+      <w:lvlJc w:val="left"/>
+      <w:pPr>
+        <w:ind w:left="6480" w:hanging="360"/>
+      </w:pPr>
+      <w:rPr>
+        <w:u w:val="none"/>
+      </w:rPr>
+    </w:lvl>
+  </w:abstractNum>
+  <w:abstractNum w:abstractNumId="4">
+    <w:lvl w:ilvl="0">
+      <w:start w:val="1"/>
+      <w:numFmt w:val="bullet"/>
+      <w:lvlText w:val="●"/>
+      <w:lvlJc w:val="left"/>
+      <w:pPr>
+        <w:ind w:left="720" w:hanging="360"/>
+      </w:pPr>
+      <w:rPr>
+        <w:u w:val="none"/>
+      </w:rPr>
+    </w:lvl>
+    <w:lvl w:ilvl="1">
+      <w:start w:val="1"/>
+      <w:numFmt w:val="bullet"/>
+      <w:lvlText w:val="○"/>
+      <w:lvlJc w:val="left"/>
+      <w:pPr>
+        <w:ind w:left="1440" w:hanging="360"/>
+      </w:pPr>
+      <w:rPr>
+        <w:u w:val="none"/>
+      </w:rPr>
+    </w:lvl>
+    <w:lvl w:ilvl="2">
+      <w:start w:val="1"/>
+      <w:numFmt w:val="bullet"/>
+      <w:lvlText w:val="■"/>
+      <w:lvlJc w:val="left"/>
+      <w:pPr>
+        <w:ind w:left="2160" w:hanging="360"/>
+      </w:pPr>
+      <w:rPr>
+        <w:u w:val="none"/>
+      </w:rPr>
+    </w:lvl>
+    <w:lvl w:ilvl="3">
+      <w:start w:val="1"/>
+      <w:numFmt w:val="bullet"/>
+      <w:lvlText w:val="●"/>
+      <w:lvlJc w:val="left"/>
+      <w:pPr>
+        <w:ind w:left="2880" w:hanging="360"/>
+      </w:pPr>
+      <w:rPr>
+        <w:u w:val="none"/>
+      </w:rPr>
+    </w:lvl>
+    <w:lvl w:ilvl="4">
+      <w:start w:val="1"/>
+      <w:numFmt w:val="bullet"/>
+      <w:lvlText w:val="○"/>
+      <w:lvlJc w:val="left"/>
+      <w:pPr>
+        <w:ind w:left="3600" w:hanging="360"/>
+      </w:pPr>
+      <w:rPr>
+        <w:u w:val="none"/>
+      </w:rPr>
+    </w:lvl>
+    <w:lvl w:ilvl="5">
+      <w:start w:val="1"/>
+      <w:numFmt w:val="bullet"/>
+      <w:lvlText w:val="■"/>
+      <w:lvlJc w:val="left"/>
+      <w:pPr>
+        <w:ind w:left="4320" w:hanging="360"/>
+      </w:pPr>
+      <w:rPr>
+        <w:u w:val="none"/>
+      </w:rPr>
+    </w:lvl>
+    <w:lvl w:ilvl="6">
+      <w:start w:val="1"/>
+      <w:numFmt w:val="bullet"/>
+      <w:lvlText w:val="●"/>
+      <w:lvlJc w:val="left"/>
+      <w:pPr>
+        <w:ind w:left="5040" w:hanging="360"/>
+      </w:pPr>
+      <w:rPr>
+        <w:u w:val="none"/>
+      </w:rPr>
+    </w:lvl>
+    <w:lvl w:ilvl="7">
+      <w:start w:val="1"/>
+      <w:numFmt w:val="bullet"/>
+      <w:lvlText w:val="○"/>
+      <w:lvlJc w:val="left"/>
+      <w:pPr>
+        <w:ind w:left="5760" w:hanging="360"/>
+      </w:pPr>
+      <w:rPr>
+        <w:u w:val="none"/>
+      </w:rPr>
+    </w:lvl>
+    <w:lvl w:ilvl="8">
+      <w:start w:val="1"/>
+      <w:numFmt w:val="bullet"/>
+      <w:lvlText w:val="■"/>
+      <w:lvlJc w:val="left"/>
+      <w:pPr>
+        <w:ind w:left="6480" w:hanging="360"/>
+      </w:pPr>
+      <w:rPr>
+        <w:u w:val="none"/>
+      </w:rPr>
+    </w:lvl>
+  </w:abstractNum>
+  <w:abstractNum w:abstractNumId="5">
+    <w:lvl w:ilvl="0">
+      <w:start w:val="1"/>
+      <w:numFmt w:val="bullet"/>
+      <w:lvlText w:val="●"/>
+      <w:lvlJc w:val="left"/>
+      <w:pPr>
+        <w:ind w:left="720" w:hanging="360"/>
+      </w:pPr>
+      <w:rPr>
+        <w:u w:val="none"/>
+      </w:rPr>
+    </w:lvl>
+    <w:lvl w:ilvl="1">
+      <w:start w:val="1"/>
+      <w:numFmt w:val="bullet"/>
+      <w:lvlText w:val="○"/>
+      <w:lvlJc w:val="left"/>
+      <w:pPr>
+        <w:ind w:left="1440" w:hanging="360"/>
+      </w:pPr>
+      <w:rPr>
+        <w:u w:val="none"/>
+      </w:rPr>
+    </w:lvl>
+    <w:lvl w:ilvl="2">
+      <w:start w:val="1"/>
+      <w:numFmt w:val="bullet"/>
+      <w:lvlText w:val="■"/>
+      <w:lvlJc w:val="left"/>
+      <w:pPr>
+        <w:ind w:left="2160" w:hanging="360"/>
+      </w:pPr>
+      <w:rPr>
+        <w:u w:val="none"/>
+      </w:rPr>
+    </w:lvl>
+    <w:lvl w:ilvl="3">
+      <w:start w:val="1"/>
+      <w:numFmt w:val="bullet"/>
+      <w:lvlText w:val="●"/>
+      <w:lvlJc w:val="left"/>
+      <w:pPr>
+        <w:ind w:left="2880" w:hanging="360"/>
+      </w:pPr>
+      <w:rPr>
+        <w:u w:val="none"/>
+      </w:rPr>
+    </w:lvl>
+    <w:lvl w:ilvl="4">
+      <w:start w:val="1"/>
+      <w:numFmt w:val="bullet"/>
+      <w:lvlText w:val="○"/>
+      <w:lvlJc w:val="left"/>
+      <w:pPr>
+        <w:ind w:left="3600" w:hanging="360"/>
+      </w:pPr>
+      <w:rPr>
+        <w:u w:val="none"/>
+      </w:rPr>
+    </w:lvl>
+    <w:lvl w:ilvl="5">
+      <w:start w:val="1"/>
+      <w:numFmt w:val="bullet"/>
+      <w:lvlText w:val="■"/>
+      <w:lvlJc w:val="left"/>
+      <w:pPr>
+        <w:ind w:left="4320" w:hanging="360"/>
+      </w:pPr>
+      <w:rPr>
+        <w:u w:val="none"/>
+      </w:rPr>
+    </w:lvl>
+    <w:lvl w:ilvl="6">
+      <w:start w:val="1"/>
+      <w:numFmt w:val="bullet"/>
+      <w:lvlText w:val="●"/>
+      <w:lvlJc w:val="left"/>
+      <w:pPr>
+        <w:ind w:left="5040" w:hanging="360"/>
+      </w:pPr>
+      <w:rPr>
+        <w:u w:val="none"/>
+      </w:rPr>
+    </w:lvl>
+    <w:lvl w:ilvl="7">
+      <w:start w:val="1"/>
+      <w:numFmt w:val="bullet"/>
+      <w:lvlText w:val="○"/>
+      <w:lvlJc w:val="left"/>
+      <w:pPr>
+        <w:ind w:left="5760" w:hanging="360"/>
+      </w:pPr>
+      <w:rPr>
+        <w:u w:val="none"/>
+      </w:rPr>
+    </w:lvl>
+    <w:lvl w:ilvl="8">
+      <w:start w:val="1"/>
+      <w:numFmt w:val="bullet"/>
+      <w:lvlText w:val="■"/>
+      <w:lvlJc w:val="left"/>
+      <w:pPr>
+        <w:ind w:left="6480" w:hanging="360"/>
+      </w:pPr>
+      <w:rPr>
+        <w:u w:val="none"/>
+      </w:rPr>
+    </w:lvl>
+  </w:abstractNum>
+  <w:abstractNum w:abstractNumId="6">
+    <w:lvl w:ilvl="0">
+      <w:start w:val="1"/>
+      <w:numFmt w:val="bullet"/>
+      <w:lvlText w:val="●"/>
+      <w:lvlJc w:val="left"/>
+      <w:pPr>
+        <w:ind w:left="720" w:hanging="360"/>
+      </w:pPr>
+      <w:rPr>
+        <w:u w:val="none"/>
+      </w:rPr>
+    </w:lvl>
+    <w:lvl w:ilvl="1">
+      <w:start w:val="1"/>
+      <w:numFmt w:val="bullet"/>
+      <w:lvlText w:val="○"/>
+      <w:lvlJc w:val="left"/>
+      <w:pPr>
+        <w:ind w:left="1440" w:hanging="360"/>
+      </w:pPr>
+      <w:rPr>
+        <w:u w:val="none"/>
+      </w:rPr>
+    </w:lvl>
+    <w:lvl w:ilvl="2">
+      <w:start w:val="1"/>
+      <w:numFmt w:val="bullet"/>
+      <w:lvlText w:val="■"/>
+      <w:lvlJc w:val="left"/>
+      <w:pPr>
+        <w:ind w:left="2160" w:hanging="360"/>
+      </w:pPr>
+      <w:rPr>
+        <w:u w:val="none"/>
+      </w:rPr>
+    </w:lvl>
+    <w:lvl w:ilvl="3">
+      <w:start w:val="1"/>
+      <w:numFmt w:val="bullet"/>
+      <w:lvlText w:val="●"/>
+      <w:lvlJc w:val="left"/>
+      <w:pPr>
+        <w:ind w:left="2880" w:hanging="360"/>
+      </w:pPr>
+      <w:rPr>
+        <w:u w:val="none"/>
+      </w:rPr>
+    </w:lvl>
+    <w:lvl w:ilvl="4">
+      <w:start w:val="1"/>
+      <w:numFmt w:val="bullet"/>
+      <w:lvlText w:val="○"/>
+      <w:lvlJc w:val="left"/>
+      <w:pPr>
+        <w:ind w:left="3600" w:hanging="360"/>
+      </w:pPr>
+      <w:rPr>
+        <w:u w:val="none"/>
+      </w:rPr>
+    </w:lvl>
+    <w:lvl w:ilvl="5">
+      <w:start w:val="1"/>
+      <w:numFmt w:val="bullet"/>
+      <w:lvlText w:val="■"/>
+      <w:lvlJc w:val="left"/>
+      <w:pPr>
+        <w:ind w:left="4320" w:hanging="360"/>
+      </w:pPr>
+      <w:rPr>
+        <w:u w:val="none"/>
+      </w:rPr>
+    </w:lvl>
+    <w:lvl w:ilvl="6">
+      <w:start w:val="1"/>
+      <w:numFmt w:val="bullet"/>
+      <w:lvlText w:val="●"/>
+      <w:lvlJc w:val="left"/>
+      <w:pPr>
+        <w:ind w:left="5040" w:hanging="360"/>
+      </w:pPr>
+      <w:rPr>
+        <w:u w:val="none"/>
+      </w:rPr>
+    </w:lvl>
+    <w:lvl w:ilvl="7">
+      <w:start w:val="1"/>
+      <w:numFmt w:val="bullet"/>
+      <w:lvlText w:val="○"/>
+      <w:lvlJc w:val="left"/>
+      <w:pPr>
+        <w:ind w:left="5760" w:hanging="360"/>
+      </w:pPr>
+      <w:rPr>
+        <w:u w:val="none"/>
+      </w:rPr>
+    </w:lvl>
+    <w:lvl w:ilvl="8">
+      <w:start w:val="1"/>
+      <w:numFmt w:val="bullet"/>
+      <w:lvlText w:val="■"/>
+      <w:lvlJc w:val="left"/>
+      <w:pPr>
+        <w:ind w:left="6480" w:hanging="360"/>
+      </w:pPr>
+      <w:rPr>
+        <w:u w:val="none"/>
+      </w:rPr>
+    </w:lvl>
+  </w:abstractNum>
+  <w:abstractNum w:abstractNumId="7">
+    <w:lvl w:ilvl="0">
+      <w:start w:val="1"/>
+      <w:numFmt w:val="bullet"/>
+      <w:lvlText w:val="●"/>
+      <w:lvlJc w:val="left"/>
+      <w:pPr>
+        <w:ind w:left="720" w:hanging="360"/>
+      </w:pPr>
+      <w:rPr>
+        <w:u w:val="none"/>
+      </w:rPr>
+    </w:lvl>
+    <w:lvl w:ilvl="1">
+      <w:start w:val="1"/>
+      <w:numFmt w:val="bullet"/>
+      <w:lvlText w:val="○"/>
+      <w:lvlJc w:val="left"/>
+      <w:pPr>
+        <w:ind w:left="1440" w:hanging="360"/>
+      </w:pPr>
+      <w:rPr>
+        <w:u w:val="none"/>
+      </w:rPr>
+    </w:lvl>
+    <w:lvl w:ilvl="2">
+      <w:start w:val="1"/>
+      <w:numFmt w:val="bullet"/>
+      <w:lvlText w:val="■"/>
+      <w:lvlJc w:val="left"/>
+      <w:pPr>
+        <w:ind w:left="2160" w:hanging="360"/>
+      </w:pPr>
+      <w:rPr>
+        <w:u w:val="none"/>
+      </w:rPr>
+    </w:lvl>
+    <w:lvl w:ilvl="3">
+      <w:start w:val="1"/>
+      <w:numFmt w:val="bullet"/>
+      <w:lvlText w:val="●"/>
+      <w:lvlJc w:val="left"/>
+      <w:pPr>
+        <w:ind w:left="2880" w:hanging="360"/>
+      </w:pPr>
+      <w:rPr>
+        <w:u w:val="none"/>
+      </w:rPr>
+    </w:lvl>
+    <w:lvl w:ilvl="4">
+      <w:start w:val="1"/>
+      <w:numFmt w:val="bullet"/>
+      <w:lvlText w:val="○"/>
+      <w:lvlJc w:val="left"/>
+      <w:pPr>
+        <w:ind w:left="3600" w:hanging="360"/>
+      </w:pPr>
+      <w:rPr>
+        <w:u w:val="none"/>
+      </w:rPr>
+    </w:lvl>
+    <w:lvl w:ilvl="5">
+      <w:start w:val="1"/>
+      <w:numFmt w:val="bullet"/>
+      <w:lvlText w:val="■"/>
+      <w:lvlJc w:val="left"/>
+      <w:pPr>
+        <w:ind w:left="4320" w:hanging="360"/>
+      </w:pPr>
+      <w:rPr>
+        <w:u w:val="none"/>
+      </w:rPr>
+    </w:lvl>
+    <w:lvl w:ilvl="6">
+      <w:start w:val="1"/>
+      <w:numFmt w:val="bullet"/>
+      <w:lvlText w:val="●"/>
+      <w:lvlJc w:val="left"/>
+      <w:pPr>
+        <w:ind w:left="5040" w:hanging="360"/>
+      </w:pPr>
+      <w:rPr>
+        <w:u w:val="none"/>
+      </w:rPr>
+    </w:lvl>
+    <w:lvl w:ilvl="7">
+      <w:start w:val="1"/>
+      <w:numFmt w:val="bullet"/>
+      <w:lvlText w:val="○"/>
+      <w:lvlJc w:val="left"/>
+      <w:pPr>
+        <w:ind w:left="5760" w:hanging="360"/>
+      </w:pPr>
+      <w:rPr>
+        <w:u w:val="none"/>
+      </w:rPr>
+    </w:lvl>
+    <w:lvl w:ilvl="8">
+      <w:start w:val="1"/>
+      <w:numFmt w:val="bullet"/>
+      <w:lvlText w:val="■"/>
+      <w:lvlJc w:val="left"/>
+      <w:pPr>
+        <w:ind w:left="6480" w:hanging="360"/>
+      </w:pPr>
+      <w:rPr>
+        <w:u w:val="none"/>
+      </w:rPr>
+    </w:lvl>
+  </w:abstractNum>
+  <w:abstractNum w:abstractNumId="8">
+    <w:lvl w:ilvl="0">
+      <w:start w:val="1"/>
+      <w:numFmt w:val="bullet"/>
+      <w:lvlText w:val="●"/>
+      <w:lvlJc w:val="left"/>
+      <w:pPr>
+        <w:ind w:left="720" w:hanging="360"/>
+      </w:pPr>
+      <w:rPr>
+        <w:u w:val="none"/>
+      </w:rPr>
+    </w:lvl>
+    <w:lvl w:ilvl="1">
+      <w:start w:val="1"/>
+      <w:numFmt w:val="bullet"/>
+      <w:lvlText w:val="○"/>
+      <w:lvlJc w:val="left"/>
+      <w:pPr>
+        <w:ind w:left="1440" w:hanging="360"/>
+      </w:pPr>
+      <w:rPr>
+        <w:u w:val="none"/>
+      </w:rPr>
+    </w:lvl>
+    <w:lvl w:ilvl="2">
+      <w:start w:val="1"/>
+      <w:numFmt w:val="bullet"/>
+      <w:lvlText w:val="■"/>
+      <w:lvlJc w:val="left"/>
+      <w:pPr>
+        <w:ind w:left="2160" w:hanging="360"/>
+      </w:pPr>
+      <w:rPr>
+        <w:u w:val="none"/>
+      </w:rPr>
+    </w:lvl>
+    <w:lvl w:ilvl="3">
+      <w:start w:val="1"/>
+      <w:numFmt w:val="bullet"/>
+      <w:lvlText w:val="●"/>
+      <w:lvlJc w:val="left"/>
+      <w:pPr>
+        <w:ind w:left="2880" w:hanging="360"/>
+      </w:pPr>
+      <w:rPr>
+        <w:u w:val="none"/>
+      </w:rPr>
+    </w:lvl>
+    <w:lvl w:ilvl="4">
+      <w:start w:val="1"/>
+      <w:numFmt w:val="bullet"/>
+      <w:lvlText w:val="○"/>
+      <w:lvlJc w:val="left"/>
+      <w:pPr>
+        <w:ind w:left="3600" w:hanging="360"/>
+      </w:pPr>
+      <w:rPr>
+        <w:u w:val="none"/>
+      </w:rPr>
+    </w:lvl>
+    <w:lvl w:ilvl="5">
+      <w:start w:val="1"/>
+      <w:numFmt w:val="bullet"/>
+      <w:lvlText w:val="■"/>
+      <w:lvlJc w:val="left"/>
+      <w:pPr>
+        <w:ind w:left="4320" w:hanging="360"/>
+      </w:pPr>
+      <w:rPr>
+        <w:u w:val="none"/>
+      </w:rPr>
+    </w:lvl>
+    <w:lvl w:ilvl="6">
+      <w:start w:val="1"/>
+      <w:numFmt w:val="bullet"/>
+      <w:lvlText w:val="●"/>
+      <w:lvlJc w:val="left"/>
+      <w:pPr>
+        <w:ind w:left="5040" w:hanging="360"/>
+      </w:pPr>
+      <w:rPr>
+        <w:u w:val="none"/>
+      </w:rPr>
+    </w:lvl>
+    <w:lvl w:ilvl="7">
+      <w:start w:val="1"/>
+      <w:numFmt w:val="bullet"/>
+      <w:lvlText w:val="○"/>
+      <w:lvlJc w:val="left"/>
+      <w:pPr>
+        <w:ind w:left="5760" w:hanging="360"/>
+      </w:pPr>
+      <w:rPr>
+        <w:u w:val="none"/>
+      </w:rPr>
+    </w:lvl>
+    <w:lvl w:ilvl="8">
+      <w:start w:val="1"/>
+      <w:numFmt w:val="bullet"/>
+      <w:lvlText w:val="■"/>
+      <w:lvlJc w:val="left"/>
+      <w:pPr>
+        <w:ind w:left="6480" w:hanging="360"/>
+      </w:pPr>
+      <w:rPr>
+        <w:u w:val="none"/>
+      </w:rPr>
+    </w:lvl>
+  </w:abstractNum>
+  <w:abstractNum w:abstractNumId="9">
+    <w:lvl w:ilvl="0">
+      <w:start w:val="1"/>
+      <w:numFmt w:val="bullet"/>
+      <w:lvlText w:val="●"/>
+      <w:lvlJc w:val="left"/>
+      <w:pPr>
+        <w:ind w:left="720" w:hanging="360"/>
+      </w:pPr>
+      <w:rPr>
+        <w:u w:val="none"/>
+      </w:rPr>
+    </w:lvl>
+    <w:lvl w:ilvl="1">
+      <w:start w:val="1"/>
+      <w:numFmt w:val="bullet"/>
+      <w:lvlText w:val="○"/>
+      <w:lvlJc w:val="left"/>
+      <w:pPr>
+        <w:ind w:left="1440" w:hanging="360"/>
+      </w:pPr>
+      <w:rPr>
+        <w:u w:val="none"/>
+      </w:rPr>
+    </w:lvl>
+    <w:lvl w:ilvl="2">
+      <w:start w:val="1"/>
+      <w:numFmt w:val="bullet"/>
+      <w:lvlText w:val="■"/>
+      <w:lvlJc w:val="left"/>
+      <w:pPr>
+        <w:ind w:left="2160" w:hanging="360"/>
+      </w:pPr>
+      <w:rPr>
+        <w:u w:val="none"/>
+      </w:rPr>
+    </w:lvl>
+    <w:lvl w:ilvl="3">
+      <w:start w:val="1"/>
+      <w:numFmt w:val="bullet"/>
+      <w:lvlText w:val="●"/>
+      <w:lvlJc w:val="left"/>
+      <w:pPr>
+        <w:ind w:left="2880" w:hanging="360"/>
+      </w:pPr>
+      <w:rPr>
+        <w:u w:val="none"/>
+      </w:rPr>
+    </w:lvl>
+    <w:lvl w:ilvl="4">
+      <w:start w:val="1"/>
+      <w:numFmt w:val="bullet"/>
+      <w:lvlText w:val="○"/>
+      <w:lvlJc w:val="left"/>
+      <w:pPr>
+        <w:ind w:left="3600" w:hanging="360"/>
+      </w:pPr>
+      <w:rPr>
+        <w:u w:val="none"/>
+      </w:rPr>
+    </w:lvl>
+    <w:lvl w:ilvl="5">
+      <w:start w:val="1"/>
+      <w:numFmt w:val="bullet"/>
+      <w:lvlText w:val="■"/>
+      <w:lvlJc w:val="left"/>
+      <w:pPr>
+        <w:ind w:left="4320" w:hanging="360"/>
+      </w:pPr>
+      <w:rPr>
+        <w:u w:val="none"/>
+      </w:rPr>
+    </w:lvl>
+    <w:lvl w:ilvl="6">
+      <w:start w:val="1"/>
+      <w:numFmt w:val="bullet"/>
+      <w:lvlText w:val="●"/>
+      <w:lvlJc w:val="left"/>
+      <w:pPr>
+        <w:ind w:left="5040" w:hanging="360"/>
+      </w:pPr>
+      <w:rPr>
+        <w:u w:val="none"/>
+      </w:rPr>
+    </w:lvl>
+    <w:lvl w:ilvl="7">
+      <w:start w:val="1"/>
+      <w:numFmt w:val="bullet"/>
+      <w:lvlText w:val="○"/>
+      <w:lvlJc w:val="left"/>
+      <w:pPr>
+        <w:ind w:left="5760" w:hanging="360"/>
+      </w:pPr>
+      <w:rPr>
+        <w:u w:val="none"/>
+      </w:rPr>
+    </w:lvl>
+    <w:lvl w:ilvl="8">
+      <w:start w:val="1"/>
+      <w:numFmt w:val="bullet"/>
+      <w:lvlText w:val="■"/>
+      <w:lvlJc w:val="left"/>
+      <w:pPr>
+        <w:ind w:left="6480" w:hanging="360"/>
+      </w:pPr>
+      <w:rPr>
+        <w:u w:val="none"/>
+      </w:rPr>
+    </w:lvl>
+  </w:abstractNum>
+  <w:abstractNum w:abstractNumId="10">
+    <w:lvl w:ilvl="0">
+      <w:start w:val="1"/>
       <w:numFmt w:val="decimal"/>
       <w:lvlText w:val="%1."/>
       <w:lvlJc w:val="left"/>
@@ -6483,6 +9395,1106 @@
         <w:ind w:left="1584" w:hanging="1584"/>
       </w:pPr>
       <w:rPr/>
+    </w:lvl>
+  </w:abstractNum>
+  <w:abstractNum w:abstractNumId="11">
+    <w:lvl w:ilvl="0">
+      <w:start w:val="1"/>
+      <w:numFmt w:val="bullet"/>
+      <w:lvlText w:val="●"/>
+      <w:lvlJc w:val="left"/>
+      <w:pPr>
+        <w:ind w:left="720" w:hanging="360"/>
+      </w:pPr>
+      <w:rPr>
+        <w:u w:val="none"/>
+      </w:rPr>
+    </w:lvl>
+    <w:lvl w:ilvl="1">
+      <w:start w:val="1"/>
+      <w:numFmt w:val="bullet"/>
+      <w:lvlText w:val="○"/>
+      <w:lvlJc w:val="left"/>
+      <w:pPr>
+        <w:ind w:left="1440" w:hanging="360"/>
+      </w:pPr>
+      <w:rPr>
+        <w:u w:val="none"/>
+      </w:rPr>
+    </w:lvl>
+    <w:lvl w:ilvl="2">
+      <w:start w:val="1"/>
+      <w:numFmt w:val="bullet"/>
+      <w:lvlText w:val="■"/>
+      <w:lvlJc w:val="left"/>
+      <w:pPr>
+        <w:ind w:left="2160" w:hanging="360"/>
+      </w:pPr>
+      <w:rPr>
+        <w:u w:val="none"/>
+      </w:rPr>
+    </w:lvl>
+    <w:lvl w:ilvl="3">
+      <w:start w:val="1"/>
+      <w:numFmt w:val="bullet"/>
+      <w:lvlText w:val="●"/>
+      <w:lvlJc w:val="left"/>
+      <w:pPr>
+        <w:ind w:left="2880" w:hanging="360"/>
+      </w:pPr>
+      <w:rPr>
+        <w:u w:val="none"/>
+      </w:rPr>
+    </w:lvl>
+    <w:lvl w:ilvl="4">
+      <w:start w:val="1"/>
+      <w:numFmt w:val="bullet"/>
+      <w:lvlText w:val="○"/>
+      <w:lvlJc w:val="left"/>
+      <w:pPr>
+        <w:ind w:left="3600" w:hanging="360"/>
+      </w:pPr>
+      <w:rPr>
+        <w:u w:val="none"/>
+      </w:rPr>
+    </w:lvl>
+    <w:lvl w:ilvl="5">
+      <w:start w:val="1"/>
+      <w:numFmt w:val="bullet"/>
+      <w:lvlText w:val="■"/>
+      <w:lvlJc w:val="left"/>
+      <w:pPr>
+        <w:ind w:left="4320" w:hanging="360"/>
+      </w:pPr>
+      <w:rPr>
+        <w:u w:val="none"/>
+      </w:rPr>
+    </w:lvl>
+    <w:lvl w:ilvl="6">
+      <w:start w:val="1"/>
+      <w:numFmt w:val="bullet"/>
+      <w:lvlText w:val="●"/>
+      <w:lvlJc w:val="left"/>
+      <w:pPr>
+        <w:ind w:left="5040" w:hanging="360"/>
+      </w:pPr>
+      <w:rPr>
+        <w:u w:val="none"/>
+      </w:rPr>
+    </w:lvl>
+    <w:lvl w:ilvl="7">
+      <w:start w:val="1"/>
+      <w:numFmt w:val="bullet"/>
+      <w:lvlText w:val="○"/>
+      <w:lvlJc w:val="left"/>
+      <w:pPr>
+        <w:ind w:left="5760" w:hanging="360"/>
+      </w:pPr>
+      <w:rPr>
+        <w:u w:val="none"/>
+      </w:rPr>
+    </w:lvl>
+    <w:lvl w:ilvl="8">
+      <w:start w:val="1"/>
+      <w:numFmt w:val="bullet"/>
+      <w:lvlText w:val="■"/>
+      <w:lvlJc w:val="left"/>
+      <w:pPr>
+        <w:ind w:left="6480" w:hanging="360"/>
+      </w:pPr>
+      <w:rPr>
+        <w:u w:val="none"/>
+      </w:rPr>
+    </w:lvl>
+  </w:abstractNum>
+  <w:abstractNum w:abstractNumId="12">
+    <w:lvl w:ilvl="0">
+      <w:start w:val="1"/>
+      <w:numFmt w:val="bullet"/>
+      <w:lvlText w:val="●"/>
+      <w:lvlJc w:val="left"/>
+      <w:pPr>
+        <w:ind w:left="720" w:hanging="360"/>
+      </w:pPr>
+      <w:rPr>
+        <w:u w:val="none"/>
+      </w:rPr>
+    </w:lvl>
+    <w:lvl w:ilvl="1">
+      <w:start w:val="1"/>
+      <w:numFmt w:val="bullet"/>
+      <w:lvlText w:val="○"/>
+      <w:lvlJc w:val="left"/>
+      <w:pPr>
+        <w:ind w:left="1440" w:hanging="360"/>
+      </w:pPr>
+      <w:rPr>
+        <w:u w:val="none"/>
+      </w:rPr>
+    </w:lvl>
+    <w:lvl w:ilvl="2">
+      <w:start w:val="1"/>
+      <w:numFmt w:val="bullet"/>
+      <w:lvlText w:val="■"/>
+      <w:lvlJc w:val="left"/>
+      <w:pPr>
+        <w:ind w:left="2160" w:hanging="360"/>
+      </w:pPr>
+      <w:rPr>
+        <w:u w:val="none"/>
+      </w:rPr>
+    </w:lvl>
+    <w:lvl w:ilvl="3">
+      <w:start w:val="1"/>
+      <w:numFmt w:val="bullet"/>
+      <w:lvlText w:val="●"/>
+      <w:lvlJc w:val="left"/>
+      <w:pPr>
+        <w:ind w:left="2880" w:hanging="360"/>
+      </w:pPr>
+      <w:rPr>
+        <w:u w:val="none"/>
+      </w:rPr>
+    </w:lvl>
+    <w:lvl w:ilvl="4">
+      <w:start w:val="1"/>
+      <w:numFmt w:val="bullet"/>
+      <w:lvlText w:val="○"/>
+      <w:lvlJc w:val="left"/>
+      <w:pPr>
+        <w:ind w:left="3600" w:hanging="360"/>
+      </w:pPr>
+      <w:rPr>
+        <w:u w:val="none"/>
+      </w:rPr>
+    </w:lvl>
+    <w:lvl w:ilvl="5">
+      <w:start w:val="1"/>
+      <w:numFmt w:val="bullet"/>
+      <w:lvlText w:val="■"/>
+      <w:lvlJc w:val="left"/>
+      <w:pPr>
+        <w:ind w:left="4320" w:hanging="360"/>
+      </w:pPr>
+      <w:rPr>
+        <w:u w:val="none"/>
+      </w:rPr>
+    </w:lvl>
+    <w:lvl w:ilvl="6">
+      <w:start w:val="1"/>
+      <w:numFmt w:val="bullet"/>
+      <w:lvlText w:val="●"/>
+      <w:lvlJc w:val="left"/>
+      <w:pPr>
+        <w:ind w:left="5040" w:hanging="360"/>
+      </w:pPr>
+      <w:rPr>
+        <w:u w:val="none"/>
+      </w:rPr>
+    </w:lvl>
+    <w:lvl w:ilvl="7">
+      <w:start w:val="1"/>
+      <w:numFmt w:val="bullet"/>
+      <w:lvlText w:val="○"/>
+      <w:lvlJc w:val="left"/>
+      <w:pPr>
+        <w:ind w:left="5760" w:hanging="360"/>
+      </w:pPr>
+      <w:rPr>
+        <w:u w:val="none"/>
+      </w:rPr>
+    </w:lvl>
+    <w:lvl w:ilvl="8">
+      <w:start w:val="1"/>
+      <w:numFmt w:val="bullet"/>
+      <w:lvlText w:val="■"/>
+      <w:lvlJc w:val="left"/>
+      <w:pPr>
+        <w:ind w:left="6480" w:hanging="360"/>
+      </w:pPr>
+      <w:rPr>
+        <w:u w:val="none"/>
+      </w:rPr>
+    </w:lvl>
+  </w:abstractNum>
+  <w:abstractNum w:abstractNumId="13">
+    <w:lvl w:ilvl="0">
+      <w:start w:val="1"/>
+      <w:numFmt w:val="bullet"/>
+      <w:lvlText w:val="●"/>
+      <w:lvlJc w:val="left"/>
+      <w:pPr>
+        <w:ind w:left="720" w:hanging="360"/>
+      </w:pPr>
+      <w:rPr>
+        <w:u w:val="none"/>
+      </w:rPr>
+    </w:lvl>
+    <w:lvl w:ilvl="1">
+      <w:start w:val="1"/>
+      <w:numFmt w:val="bullet"/>
+      <w:lvlText w:val="○"/>
+      <w:lvlJc w:val="left"/>
+      <w:pPr>
+        <w:ind w:left="1440" w:hanging="360"/>
+      </w:pPr>
+      <w:rPr>
+        <w:u w:val="none"/>
+      </w:rPr>
+    </w:lvl>
+    <w:lvl w:ilvl="2">
+      <w:start w:val="1"/>
+      <w:numFmt w:val="bullet"/>
+      <w:lvlText w:val="■"/>
+      <w:lvlJc w:val="left"/>
+      <w:pPr>
+        <w:ind w:left="2160" w:hanging="360"/>
+      </w:pPr>
+      <w:rPr>
+        <w:u w:val="none"/>
+      </w:rPr>
+    </w:lvl>
+    <w:lvl w:ilvl="3">
+      <w:start w:val="1"/>
+      <w:numFmt w:val="bullet"/>
+      <w:lvlText w:val="●"/>
+      <w:lvlJc w:val="left"/>
+      <w:pPr>
+        <w:ind w:left="2880" w:hanging="360"/>
+      </w:pPr>
+      <w:rPr>
+        <w:u w:val="none"/>
+      </w:rPr>
+    </w:lvl>
+    <w:lvl w:ilvl="4">
+      <w:start w:val="1"/>
+      <w:numFmt w:val="bullet"/>
+      <w:lvlText w:val="○"/>
+      <w:lvlJc w:val="left"/>
+      <w:pPr>
+        <w:ind w:left="3600" w:hanging="360"/>
+      </w:pPr>
+      <w:rPr>
+        <w:u w:val="none"/>
+      </w:rPr>
+    </w:lvl>
+    <w:lvl w:ilvl="5">
+      <w:start w:val="1"/>
+      <w:numFmt w:val="bullet"/>
+      <w:lvlText w:val="■"/>
+      <w:lvlJc w:val="left"/>
+      <w:pPr>
+        <w:ind w:left="4320" w:hanging="360"/>
+      </w:pPr>
+      <w:rPr>
+        <w:u w:val="none"/>
+      </w:rPr>
+    </w:lvl>
+    <w:lvl w:ilvl="6">
+      <w:start w:val="1"/>
+      <w:numFmt w:val="bullet"/>
+      <w:lvlText w:val="●"/>
+      <w:lvlJc w:val="left"/>
+      <w:pPr>
+        <w:ind w:left="5040" w:hanging="360"/>
+      </w:pPr>
+      <w:rPr>
+        <w:u w:val="none"/>
+      </w:rPr>
+    </w:lvl>
+    <w:lvl w:ilvl="7">
+      <w:start w:val="1"/>
+      <w:numFmt w:val="bullet"/>
+      <w:lvlText w:val="○"/>
+      <w:lvlJc w:val="left"/>
+      <w:pPr>
+        <w:ind w:left="5760" w:hanging="360"/>
+      </w:pPr>
+      <w:rPr>
+        <w:u w:val="none"/>
+      </w:rPr>
+    </w:lvl>
+    <w:lvl w:ilvl="8">
+      <w:start w:val="1"/>
+      <w:numFmt w:val="bullet"/>
+      <w:lvlText w:val="■"/>
+      <w:lvlJc w:val="left"/>
+      <w:pPr>
+        <w:ind w:left="6480" w:hanging="360"/>
+      </w:pPr>
+      <w:rPr>
+        <w:u w:val="none"/>
+      </w:rPr>
+    </w:lvl>
+  </w:abstractNum>
+  <w:abstractNum w:abstractNumId="14">
+    <w:lvl w:ilvl="0">
+      <w:start w:val="1"/>
+      <w:numFmt w:val="bullet"/>
+      <w:lvlText w:val="●"/>
+      <w:lvlJc w:val="left"/>
+      <w:pPr>
+        <w:ind w:left="720" w:hanging="360"/>
+      </w:pPr>
+      <w:rPr>
+        <w:u w:val="none"/>
+      </w:rPr>
+    </w:lvl>
+    <w:lvl w:ilvl="1">
+      <w:start w:val="1"/>
+      <w:numFmt w:val="bullet"/>
+      <w:lvlText w:val="○"/>
+      <w:lvlJc w:val="left"/>
+      <w:pPr>
+        <w:ind w:left="1440" w:hanging="360"/>
+      </w:pPr>
+      <w:rPr>
+        <w:u w:val="none"/>
+      </w:rPr>
+    </w:lvl>
+    <w:lvl w:ilvl="2">
+      <w:start w:val="1"/>
+      <w:numFmt w:val="bullet"/>
+      <w:lvlText w:val="■"/>
+      <w:lvlJc w:val="left"/>
+      <w:pPr>
+        <w:ind w:left="2160" w:hanging="360"/>
+      </w:pPr>
+      <w:rPr>
+        <w:u w:val="none"/>
+      </w:rPr>
+    </w:lvl>
+    <w:lvl w:ilvl="3">
+      <w:start w:val="1"/>
+      <w:numFmt w:val="bullet"/>
+      <w:lvlText w:val="●"/>
+      <w:lvlJc w:val="left"/>
+      <w:pPr>
+        <w:ind w:left="2880" w:hanging="360"/>
+      </w:pPr>
+      <w:rPr>
+        <w:u w:val="none"/>
+      </w:rPr>
+    </w:lvl>
+    <w:lvl w:ilvl="4">
+      <w:start w:val="1"/>
+      <w:numFmt w:val="bullet"/>
+      <w:lvlText w:val="○"/>
+      <w:lvlJc w:val="left"/>
+      <w:pPr>
+        <w:ind w:left="3600" w:hanging="360"/>
+      </w:pPr>
+      <w:rPr>
+        <w:u w:val="none"/>
+      </w:rPr>
+    </w:lvl>
+    <w:lvl w:ilvl="5">
+      <w:start w:val="1"/>
+      <w:numFmt w:val="bullet"/>
+      <w:lvlText w:val="■"/>
+      <w:lvlJc w:val="left"/>
+      <w:pPr>
+        <w:ind w:left="4320" w:hanging="360"/>
+      </w:pPr>
+      <w:rPr>
+        <w:u w:val="none"/>
+      </w:rPr>
+    </w:lvl>
+    <w:lvl w:ilvl="6">
+      <w:start w:val="1"/>
+      <w:numFmt w:val="bullet"/>
+      <w:lvlText w:val="●"/>
+      <w:lvlJc w:val="left"/>
+      <w:pPr>
+        <w:ind w:left="5040" w:hanging="360"/>
+      </w:pPr>
+      <w:rPr>
+        <w:u w:val="none"/>
+      </w:rPr>
+    </w:lvl>
+    <w:lvl w:ilvl="7">
+      <w:start w:val="1"/>
+      <w:numFmt w:val="bullet"/>
+      <w:lvlText w:val="○"/>
+      <w:lvlJc w:val="left"/>
+      <w:pPr>
+        <w:ind w:left="5760" w:hanging="360"/>
+      </w:pPr>
+      <w:rPr>
+        <w:u w:val="none"/>
+      </w:rPr>
+    </w:lvl>
+    <w:lvl w:ilvl="8">
+      <w:start w:val="1"/>
+      <w:numFmt w:val="bullet"/>
+      <w:lvlText w:val="■"/>
+      <w:lvlJc w:val="left"/>
+      <w:pPr>
+        <w:ind w:left="6480" w:hanging="360"/>
+      </w:pPr>
+      <w:rPr>
+        <w:u w:val="none"/>
+      </w:rPr>
+    </w:lvl>
+  </w:abstractNum>
+  <w:abstractNum w:abstractNumId="15">
+    <w:lvl w:ilvl="0">
+      <w:start w:val="1"/>
+      <w:numFmt w:val="bullet"/>
+      <w:lvlText w:val="●"/>
+      <w:lvlJc w:val="left"/>
+      <w:pPr>
+        <w:ind w:left="720" w:hanging="360"/>
+      </w:pPr>
+      <w:rPr>
+        <w:u w:val="none"/>
+      </w:rPr>
+    </w:lvl>
+    <w:lvl w:ilvl="1">
+      <w:start w:val="1"/>
+      <w:numFmt w:val="bullet"/>
+      <w:lvlText w:val="○"/>
+      <w:lvlJc w:val="left"/>
+      <w:pPr>
+        <w:ind w:left="1440" w:hanging="360"/>
+      </w:pPr>
+      <w:rPr>
+        <w:u w:val="none"/>
+      </w:rPr>
+    </w:lvl>
+    <w:lvl w:ilvl="2">
+      <w:start w:val="1"/>
+      <w:numFmt w:val="bullet"/>
+      <w:lvlText w:val="■"/>
+      <w:lvlJc w:val="left"/>
+      <w:pPr>
+        <w:ind w:left="2160" w:hanging="360"/>
+      </w:pPr>
+      <w:rPr>
+        <w:u w:val="none"/>
+      </w:rPr>
+    </w:lvl>
+    <w:lvl w:ilvl="3">
+      <w:start w:val="1"/>
+      <w:numFmt w:val="bullet"/>
+      <w:lvlText w:val="●"/>
+      <w:lvlJc w:val="left"/>
+      <w:pPr>
+        <w:ind w:left="2880" w:hanging="360"/>
+      </w:pPr>
+      <w:rPr>
+        <w:u w:val="none"/>
+      </w:rPr>
+    </w:lvl>
+    <w:lvl w:ilvl="4">
+      <w:start w:val="1"/>
+      <w:numFmt w:val="bullet"/>
+      <w:lvlText w:val="○"/>
+      <w:lvlJc w:val="left"/>
+      <w:pPr>
+        <w:ind w:left="3600" w:hanging="360"/>
+      </w:pPr>
+      <w:rPr>
+        <w:u w:val="none"/>
+      </w:rPr>
+    </w:lvl>
+    <w:lvl w:ilvl="5">
+      <w:start w:val="1"/>
+      <w:numFmt w:val="bullet"/>
+      <w:lvlText w:val="■"/>
+      <w:lvlJc w:val="left"/>
+      <w:pPr>
+        <w:ind w:left="4320" w:hanging="360"/>
+      </w:pPr>
+      <w:rPr>
+        <w:u w:val="none"/>
+      </w:rPr>
+    </w:lvl>
+    <w:lvl w:ilvl="6">
+      <w:start w:val="1"/>
+      <w:numFmt w:val="bullet"/>
+      <w:lvlText w:val="●"/>
+      <w:lvlJc w:val="left"/>
+      <w:pPr>
+        <w:ind w:left="5040" w:hanging="360"/>
+      </w:pPr>
+      <w:rPr>
+        <w:u w:val="none"/>
+      </w:rPr>
+    </w:lvl>
+    <w:lvl w:ilvl="7">
+      <w:start w:val="1"/>
+      <w:numFmt w:val="bullet"/>
+      <w:lvlText w:val="○"/>
+      <w:lvlJc w:val="left"/>
+      <w:pPr>
+        <w:ind w:left="5760" w:hanging="360"/>
+      </w:pPr>
+      <w:rPr>
+        <w:u w:val="none"/>
+      </w:rPr>
+    </w:lvl>
+    <w:lvl w:ilvl="8">
+      <w:start w:val="1"/>
+      <w:numFmt w:val="bullet"/>
+      <w:lvlText w:val="■"/>
+      <w:lvlJc w:val="left"/>
+      <w:pPr>
+        <w:ind w:left="6480" w:hanging="360"/>
+      </w:pPr>
+      <w:rPr>
+        <w:u w:val="none"/>
+      </w:rPr>
+    </w:lvl>
+  </w:abstractNum>
+  <w:abstractNum w:abstractNumId="16">
+    <w:lvl w:ilvl="0">
+      <w:start w:val="1"/>
+      <w:numFmt w:val="bullet"/>
+      <w:lvlText w:val="●"/>
+      <w:lvlJc w:val="left"/>
+      <w:pPr>
+        <w:ind w:left="720" w:hanging="360"/>
+      </w:pPr>
+      <w:rPr>
+        <w:u w:val="none"/>
+      </w:rPr>
+    </w:lvl>
+    <w:lvl w:ilvl="1">
+      <w:start w:val="1"/>
+      <w:numFmt w:val="bullet"/>
+      <w:lvlText w:val="○"/>
+      <w:lvlJc w:val="left"/>
+      <w:pPr>
+        <w:ind w:left="1440" w:hanging="360"/>
+      </w:pPr>
+      <w:rPr>
+        <w:u w:val="none"/>
+      </w:rPr>
+    </w:lvl>
+    <w:lvl w:ilvl="2">
+      <w:start w:val="1"/>
+      <w:numFmt w:val="bullet"/>
+      <w:lvlText w:val="■"/>
+      <w:lvlJc w:val="left"/>
+      <w:pPr>
+        <w:ind w:left="2160" w:hanging="360"/>
+      </w:pPr>
+      <w:rPr>
+        <w:u w:val="none"/>
+      </w:rPr>
+    </w:lvl>
+    <w:lvl w:ilvl="3">
+      <w:start w:val="1"/>
+      <w:numFmt w:val="bullet"/>
+      <w:lvlText w:val="●"/>
+      <w:lvlJc w:val="left"/>
+      <w:pPr>
+        <w:ind w:left="2880" w:hanging="360"/>
+      </w:pPr>
+      <w:rPr>
+        <w:u w:val="none"/>
+      </w:rPr>
+    </w:lvl>
+    <w:lvl w:ilvl="4">
+      <w:start w:val="1"/>
+      <w:numFmt w:val="bullet"/>
+      <w:lvlText w:val="○"/>
+      <w:lvlJc w:val="left"/>
+      <w:pPr>
+        <w:ind w:left="3600" w:hanging="360"/>
+      </w:pPr>
+      <w:rPr>
+        <w:u w:val="none"/>
+      </w:rPr>
+    </w:lvl>
+    <w:lvl w:ilvl="5">
+      <w:start w:val="1"/>
+      <w:numFmt w:val="bullet"/>
+      <w:lvlText w:val="■"/>
+      <w:lvlJc w:val="left"/>
+      <w:pPr>
+        <w:ind w:left="4320" w:hanging="360"/>
+      </w:pPr>
+      <w:rPr>
+        <w:u w:val="none"/>
+      </w:rPr>
+    </w:lvl>
+    <w:lvl w:ilvl="6">
+      <w:start w:val="1"/>
+      <w:numFmt w:val="bullet"/>
+      <w:lvlText w:val="●"/>
+      <w:lvlJc w:val="left"/>
+      <w:pPr>
+        <w:ind w:left="5040" w:hanging="360"/>
+      </w:pPr>
+      <w:rPr>
+        <w:u w:val="none"/>
+      </w:rPr>
+    </w:lvl>
+    <w:lvl w:ilvl="7">
+      <w:start w:val="1"/>
+      <w:numFmt w:val="bullet"/>
+      <w:lvlText w:val="○"/>
+      <w:lvlJc w:val="left"/>
+      <w:pPr>
+        <w:ind w:left="5760" w:hanging="360"/>
+      </w:pPr>
+      <w:rPr>
+        <w:u w:val="none"/>
+      </w:rPr>
+    </w:lvl>
+    <w:lvl w:ilvl="8">
+      <w:start w:val="1"/>
+      <w:numFmt w:val="bullet"/>
+      <w:lvlText w:val="■"/>
+      <w:lvlJc w:val="left"/>
+      <w:pPr>
+        <w:ind w:left="6480" w:hanging="360"/>
+      </w:pPr>
+      <w:rPr>
+        <w:u w:val="none"/>
+      </w:rPr>
+    </w:lvl>
+  </w:abstractNum>
+  <w:abstractNum w:abstractNumId="17">
+    <w:lvl w:ilvl="0">
+      <w:start w:val="1"/>
+      <w:numFmt w:val="bullet"/>
+      <w:lvlText w:val="●"/>
+      <w:lvlJc w:val="left"/>
+      <w:pPr>
+        <w:ind w:left="720" w:hanging="360"/>
+      </w:pPr>
+      <w:rPr>
+        <w:u w:val="none"/>
+      </w:rPr>
+    </w:lvl>
+    <w:lvl w:ilvl="1">
+      <w:start w:val="1"/>
+      <w:numFmt w:val="bullet"/>
+      <w:lvlText w:val="○"/>
+      <w:lvlJc w:val="left"/>
+      <w:pPr>
+        <w:ind w:left="1440" w:hanging="360"/>
+      </w:pPr>
+      <w:rPr>
+        <w:u w:val="none"/>
+      </w:rPr>
+    </w:lvl>
+    <w:lvl w:ilvl="2">
+      <w:start w:val="1"/>
+      <w:numFmt w:val="bullet"/>
+      <w:lvlText w:val="■"/>
+      <w:lvlJc w:val="left"/>
+      <w:pPr>
+        <w:ind w:left="2160" w:hanging="360"/>
+      </w:pPr>
+      <w:rPr>
+        <w:u w:val="none"/>
+      </w:rPr>
+    </w:lvl>
+    <w:lvl w:ilvl="3">
+      <w:start w:val="1"/>
+      <w:numFmt w:val="bullet"/>
+      <w:lvlText w:val="●"/>
+      <w:lvlJc w:val="left"/>
+      <w:pPr>
+        <w:ind w:left="2880" w:hanging="360"/>
+      </w:pPr>
+      <w:rPr>
+        <w:u w:val="none"/>
+      </w:rPr>
+    </w:lvl>
+    <w:lvl w:ilvl="4">
+      <w:start w:val="1"/>
+      <w:numFmt w:val="bullet"/>
+      <w:lvlText w:val="○"/>
+      <w:lvlJc w:val="left"/>
+      <w:pPr>
+        <w:ind w:left="3600" w:hanging="360"/>
+      </w:pPr>
+      <w:rPr>
+        <w:u w:val="none"/>
+      </w:rPr>
+    </w:lvl>
+    <w:lvl w:ilvl="5">
+      <w:start w:val="1"/>
+      <w:numFmt w:val="bullet"/>
+      <w:lvlText w:val="■"/>
+      <w:lvlJc w:val="left"/>
+      <w:pPr>
+        <w:ind w:left="4320" w:hanging="360"/>
+      </w:pPr>
+      <w:rPr>
+        <w:u w:val="none"/>
+      </w:rPr>
+    </w:lvl>
+    <w:lvl w:ilvl="6">
+      <w:start w:val="1"/>
+      <w:numFmt w:val="bullet"/>
+      <w:lvlText w:val="●"/>
+      <w:lvlJc w:val="left"/>
+      <w:pPr>
+        <w:ind w:left="5040" w:hanging="360"/>
+      </w:pPr>
+      <w:rPr>
+        <w:u w:val="none"/>
+      </w:rPr>
+    </w:lvl>
+    <w:lvl w:ilvl="7">
+      <w:start w:val="1"/>
+      <w:numFmt w:val="bullet"/>
+      <w:lvlText w:val="○"/>
+      <w:lvlJc w:val="left"/>
+      <w:pPr>
+        <w:ind w:left="5760" w:hanging="360"/>
+      </w:pPr>
+      <w:rPr>
+        <w:u w:val="none"/>
+      </w:rPr>
+    </w:lvl>
+    <w:lvl w:ilvl="8">
+      <w:start w:val="1"/>
+      <w:numFmt w:val="bullet"/>
+      <w:lvlText w:val="■"/>
+      <w:lvlJc w:val="left"/>
+      <w:pPr>
+        <w:ind w:left="6480" w:hanging="360"/>
+      </w:pPr>
+      <w:rPr>
+        <w:u w:val="none"/>
+      </w:rPr>
+    </w:lvl>
+  </w:abstractNum>
+  <w:abstractNum w:abstractNumId="18">
+    <w:lvl w:ilvl="0">
+      <w:start w:val="1"/>
+      <w:numFmt w:val="bullet"/>
+      <w:lvlText w:val="●"/>
+      <w:lvlJc w:val="left"/>
+      <w:pPr>
+        <w:ind w:left="720" w:hanging="360"/>
+      </w:pPr>
+      <w:rPr>
+        <w:u w:val="none"/>
+      </w:rPr>
+    </w:lvl>
+    <w:lvl w:ilvl="1">
+      <w:start w:val="1"/>
+      <w:numFmt w:val="bullet"/>
+      <w:lvlText w:val="○"/>
+      <w:lvlJc w:val="left"/>
+      <w:pPr>
+        <w:ind w:left="1440" w:hanging="360"/>
+      </w:pPr>
+      <w:rPr>
+        <w:u w:val="none"/>
+      </w:rPr>
+    </w:lvl>
+    <w:lvl w:ilvl="2">
+      <w:start w:val="1"/>
+      <w:numFmt w:val="bullet"/>
+      <w:lvlText w:val="■"/>
+      <w:lvlJc w:val="left"/>
+      <w:pPr>
+        <w:ind w:left="2160" w:hanging="360"/>
+      </w:pPr>
+      <w:rPr>
+        <w:u w:val="none"/>
+      </w:rPr>
+    </w:lvl>
+    <w:lvl w:ilvl="3">
+      <w:start w:val="1"/>
+      <w:numFmt w:val="bullet"/>
+      <w:lvlText w:val="●"/>
+      <w:lvlJc w:val="left"/>
+      <w:pPr>
+        <w:ind w:left="2880" w:hanging="360"/>
+      </w:pPr>
+      <w:rPr>
+        <w:u w:val="none"/>
+      </w:rPr>
+    </w:lvl>
+    <w:lvl w:ilvl="4">
+      <w:start w:val="1"/>
+      <w:numFmt w:val="bullet"/>
+      <w:lvlText w:val="○"/>
+      <w:lvlJc w:val="left"/>
+      <w:pPr>
+        <w:ind w:left="3600" w:hanging="360"/>
+      </w:pPr>
+      <w:rPr>
+        <w:u w:val="none"/>
+      </w:rPr>
+    </w:lvl>
+    <w:lvl w:ilvl="5">
+      <w:start w:val="1"/>
+      <w:numFmt w:val="bullet"/>
+      <w:lvlText w:val="■"/>
+      <w:lvlJc w:val="left"/>
+      <w:pPr>
+        <w:ind w:left="4320" w:hanging="360"/>
+      </w:pPr>
+      <w:rPr>
+        <w:u w:val="none"/>
+      </w:rPr>
+    </w:lvl>
+    <w:lvl w:ilvl="6">
+      <w:start w:val="1"/>
+      <w:numFmt w:val="bullet"/>
+      <w:lvlText w:val="●"/>
+      <w:lvlJc w:val="left"/>
+      <w:pPr>
+        <w:ind w:left="5040" w:hanging="360"/>
+      </w:pPr>
+      <w:rPr>
+        <w:u w:val="none"/>
+      </w:rPr>
+    </w:lvl>
+    <w:lvl w:ilvl="7">
+      <w:start w:val="1"/>
+      <w:numFmt w:val="bullet"/>
+      <w:lvlText w:val="○"/>
+      <w:lvlJc w:val="left"/>
+      <w:pPr>
+        <w:ind w:left="5760" w:hanging="360"/>
+      </w:pPr>
+      <w:rPr>
+        <w:u w:val="none"/>
+      </w:rPr>
+    </w:lvl>
+    <w:lvl w:ilvl="8">
+      <w:start w:val="1"/>
+      <w:numFmt w:val="bullet"/>
+      <w:lvlText w:val="■"/>
+      <w:lvlJc w:val="left"/>
+      <w:pPr>
+        <w:ind w:left="6480" w:hanging="360"/>
+      </w:pPr>
+      <w:rPr>
+        <w:u w:val="none"/>
+      </w:rPr>
+    </w:lvl>
+  </w:abstractNum>
+  <w:abstractNum w:abstractNumId="19">
+    <w:lvl w:ilvl="0">
+      <w:start w:val="1"/>
+      <w:numFmt w:val="bullet"/>
+      <w:lvlText w:val="●"/>
+      <w:lvlJc w:val="left"/>
+      <w:pPr>
+        <w:ind w:left="720" w:hanging="360"/>
+      </w:pPr>
+      <w:rPr>
+        <w:u w:val="none"/>
+      </w:rPr>
+    </w:lvl>
+    <w:lvl w:ilvl="1">
+      <w:start w:val="1"/>
+      <w:numFmt w:val="bullet"/>
+      <w:lvlText w:val="○"/>
+      <w:lvlJc w:val="left"/>
+      <w:pPr>
+        <w:ind w:left="1440" w:hanging="360"/>
+      </w:pPr>
+      <w:rPr>
+        <w:u w:val="none"/>
+      </w:rPr>
+    </w:lvl>
+    <w:lvl w:ilvl="2">
+      <w:start w:val="1"/>
+      <w:numFmt w:val="bullet"/>
+      <w:lvlText w:val="■"/>
+      <w:lvlJc w:val="left"/>
+      <w:pPr>
+        <w:ind w:left="2160" w:hanging="360"/>
+      </w:pPr>
+      <w:rPr>
+        <w:u w:val="none"/>
+      </w:rPr>
+    </w:lvl>
+    <w:lvl w:ilvl="3">
+      <w:start w:val="1"/>
+      <w:numFmt w:val="bullet"/>
+      <w:lvlText w:val="●"/>
+      <w:lvlJc w:val="left"/>
+      <w:pPr>
+        <w:ind w:left="2880" w:hanging="360"/>
+      </w:pPr>
+      <w:rPr>
+        <w:u w:val="none"/>
+      </w:rPr>
+    </w:lvl>
+    <w:lvl w:ilvl="4">
+      <w:start w:val="1"/>
+      <w:numFmt w:val="bullet"/>
+      <w:lvlText w:val="○"/>
+      <w:lvlJc w:val="left"/>
+      <w:pPr>
+        <w:ind w:left="3600" w:hanging="360"/>
+      </w:pPr>
+      <w:rPr>
+        <w:u w:val="none"/>
+      </w:rPr>
+    </w:lvl>
+    <w:lvl w:ilvl="5">
+      <w:start w:val="1"/>
+      <w:numFmt w:val="bullet"/>
+      <w:lvlText w:val="■"/>
+      <w:lvlJc w:val="left"/>
+      <w:pPr>
+        <w:ind w:left="4320" w:hanging="360"/>
+      </w:pPr>
+      <w:rPr>
+        <w:u w:val="none"/>
+      </w:rPr>
+    </w:lvl>
+    <w:lvl w:ilvl="6">
+      <w:start w:val="1"/>
+      <w:numFmt w:val="bullet"/>
+      <w:lvlText w:val="●"/>
+      <w:lvlJc w:val="left"/>
+      <w:pPr>
+        <w:ind w:left="5040" w:hanging="360"/>
+      </w:pPr>
+      <w:rPr>
+        <w:u w:val="none"/>
+      </w:rPr>
+    </w:lvl>
+    <w:lvl w:ilvl="7">
+      <w:start w:val="1"/>
+      <w:numFmt w:val="bullet"/>
+      <w:lvlText w:val="○"/>
+      <w:lvlJc w:val="left"/>
+      <w:pPr>
+        <w:ind w:left="5760" w:hanging="360"/>
+      </w:pPr>
+      <w:rPr>
+        <w:u w:val="none"/>
+      </w:rPr>
+    </w:lvl>
+    <w:lvl w:ilvl="8">
+      <w:start w:val="1"/>
+      <w:numFmt w:val="bullet"/>
+      <w:lvlText w:val="■"/>
+      <w:lvlJc w:val="left"/>
+      <w:pPr>
+        <w:ind w:left="6480" w:hanging="360"/>
+      </w:pPr>
+      <w:rPr>
+        <w:u w:val="none"/>
+      </w:rPr>
+    </w:lvl>
+  </w:abstractNum>
+  <w:abstractNum w:abstractNumId="20">
+    <w:lvl w:ilvl="0">
+      <w:start w:val="1"/>
+      <w:numFmt w:val="bullet"/>
+      <w:lvlText w:val="●"/>
+      <w:lvlJc w:val="left"/>
+      <w:pPr>
+        <w:ind w:left="720" w:hanging="360"/>
+      </w:pPr>
+      <w:rPr>
+        <w:u w:val="none"/>
+      </w:rPr>
+    </w:lvl>
+    <w:lvl w:ilvl="1">
+      <w:start w:val="1"/>
+      <w:numFmt w:val="bullet"/>
+      <w:lvlText w:val="○"/>
+      <w:lvlJc w:val="left"/>
+      <w:pPr>
+        <w:ind w:left="1440" w:hanging="360"/>
+      </w:pPr>
+      <w:rPr>
+        <w:u w:val="none"/>
+      </w:rPr>
+    </w:lvl>
+    <w:lvl w:ilvl="2">
+      <w:start w:val="1"/>
+      <w:numFmt w:val="bullet"/>
+      <w:lvlText w:val="■"/>
+      <w:lvlJc w:val="left"/>
+      <w:pPr>
+        <w:ind w:left="2160" w:hanging="360"/>
+      </w:pPr>
+      <w:rPr>
+        <w:u w:val="none"/>
+      </w:rPr>
+    </w:lvl>
+    <w:lvl w:ilvl="3">
+      <w:start w:val="1"/>
+      <w:numFmt w:val="bullet"/>
+      <w:lvlText w:val="●"/>
+      <w:lvlJc w:val="left"/>
+      <w:pPr>
+        <w:ind w:left="2880" w:hanging="360"/>
+      </w:pPr>
+      <w:rPr>
+        <w:u w:val="none"/>
+      </w:rPr>
+    </w:lvl>
+    <w:lvl w:ilvl="4">
+      <w:start w:val="1"/>
+      <w:numFmt w:val="bullet"/>
+      <w:lvlText w:val="○"/>
+      <w:lvlJc w:val="left"/>
+      <w:pPr>
+        <w:ind w:left="3600" w:hanging="360"/>
+      </w:pPr>
+      <w:rPr>
+        <w:u w:val="none"/>
+      </w:rPr>
+    </w:lvl>
+    <w:lvl w:ilvl="5">
+      <w:start w:val="1"/>
+      <w:numFmt w:val="bullet"/>
+      <w:lvlText w:val="■"/>
+      <w:lvlJc w:val="left"/>
+      <w:pPr>
+        <w:ind w:left="4320" w:hanging="360"/>
+      </w:pPr>
+      <w:rPr>
+        <w:u w:val="none"/>
+      </w:rPr>
+    </w:lvl>
+    <w:lvl w:ilvl="6">
+      <w:start w:val="1"/>
+      <w:numFmt w:val="bullet"/>
+      <w:lvlText w:val="●"/>
+      <w:lvlJc w:val="left"/>
+      <w:pPr>
+        <w:ind w:left="5040" w:hanging="360"/>
+      </w:pPr>
+      <w:rPr>
+        <w:u w:val="none"/>
+      </w:rPr>
+    </w:lvl>
+    <w:lvl w:ilvl="7">
+      <w:start w:val="1"/>
+      <w:numFmt w:val="bullet"/>
+      <w:lvlText w:val="○"/>
+      <w:lvlJc w:val="left"/>
+      <w:pPr>
+        <w:ind w:left="5760" w:hanging="360"/>
+      </w:pPr>
+      <w:rPr>
+        <w:u w:val="none"/>
+      </w:rPr>
+    </w:lvl>
+    <w:lvl w:ilvl="8">
+      <w:start w:val="1"/>
+      <w:numFmt w:val="bullet"/>
+      <w:lvlText w:val="■"/>
+      <w:lvlJc w:val="left"/>
+      <w:pPr>
+        <w:ind w:left="6480" w:hanging="360"/>
+      </w:pPr>
+      <w:rPr>
+        <w:u w:val="none"/>
+      </w:rPr>
     </w:lvl>
   </w:abstractNum>
   <w:num w:numId="1">
@@ -6490,6 +10502,60 @@
   </w:num>
   <w:num w:numId="2">
     <w:abstractNumId w:val="2"/>
+  </w:num>
+  <w:num w:numId="3">
+    <w:abstractNumId w:val="3"/>
+  </w:num>
+  <w:num w:numId="4">
+    <w:abstractNumId w:val="4"/>
+  </w:num>
+  <w:num w:numId="5">
+    <w:abstractNumId w:val="5"/>
+  </w:num>
+  <w:num w:numId="6">
+    <w:abstractNumId w:val="6"/>
+  </w:num>
+  <w:num w:numId="7">
+    <w:abstractNumId w:val="7"/>
+  </w:num>
+  <w:num w:numId="8">
+    <w:abstractNumId w:val="8"/>
+  </w:num>
+  <w:num w:numId="9">
+    <w:abstractNumId w:val="9"/>
+  </w:num>
+  <w:num w:numId="10">
+    <w:abstractNumId w:val="10"/>
+  </w:num>
+  <w:num w:numId="11">
+    <w:abstractNumId w:val="11"/>
+  </w:num>
+  <w:num w:numId="12">
+    <w:abstractNumId w:val="12"/>
+  </w:num>
+  <w:num w:numId="13">
+    <w:abstractNumId w:val="13"/>
+  </w:num>
+  <w:num w:numId="14">
+    <w:abstractNumId w:val="14"/>
+  </w:num>
+  <w:num w:numId="15">
+    <w:abstractNumId w:val="15"/>
+  </w:num>
+  <w:num w:numId="16">
+    <w:abstractNumId w:val="16"/>
+  </w:num>
+  <w:num w:numId="17">
+    <w:abstractNumId w:val="17"/>
+  </w:num>
+  <w:num w:numId="18">
+    <w:abstractNumId w:val="18"/>
+  </w:num>
+  <w:num w:numId="19">
+    <w:abstractNumId w:val="19"/>
+  </w:num>
+  <w:num w:numId="20">
+    <w:abstractNumId w:val="20"/>
   </w:num>
 </w:numbering>
 </file>
